--- a/SAMPLE PROJECT OF DATABASE USING JAVA.docx
+++ b/SAMPLE PROJECT OF DATABASE USING JAVA.docx
@@ -1,6 +1,6 @@
 
 <file path=word/document.xml><?xml version="1.0" encoding="utf-8"?>
-<w:document xmlns:wpc="http://schemas.microsoft.com/office/word/2010/wordprocessingCanvas" xmlns:mc="http://schemas.openxmlformats.org/markup-compatibility/2006" xmlns:o="urn:schemas-microsoft-com:office:office" xmlns:r="http://schemas.openxmlformats.org/officeDocument/2006/relationships" xmlns:m="http://schemas.openxmlformats.org/officeDocument/2006/math" xmlns:v="urn:schemas-microsoft-com:vml" xmlns:wp14="http://schemas.microsoft.com/office/word/2010/wordprocessingDrawing" xmlns:wp="http://schemas.openxmlformats.org/drawingml/2006/wordprocessingDrawing" xmlns:w10="urn:schemas-microsoft-com:office:word" xmlns:w="http://schemas.openxmlformats.org/wordprocessingml/2006/main" xmlns:w14="http://schemas.microsoft.com/office/word/2010/wordml" xmlns:w15="http://schemas.microsoft.com/office/word/2012/wordml" xmlns:wpg="http://schemas.microsoft.com/office/word/2010/wordprocessingGroup" xmlns:wpi="http://schemas.microsoft.com/office/word/2010/wordprocessingInk" xmlns:wne="http://schemas.microsoft.com/office/word/2006/wordml" xmlns:wps="http://schemas.microsoft.com/office/word/2010/wordprocessingShape" mc:Ignorable="w14 w15 wp14">
+<w:document xmlns:wpc="http://schemas.microsoft.com/office/word/2010/wordprocessingCanvas" xmlns:cx="http://schemas.microsoft.com/office/drawing/2014/chartex" xmlns:cx1="http://schemas.microsoft.com/office/drawing/2015/9/8/chartex" xmlns:cx2="http://schemas.microsoft.com/office/drawing/2015/10/21/chartex" xmlns:cx3="http://schemas.microsoft.com/office/drawing/2016/5/9/chartex" xmlns:cx4="http://schemas.microsoft.com/office/drawing/2016/5/10/chartex" xmlns:cx5="http://schemas.microsoft.com/office/drawing/2016/5/11/chartex" xmlns:cx6="http://schemas.microsoft.com/office/drawing/2016/5/12/chartex" xmlns:cx7="http://schemas.microsoft.com/office/drawing/2016/5/13/chartex" xmlns:cx8="http://schemas.microsoft.com/office/drawing/2016/5/14/chartex" xmlns:mc="http://schemas.openxmlformats.org/markup-compatibility/2006" xmlns:aink="http://schemas.microsoft.com/office/drawing/2016/ink" xmlns:am3d="http://schemas.microsoft.com/office/drawing/2017/model3d" xmlns:o="urn:schemas-microsoft-com:office:office" xmlns:r="http://schemas.openxmlformats.org/officeDocument/2006/relationships" xmlns:m="http://schemas.openxmlformats.org/officeDocument/2006/math" xmlns:v="urn:schemas-microsoft-com:vml" xmlns:wp14="http://schemas.microsoft.com/office/word/2010/wordprocessingDrawing" xmlns:wp="http://schemas.openxmlformats.org/drawingml/2006/wordprocessingDrawing" xmlns:w10="urn:schemas-microsoft-com:office:word" xmlns:w="http://schemas.openxmlformats.org/wordprocessingml/2006/main" xmlns:w14="http://schemas.microsoft.com/office/word/2010/wordml" xmlns:w15="http://schemas.microsoft.com/office/word/2012/wordml" xmlns:w16cid="http://schemas.microsoft.com/office/word/2016/wordml/cid" xmlns:w16se="http://schemas.microsoft.com/office/word/2015/wordml/symex" xmlns:wpg="http://schemas.microsoft.com/office/word/2010/wordprocessingGroup" xmlns:wpi="http://schemas.microsoft.com/office/word/2010/wordprocessingInk" xmlns:wne="http://schemas.microsoft.com/office/word/2006/wordml" xmlns:wps="http://schemas.microsoft.com/office/word/2010/wordprocessingShape" mc:Ignorable="w14 w15 w16se w16cid wp14">
   <w:body>
     <w:p>
       <w:pPr>
@@ -29,34 +29,75 @@
         </w:rPr>
         <w:t>SAMPLE PROJECT</w:t>
       </w:r>
-    </w:p>
-    <w:p>
-      <w:pPr>
-        <w:autoSpaceDE w:val="0"/>
-        <w:autoSpaceDN w:val="0"/>
-        <w:adjustRightInd w:val="0"/>
-        <w:spacing w:after="0" w:line="240" w:lineRule="auto"/>
+      <w:r>
         <w:rPr>
           <w:rFonts w:ascii="Courier New" w:hAnsi="Courier New" w:cs="Courier New"/>
           <w:b/>
           <w:bCs/>
           <w:color w:val="7F0055"/>
-          <w:sz w:val="20"/>
-          <w:szCs w:val="20"/>
-        </w:rPr>
-      </w:pPr>
-    </w:p>
-    <w:p>
-      <w:pPr>
-        <w:autoSpaceDE w:val="0"/>
-        <w:autoSpaceDN w:val="0"/>
-        <w:adjustRightInd w:val="0"/>
-        <w:spacing w:after="0" w:line="240" w:lineRule="auto"/>
+          <w:sz w:val="40"/>
+          <w:szCs w:val="20"/>
+        </w:rPr>
+        <w:t xml:space="preserve"> </w:t>
+      </w:r>
+    </w:p>
+    <w:p>
+      <w:pPr>
+        <w:autoSpaceDE w:val="0"/>
+        <w:autoSpaceDN w:val="0"/>
+        <w:adjustRightInd w:val="0"/>
+        <w:spacing w:after="0" w:line="240" w:lineRule="auto"/>
+        <w:jc w:val="center"/>
         <w:rPr>
           <w:rFonts w:ascii="Courier New" w:hAnsi="Courier New" w:cs="Courier New"/>
           <w:b/>
           <w:bCs/>
           <w:color w:val="7F0055"/>
+          <w:sz w:val="40"/>
+          <w:szCs w:val="20"/>
+        </w:rPr>
+      </w:pPr>
+      <w:r>
+        <w:rPr>
+          <w:rFonts w:ascii="Courier New" w:hAnsi="Courier New" w:cs="Courier New"/>
+          <w:b/>
+          <w:bCs/>
+          <w:color w:val="7F0055"/>
+          <w:sz w:val="40"/>
+          <w:szCs w:val="20"/>
+        </w:rPr>
+        <w:t>New changes</w:t>
+      </w:r>
+      <w:bookmarkStart w:id="0" w:name="_GoBack"/>
+      <w:bookmarkEnd w:id="0"/>
+    </w:p>
+    <w:p>
+      <w:pPr>
+        <w:autoSpaceDE w:val="0"/>
+        <w:autoSpaceDN w:val="0"/>
+        <w:adjustRightInd w:val="0"/>
+        <w:spacing w:after="0" w:line="240" w:lineRule="auto"/>
+        <w:rPr>
+          <w:rFonts w:ascii="Courier New" w:hAnsi="Courier New" w:cs="Courier New"/>
+          <w:b/>
+          <w:bCs/>
+          <w:color w:val="7F0055"/>
+          <w:sz w:val="20"/>
+          <w:szCs w:val="20"/>
+        </w:rPr>
+      </w:pPr>
+    </w:p>
+    <w:p>
+      <w:pPr>
+        <w:autoSpaceDE w:val="0"/>
+        <w:autoSpaceDN w:val="0"/>
+        <w:adjustRightInd w:val="0"/>
+        <w:spacing w:after="0" w:line="240" w:lineRule="auto"/>
+        <w:rPr>
+          <w:rFonts w:ascii="Courier New" w:hAnsi="Courier New" w:cs="Courier New"/>
+          <w:b/>
+          <w:bCs/>
+          <w:color w:val="7F0055"/>
           <w:sz w:val="20"/>
           <w:szCs w:val="20"/>
         </w:rPr>
@@ -144,33 +185,7 @@
           <w:sz w:val="20"/>
           <w:szCs w:val="20"/>
         </w:rPr>
-        <w:t xml:space="preserve">How to Display </w:t>
-      </w:r>
-      <w:proofErr w:type="spellStart"/>
-      <w:proofErr w:type="gramStart"/>
-      <w:r>
-        <w:rPr>
-          <w:rFonts w:ascii="Segoe UI" w:eastAsia="Times New Roman" w:hAnsi="Segoe UI" w:cs="Segoe UI"/>
-          <w:b/>
-          <w:bCs/>
-          <w:color w:val="333333"/>
-          <w:sz w:val="20"/>
-          <w:szCs w:val="20"/>
-        </w:rPr>
-        <w:t>Emp</w:t>
-      </w:r>
-      <w:proofErr w:type="spellEnd"/>
-      <w:proofErr w:type="gramEnd"/>
-      <w:r>
-        <w:rPr>
-          <w:rFonts w:ascii="Segoe UI" w:eastAsia="Times New Roman" w:hAnsi="Segoe UI" w:cs="Segoe UI"/>
-          <w:b/>
-          <w:bCs/>
-          <w:color w:val="333333"/>
-          <w:sz w:val="20"/>
-          <w:szCs w:val="20"/>
-        </w:rPr>
-        <w:t xml:space="preserve"> Information in a New Frame</w:t>
+        <w:t>How to Display Emp Information in a New Frame</w:t>
       </w:r>
     </w:p>
     <w:p>
@@ -344,29 +359,7 @@
           <w:sz w:val="20"/>
           <w:szCs w:val="20"/>
         </w:rPr>
-        <w:t xml:space="preserve">This Java contains the programming code. In this file we use Swing components to display the </w:t>
-      </w:r>
-      <w:proofErr w:type="spellStart"/>
-      <w:proofErr w:type="gramStart"/>
-      <w:r>
-        <w:rPr>
-          <w:rFonts w:ascii="Segoe UI" w:eastAsia="Times New Roman" w:hAnsi="Segoe UI" w:cs="Segoe UI"/>
-          <w:color w:val="333333"/>
-          <w:sz w:val="20"/>
-          <w:szCs w:val="20"/>
-        </w:rPr>
-        <w:t>emp</w:t>
-      </w:r>
-      <w:proofErr w:type="spellEnd"/>
-      <w:proofErr w:type="gramEnd"/>
-      <w:r>
-        <w:rPr>
-          <w:rFonts w:ascii="Segoe UI" w:eastAsia="Times New Roman" w:hAnsi="Segoe UI" w:cs="Segoe UI"/>
-          <w:color w:val="333333"/>
-          <w:sz w:val="20"/>
-          <w:szCs w:val="20"/>
-        </w:rPr>
-        <w:t xml:space="preserve"> data in a new frame after the employee name selection.</w:t>
+        <w:t>This Java contains the programming code. In this file we use Swing components to display the emp data in a new frame after the employee name selection.</w:t>
       </w:r>
     </w:p>
     <w:p>
@@ -467,37 +460,15 @@
           <w:szCs w:val="20"/>
         </w:rPr>
       </w:pPr>
-      <w:proofErr w:type="spellStart"/>
-      <w:r>
-        <w:rPr>
-          <w:rFonts w:ascii="Segoe UI" w:eastAsia="Times New Roman" w:hAnsi="Segoe UI" w:cs="Segoe UI"/>
-          <w:color w:val="333333"/>
-          <w:sz w:val="20"/>
-          <w:szCs w:val="20"/>
-        </w:rPr>
-        <w:t>javax.swing</w:t>
-      </w:r>
-      <w:proofErr w:type="spellEnd"/>
-      <w:r>
-        <w:rPr>
-          <w:rFonts w:ascii="Segoe UI" w:eastAsia="Times New Roman" w:hAnsi="Segoe UI" w:cs="Segoe UI"/>
-          <w:color w:val="333333"/>
-          <w:sz w:val="20"/>
-          <w:szCs w:val="20"/>
-        </w:rPr>
-        <w:t>.*</w:t>
-      </w:r>
-      <w:proofErr w:type="gramStart"/>
-      <w:r>
-        <w:rPr>
-          <w:rFonts w:ascii="Segoe UI" w:eastAsia="Times New Roman" w:hAnsi="Segoe UI" w:cs="Segoe UI"/>
-          <w:color w:val="333333"/>
-          <w:sz w:val="20"/>
-          <w:szCs w:val="20"/>
-        </w:rPr>
-        <w:t>;</w:t>
-      </w:r>
-      <w:proofErr w:type="gramEnd"/>
+      <w:r>
+        <w:rPr>
+          <w:rFonts w:ascii="Segoe UI" w:eastAsia="Times New Roman" w:hAnsi="Segoe UI" w:cs="Segoe UI"/>
+          <w:color w:val="333333"/>
+          <w:sz w:val="20"/>
+          <w:szCs w:val="20"/>
+        </w:rPr>
+        <w:t>javax.swing.*;</w:t>
+      </w:r>
       <w:r>
         <w:rPr>
           <w:rFonts w:ascii="Segoe UI" w:eastAsia="Times New Roman" w:hAnsi="Segoe UI" w:cs="Segoe UI"/>
@@ -506,26 +477,7 @@
           <w:szCs w:val="20"/>
         </w:rPr>
         <w:br/>
-      </w:r>
-      <w:proofErr w:type="spellStart"/>
-      <w:r>
-        <w:rPr>
-          <w:rFonts w:ascii="Segoe UI" w:eastAsia="Times New Roman" w:hAnsi="Segoe UI" w:cs="Segoe UI"/>
-          <w:color w:val="333333"/>
-          <w:sz w:val="20"/>
-          <w:szCs w:val="20"/>
-        </w:rPr>
-        <w:t>java.awt</w:t>
-      </w:r>
-      <w:proofErr w:type="spellEnd"/>
-      <w:r>
-        <w:rPr>
-          <w:rFonts w:ascii="Segoe UI" w:eastAsia="Times New Roman" w:hAnsi="Segoe UI" w:cs="Segoe UI"/>
-          <w:color w:val="333333"/>
-          <w:sz w:val="20"/>
-          <w:szCs w:val="20"/>
-        </w:rPr>
-        <w:t>.*;</w:t>
+        <w:t>java.awt.*;</w:t>
       </w:r>
       <w:r>
         <w:rPr>
@@ -535,26 +487,7 @@
           <w:szCs w:val="20"/>
         </w:rPr>
         <w:br/>
-      </w:r>
-      <w:proofErr w:type="spellStart"/>
-      <w:r>
-        <w:rPr>
-          <w:rFonts w:ascii="Segoe UI" w:eastAsia="Times New Roman" w:hAnsi="Segoe UI" w:cs="Segoe UI"/>
-          <w:color w:val="333333"/>
-          <w:sz w:val="20"/>
-          <w:szCs w:val="20"/>
-        </w:rPr>
-        <w:t>java.awt.event</w:t>
-      </w:r>
-      <w:proofErr w:type="spellEnd"/>
-      <w:r>
-        <w:rPr>
-          <w:rFonts w:ascii="Segoe UI" w:eastAsia="Times New Roman" w:hAnsi="Segoe UI" w:cs="Segoe UI"/>
-          <w:color w:val="333333"/>
-          <w:sz w:val="20"/>
-          <w:szCs w:val="20"/>
-        </w:rPr>
-        <w:t>.*;</w:t>
+        <w:t>java.awt.event.*;</w:t>
       </w:r>
       <w:r>
         <w:rPr>
@@ -564,26 +497,7 @@
           <w:szCs w:val="20"/>
         </w:rPr>
         <w:br/>
-      </w:r>
-      <w:proofErr w:type="spellStart"/>
-      <w:r>
-        <w:rPr>
-          <w:rFonts w:ascii="Segoe UI" w:eastAsia="Times New Roman" w:hAnsi="Segoe UI" w:cs="Segoe UI"/>
-          <w:color w:val="333333"/>
-          <w:sz w:val="20"/>
-          <w:szCs w:val="20"/>
-        </w:rPr>
-        <w:t>java.sql</w:t>
-      </w:r>
-      <w:proofErr w:type="spellEnd"/>
-      <w:r>
-        <w:rPr>
-          <w:rFonts w:ascii="Segoe UI" w:eastAsia="Times New Roman" w:hAnsi="Segoe UI" w:cs="Segoe UI"/>
-          <w:color w:val="333333"/>
-          <w:sz w:val="20"/>
-          <w:szCs w:val="20"/>
-        </w:rPr>
-        <w:t>.*;</w:t>
+        <w:t>java.sql.*;</w:t>
       </w:r>
       <w:r>
         <w:rPr>
@@ -593,26 +507,7 @@
           <w:szCs w:val="20"/>
         </w:rPr>
         <w:br/>
-      </w:r>
-      <w:proofErr w:type="spellStart"/>
-      <w:r>
-        <w:rPr>
-          <w:rFonts w:ascii="Segoe UI" w:eastAsia="Times New Roman" w:hAnsi="Segoe UI" w:cs="Segoe UI"/>
-          <w:color w:val="333333"/>
-          <w:sz w:val="20"/>
-          <w:szCs w:val="20"/>
-        </w:rPr>
-        <w:t>java.util.Vector</w:t>
-      </w:r>
-      <w:proofErr w:type="spellEnd"/>
-      <w:r>
-        <w:rPr>
-          <w:rFonts w:ascii="Segoe UI" w:eastAsia="Times New Roman" w:hAnsi="Segoe UI" w:cs="Segoe UI"/>
-          <w:color w:val="333333"/>
-          <w:sz w:val="20"/>
-          <w:szCs w:val="20"/>
-        </w:rPr>
-        <w:t>;</w:t>
+        <w:t>java.util.Vector;</w:t>
       </w:r>
     </w:p>
     <w:p>
@@ -656,9 +551,62 @@
           <w:sz w:val="20"/>
           <w:szCs w:val="20"/>
         </w:rPr>
-        <w:t xml:space="preserve">B. Extend the </w:t>
-      </w:r>
-      <w:proofErr w:type="spellStart"/>
+        <w:t>B. Extend the JFrame components and implements the ActionListener</w:t>
+      </w:r>
+    </w:p>
+    <w:p>
+      <w:pPr>
+        <w:shd w:val="clear" w:color="auto" w:fill="FFFFFF"/>
+        <w:spacing w:before="100" w:beforeAutospacing="1" w:after="100" w:afterAutospacing="1" w:line="240" w:lineRule="auto"/>
+        <w:rPr>
+          <w:rFonts w:ascii="Segoe UI" w:eastAsia="Times New Roman" w:hAnsi="Segoe UI" w:cs="Segoe UI"/>
+          <w:color w:val="333333"/>
+          <w:sz w:val="20"/>
+          <w:szCs w:val="20"/>
+        </w:rPr>
+      </w:pPr>
+      <w:r>
+        <w:rPr>
+          <w:rFonts w:ascii="Segoe UI" w:eastAsia="Times New Roman" w:hAnsi="Segoe UI" w:cs="Segoe UI"/>
+          <w:color w:val="333333"/>
+          <w:sz w:val="20"/>
+          <w:szCs w:val="20"/>
+        </w:rPr>
+        <w:t>Extends the JFrame components and implement the ActionListener as in the following:</w:t>
+      </w:r>
+    </w:p>
+    <w:p>
+      <w:pPr>
+        <w:shd w:val="clear" w:color="auto" w:fill="FFFFFF"/>
+        <w:spacing w:before="100" w:beforeAutospacing="1" w:after="100" w:afterAutospacing="1" w:line="240" w:lineRule="auto"/>
+        <w:rPr>
+          <w:rFonts w:ascii="Segoe UI" w:eastAsia="Times New Roman" w:hAnsi="Segoe UI" w:cs="Segoe UI"/>
+          <w:color w:val="333333"/>
+          <w:sz w:val="20"/>
+          <w:szCs w:val="20"/>
+        </w:rPr>
+      </w:pPr>
+      <w:r>
+        <w:rPr>
+          <w:rFonts w:ascii="Segoe UI" w:eastAsia="Times New Roman" w:hAnsi="Segoe UI" w:cs="Segoe UI"/>
+          <w:color w:val="333333"/>
+          <w:sz w:val="20"/>
+          <w:szCs w:val="20"/>
+        </w:rPr>
+        <w:t>class EmpSearchApp extends JFrame implements ActionListener</w:t>
+      </w:r>
+    </w:p>
+    <w:p>
+      <w:pPr>
+        <w:shd w:val="clear" w:color="auto" w:fill="FFFFFF"/>
+        <w:spacing w:before="100" w:beforeAutospacing="1" w:after="100" w:afterAutospacing="1" w:line="240" w:lineRule="auto"/>
+        <w:rPr>
+          <w:rFonts w:ascii="Segoe UI" w:eastAsia="Times New Roman" w:hAnsi="Segoe UI" w:cs="Segoe UI"/>
+          <w:color w:val="333333"/>
+          <w:sz w:val="20"/>
+          <w:szCs w:val="20"/>
+        </w:rPr>
+      </w:pPr>
       <w:r>
         <w:rPr>
           <w:rFonts w:ascii="Segoe UI" w:eastAsia="Times New Roman" w:hAnsi="Segoe UI" w:cs="Segoe UI"/>
@@ -668,33 +616,9 @@
           <w:sz w:val="20"/>
           <w:szCs w:val="20"/>
         </w:rPr>
-        <w:t>JFrame</w:t>
-      </w:r>
-      <w:proofErr w:type="spellEnd"/>
-      <w:r>
-        <w:rPr>
-          <w:rFonts w:ascii="Segoe UI" w:eastAsia="Times New Roman" w:hAnsi="Segoe UI" w:cs="Segoe UI"/>
-          <w:b/>
-          <w:bCs/>
-          <w:color w:val="333333"/>
-          <w:sz w:val="20"/>
-          <w:szCs w:val="20"/>
-        </w:rPr>
-        <w:t xml:space="preserve"> components and implements the </w:t>
-      </w:r>
-      <w:proofErr w:type="spellStart"/>
-      <w:r>
-        <w:rPr>
-          <w:rFonts w:ascii="Segoe UI" w:eastAsia="Times New Roman" w:hAnsi="Segoe UI" w:cs="Segoe UI"/>
-          <w:b/>
-          <w:bCs/>
-          <w:color w:val="333333"/>
-          <w:sz w:val="20"/>
-          <w:szCs w:val="20"/>
-        </w:rPr>
-        <w:t>ActionListener</w:t>
-      </w:r>
-      <w:proofErr w:type="spellEnd"/>
+        <w:lastRenderedPageBreak/>
+        <w:t>C. Declare components</w:t>
+      </w:r>
     </w:p>
     <w:p>
       <w:pPr>
@@ -714,175 +638,70 @@
           <w:sz w:val="20"/>
           <w:szCs w:val="20"/>
         </w:rPr>
-        <w:t xml:space="preserve">Extends the </w:t>
-      </w:r>
-      <w:proofErr w:type="spellStart"/>
-      <w:r>
-        <w:rPr>
-          <w:rFonts w:ascii="Segoe UI" w:eastAsia="Times New Roman" w:hAnsi="Segoe UI" w:cs="Segoe UI"/>
-          <w:color w:val="333333"/>
-          <w:sz w:val="20"/>
-          <w:szCs w:val="20"/>
-        </w:rPr>
-        <w:t>JFrame</w:t>
-      </w:r>
-      <w:proofErr w:type="spellEnd"/>
-      <w:r>
-        <w:rPr>
-          <w:rFonts w:ascii="Segoe UI" w:eastAsia="Times New Roman" w:hAnsi="Segoe UI" w:cs="Segoe UI"/>
-          <w:color w:val="333333"/>
-          <w:sz w:val="20"/>
-          <w:szCs w:val="20"/>
-        </w:rPr>
-        <w:t xml:space="preserve"> components and implement the </w:t>
-      </w:r>
-      <w:proofErr w:type="spellStart"/>
-      <w:r>
-        <w:rPr>
-          <w:rFonts w:ascii="Segoe UI" w:eastAsia="Times New Roman" w:hAnsi="Segoe UI" w:cs="Segoe UI"/>
-          <w:color w:val="333333"/>
-          <w:sz w:val="20"/>
-          <w:szCs w:val="20"/>
-        </w:rPr>
-        <w:t>ActionListener</w:t>
-      </w:r>
-      <w:proofErr w:type="spellEnd"/>
-      <w:r>
-        <w:rPr>
-          <w:rFonts w:ascii="Segoe UI" w:eastAsia="Times New Roman" w:hAnsi="Segoe UI" w:cs="Segoe UI"/>
-          <w:color w:val="333333"/>
-          <w:sz w:val="20"/>
-          <w:szCs w:val="20"/>
-        </w:rPr>
-        <w:t xml:space="preserve"> as in the following:</w:t>
+        <w:t>Now declare the following components:</w:t>
       </w:r>
     </w:p>
     <w:p>
       <w:pPr>
         <w:shd w:val="clear" w:color="auto" w:fill="FFFFFF"/>
-        <w:spacing w:before="100" w:beforeAutospacing="1" w:after="100" w:afterAutospacing="1" w:line="240" w:lineRule="auto"/>
-        <w:rPr>
-          <w:rFonts w:ascii="Segoe UI" w:eastAsia="Times New Roman" w:hAnsi="Segoe UI" w:cs="Segoe UI"/>
-          <w:color w:val="333333"/>
-          <w:sz w:val="20"/>
-          <w:szCs w:val="20"/>
-        </w:rPr>
-      </w:pPr>
-      <w:proofErr w:type="gramStart"/>
-      <w:r>
-        <w:rPr>
-          <w:rFonts w:ascii="Segoe UI" w:eastAsia="Times New Roman" w:hAnsi="Segoe UI" w:cs="Segoe UI"/>
-          <w:color w:val="333333"/>
-          <w:sz w:val="20"/>
-          <w:szCs w:val="20"/>
-        </w:rPr>
-        <w:t>class</w:t>
-      </w:r>
-      <w:proofErr w:type="gramEnd"/>
-      <w:r>
-        <w:rPr>
-          <w:rFonts w:ascii="Segoe UI" w:eastAsia="Times New Roman" w:hAnsi="Segoe UI" w:cs="Segoe UI"/>
-          <w:color w:val="333333"/>
-          <w:sz w:val="20"/>
-          <w:szCs w:val="20"/>
-        </w:rPr>
-        <w:t xml:space="preserve"> </w:t>
-      </w:r>
-      <w:proofErr w:type="spellStart"/>
-      <w:r>
-        <w:rPr>
-          <w:rFonts w:ascii="Segoe UI" w:eastAsia="Times New Roman" w:hAnsi="Segoe UI" w:cs="Segoe UI"/>
-          <w:color w:val="333333"/>
-          <w:sz w:val="20"/>
-          <w:szCs w:val="20"/>
-        </w:rPr>
-        <w:t>EmpSearchApp</w:t>
-      </w:r>
-      <w:proofErr w:type="spellEnd"/>
-      <w:r>
-        <w:rPr>
-          <w:rFonts w:ascii="Segoe UI" w:eastAsia="Times New Roman" w:hAnsi="Segoe UI" w:cs="Segoe UI"/>
-          <w:color w:val="333333"/>
-          <w:sz w:val="20"/>
-          <w:szCs w:val="20"/>
-        </w:rPr>
-        <w:t xml:space="preserve"> extends </w:t>
-      </w:r>
-      <w:proofErr w:type="spellStart"/>
-      <w:r>
-        <w:rPr>
-          <w:rFonts w:ascii="Segoe UI" w:eastAsia="Times New Roman" w:hAnsi="Segoe UI" w:cs="Segoe UI"/>
-          <w:color w:val="333333"/>
-          <w:sz w:val="20"/>
-          <w:szCs w:val="20"/>
-        </w:rPr>
-        <w:t>JFrame</w:t>
-      </w:r>
-      <w:proofErr w:type="spellEnd"/>
-      <w:r>
-        <w:rPr>
-          <w:rFonts w:ascii="Segoe UI" w:eastAsia="Times New Roman" w:hAnsi="Segoe UI" w:cs="Segoe UI"/>
-          <w:color w:val="333333"/>
-          <w:sz w:val="20"/>
-          <w:szCs w:val="20"/>
-        </w:rPr>
-        <w:t xml:space="preserve"> implements </w:t>
-      </w:r>
-      <w:proofErr w:type="spellStart"/>
-      <w:r>
-        <w:rPr>
-          <w:rFonts w:ascii="Segoe UI" w:eastAsia="Times New Roman" w:hAnsi="Segoe UI" w:cs="Segoe UI"/>
-          <w:color w:val="333333"/>
-          <w:sz w:val="20"/>
-          <w:szCs w:val="20"/>
-        </w:rPr>
-        <w:t>ActionListener</w:t>
-      </w:r>
-      <w:proofErr w:type="spellEnd"/>
+        <w:spacing w:after="0" w:line="240" w:lineRule="auto"/>
+        <w:rPr>
+          <w:rFonts w:ascii="Times New Roman" w:eastAsia="Times New Roman" w:hAnsi="Times New Roman" w:cs="Times New Roman"/>
+          <w:color w:val="333333"/>
+          <w:sz w:val="20"/>
+          <w:szCs w:val="20"/>
+        </w:rPr>
+      </w:pPr>
+      <w:r>
+        <w:rPr>
+          <w:rFonts w:ascii="Segoe UI" w:eastAsia="Times New Roman" w:hAnsi="Segoe UI" w:cs="Segoe UI"/>
+          <w:color w:val="333333"/>
+          <w:sz w:val="20"/>
+          <w:szCs w:val="20"/>
+        </w:rPr>
+        <w:t>    JLabel l, l1, l2, l3, l4,l5;</w:t>
+      </w:r>
     </w:p>
     <w:p>
       <w:pPr>
         <w:shd w:val="clear" w:color="auto" w:fill="FFFFFF"/>
-        <w:spacing w:before="100" w:beforeAutospacing="1" w:after="100" w:afterAutospacing="1" w:line="240" w:lineRule="auto"/>
-        <w:rPr>
-          <w:rFonts w:ascii="Segoe UI" w:eastAsia="Times New Roman" w:hAnsi="Segoe UI" w:cs="Segoe UI"/>
-          <w:color w:val="333333"/>
-          <w:sz w:val="20"/>
-          <w:szCs w:val="20"/>
-        </w:rPr>
-      </w:pPr>
-      <w:r>
-        <w:rPr>
-          <w:rFonts w:ascii="Segoe UI" w:eastAsia="Times New Roman" w:hAnsi="Segoe UI" w:cs="Segoe UI"/>
-          <w:b/>
-          <w:bCs/>
-          <w:color w:val="333333"/>
-          <w:sz w:val="20"/>
-          <w:szCs w:val="20"/>
-        </w:rPr>
-        <w:t>C. Declare components</w:t>
+        <w:spacing w:after="0" w:line="240" w:lineRule="auto"/>
+        <w:rPr>
+          <w:rFonts w:ascii="Times New Roman" w:eastAsia="Times New Roman" w:hAnsi="Times New Roman" w:cs="Times New Roman"/>
+          <w:color w:val="333333"/>
+          <w:sz w:val="20"/>
+          <w:szCs w:val="20"/>
+        </w:rPr>
+      </w:pPr>
+      <w:r>
+        <w:rPr>
+          <w:rFonts w:ascii="Segoe UI" w:eastAsia="Times New Roman" w:hAnsi="Segoe UI" w:cs="Segoe UI"/>
+          <w:color w:val="333333"/>
+          <w:sz w:val="20"/>
+          <w:szCs w:val="20"/>
+        </w:rPr>
+        <w:t>    JButton b;</w:t>
       </w:r>
     </w:p>
     <w:p>
       <w:pPr>
         <w:shd w:val="clear" w:color="auto" w:fill="FFFFFF"/>
-        <w:spacing w:before="100" w:beforeAutospacing="1" w:after="100" w:afterAutospacing="1" w:line="240" w:lineRule="auto"/>
-        <w:rPr>
-          <w:rFonts w:ascii="Segoe UI" w:eastAsia="Times New Roman" w:hAnsi="Segoe UI" w:cs="Segoe UI"/>
-          <w:color w:val="333333"/>
-          <w:sz w:val="20"/>
-          <w:szCs w:val="20"/>
-        </w:rPr>
-      </w:pPr>
-      <w:r>
-        <w:rPr>
-          <w:rFonts w:ascii="Segoe UI" w:eastAsia="Times New Roman" w:hAnsi="Segoe UI" w:cs="Segoe UI"/>
-          <w:color w:val="333333"/>
-          <w:sz w:val="20"/>
-          <w:szCs w:val="20"/>
-        </w:rPr>
-        <w:lastRenderedPageBreak/>
-        <w:t>Now declare the following components:</w:t>
+        <w:spacing w:after="0" w:line="240" w:lineRule="auto"/>
+        <w:rPr>
+          <w:rFonts w:ascii="Times New Roman" w:eastAsia="Times New Roman" w:hAnsi="Times New Roman" w:cs="Times New Roman"/>
+          <w:color w:val="333333"/>
+          <w:sz w:val="20"/>
+          <w:szCs w:val="20"/>
+        </w:rPr>
+      </w:pPr>
+      <w:r>
+        <w:rPr>
+          <w:rFonts w:ascii="Segoe UI" w:eastAsia="Times New Roman" w:hAnsi="Segoe UI" w:cs="Segoe UI"/>
+          <w:color w:val="333333"/>
+          <w:sz w:val="20"/>
+          <w:szCs w:val="20"/>
+        </w:rPr>
+        <w:t>    JTextField tf1, tf2, tf3, tf4;</w:t>
       </w:r>
     </w:p>
     <w:p>
@@ -903,190 +722,7 @@
           <w:sz w:val="20"/>
           <w:szCs w:val="20"/>
         </w:rPr>
-        <w:t xml:space="preserve">    </w:t>
-      </w:r>
-      <w:proofErr w:type="spellStart"/>
-      <w:r>
-        <w:rPr>
-          <w:rFonts w:ascii="Segoe UI" w:eastAsia="Times New Roman" w:hAnsi="Segoe UI" w:cs="Segoe UI"/>
-          <w:color w:val="333333"/>
-          <w:sz w:val="20"/>
-          <w:szCs w:val="20"/>
-        </w:rPr>
-        <w:t>JLabel</w:t>
-      </w:r>
-      <w:proofErr w:type="spellEnd"/>
-      <w:r>
-        <w:rPr>
-          <w:rFonts w:ascii="Segoe UI" w:eastAsia="Times New Roman" w:hAnsi="Segoe UI" w:cs="Segoe UI"/>
-          <w:color w:val="333333"/>
-          <w:sz w:val="20"/>
-          <w:szCs w:val="20"/>
-        </w:rPr>
-        <w:t xml:space="preserve"> l, l1, l2, l3, l4</w:t>
-      </w:r>
-      <w:proofErr w:type="gramStart"/>
-      <w:r>
-        <w:rPr>
-          <w:rFonts w:ascii="Segoe UI" w:eastAsia="Times New Roman" w:hAnsi="Segoe UI" w:cs="Segoe UI"/>
-          <w:color w:val="333333"/>
-          <w:sz w:val="20"/>
-          <w:szCs w:val="20"/>
-        </w:rPr>
-        <w:t>,l5</w:t>
-      </w:r>
-      <w:proofErr w:type="gramEnd"/>
-      <w:r>
-        <w:rPr>
-          <w:rFonts w:ascii="Segoe UI" w:eastAsia="Times New Roman" w:hAnsi="Segoe UI" w:cs="Segoe UI"/>
-          <w:color w:val="333333"/>
-          <w:sz w:val="20"/>
-          <w:szCs w:val="20"/>
-        </w:rPr>
-        <w:t>;</w:t>
-      </w:r>
-    </w:p>
-    <w:p>
-      <w:pPr>
-        <w:shd w:val="clear" w:color="auto" w:fill="FFFFFF"/>
-        <w:spacing w:after="0" w:line="240" w:lineRule="auto"/>
-        <w:rPr>
-          <w:rFonts w:ascii="Times New Roman" w:eastAsia="Times New Roman" w:hAnsi="Times New Roman" w:cs="Times New Roman"/>
-          <w:color w:val="333333"/>
-          <w:sz w:val="20"/>
-          <w:szCs w:val="20"/>
-        </w:rPr>
-      </w:pPr>
-      <w:r>
-        <w:rPr>
-          <w:rFonts w:ascii="Segoe UI" w:eastAsia="Times New Roman" w:hAnsi="Segoe UI" w:cs="Segoe UI"/>
-          <w:color w:val="333333"/>
-          <w:sz w:val="20"/>
-          <w:szCs w:val="20"/>
-        </w:rPr>
-        <w:t xml:space="preserve">    </w:t>
-      </w:r>
-      <w:proofErr w:type="spellStart"/>
-      <w:r>
-        <w:rPr>
-          <w:rFonts w:ascii="Segoe UI" w:eastAsia="Times New Roman" w:hAnsi="Segoe UI" w:cs="Segoe UI"/>
-          <w:color w:val="333333"/>
-          <w:sz w:val="20"/>
-          <w:szCs w:val="20"/>
-        </w:rPr>
-        <w:t>JButton</w:t>
-      </w:r>
-      <w:proofErr w:type="spellEnd"/>
-      <w:r>
-        <w:rPr>
-          <w:rFonts w:ascii="Segoe UI" w:eastAsia="Times New Roman" w:hAnsi="Segoe UI" w:cs="Segoe UI"/>
-          <w:color w:val="333333"/>
-          <w:sz w:val="20"/>
-          <w:szCs w:val="20"/>
-        </w:rPr>
-        <w:t xml:space="preserve"> b;</w:t>
-      </w:r>
-    </w:p>
-    <w:p>
-      <w:pPr>
-        <w:shd w:val="clear" w:color="auto" w:fill="FFFFFF"/>
-        <w:spacing w:after="0" w:line="240" w:lineRule="auto"/>
-        <w:rPr>
-          <w:rFonts w:ascii="Times New Roman" w:eastAsia="Times New Roman" w:hAnsi="Times New Roman" w:cs="Times New Roman"/>
-          <w:color w:val="333333"/>
-          <w:sz w:val="20"/>
-          <w:szCs w:val="20"/>
-        </w:rPr>
-      </w:pPr>
-      <w:r>
-        <w:rPr>
-          <w:rFonts w:ascii="Segoe UI" w:eastAsia="Times New Roman" w:hAnsi="Segoe UI" w:cs="Segoe UI"/>
-          <w:color w:val="333333"/>
-          <w:sz w:val="20"/>
-          <w:szCs w:val="20"/>
-        </w:rPr>
-        <w:t xml:space="preserve">    </w:t>
-      </w:r>
-      <w:proofErr w:type="spellStart"/>
-      <w:r>
-        <w:rPr>
-          <w:rFonts w:ascii="Segoe UI" w:eastAsia="Times New Roman" w:hAnsi="Segoe UI" w:cs="Segoe UI"/>
-          <w:color w:val="333333"/>
-          <w:sz w:val="20"/>
-          <w:szCs w:val="20"/>
-        </w:rPr>
-        <w:t>JTextField</w:t>
-      </w:r>
-      <w:proofErr w:type="spellEnd"/>
-      <w:r>
-        <w:rPr>
-          <w:rFonts w:ascii="Segoe UI" w:eastAsia="Times New Roman" w:hAnsi="Segoe UI" w:cs="Segoe UI"/>
-          <w:color w:val="333333"/>
-          <w:sz w:val="20"/>
-          <w:szCs w:val="20"/>
-        </w:rPr>
-        <w:t xml:space="preserve"> tf1, tf2, tf3, tf4;</w:t>
-      </w:r>
-    </w:p>
-    <w:p>
-      <w:pPr>
-        <w:shd w:val="clear" w:color="auto" w:fill="FFFFFF"/>
-        <w:spacing w:after="0" w:line="240" w:lineRule="auto"/>
-        <w:rPr>
-          <w:rFonts w:ascii="Times New Roman" w:eastAsia="Times New Roman" w:hAnsi="Times New Roman" w:cs="Times New Roman"/>
-          <w:color w:val="333333"/>
-          <w:sz w:val="20"/>
-          <w:szCs w:val="20"/>
-        </w:rPr>
-      </w:pPr>
-      <w:r>
-        <w:rPr>
-          <w:rFonts w:ascii="Segoe UI" w:eastAsia="Times New Roman" w:hAnsi="Segoe UI" w:cs="Segoe UI"/>
-          <w:color w:val="333333"/>
-          <w:sz w:val="20"/>
-          <w:szCs w:val="20"/>
-        </w:rPr>
-        <w:t xml:space="preserve">    </w:t>
-      </w:r>
-      <w:proofErr w:type="spellStart"/>
-      <w:r>
-        <w:rPr>
-          <w:rFonts w:ascii="Segoe UI" w:eastAsia="Times New Roman" w:hAnsi="Segoe UI" w:cs="Segoe UI"/>
-          <w:color w:val="333333"/>
-          <w:sz w:val="20"/>
-          <w:szCs w:val="20"/>
-        </w:rPr>
-        <w:t>JComboBox</w:t>
-      </w:r>
-      <w:proofErr w:type="spellEnd"/>
-      <w:r>
-        <w:rPr>
-          <w:rFonts w:ascii="Segoe UI" w:eastAsia="Times New Roman" w:hAnsi="Segoe UI" w:cs="Segoe UI"/>
-          <w:color w:val="333333"/>
-          <w:sz w:val="20"/>
-          <w:szCs w:val="20"/>
-        </w:rPr>
-        <w:t xml:space="preserve"> </w:t>
-      </w:r>
-      <w:proofErr w:type="spellStart"/>
-      <w:r>
-        <w:rPr>
-          <w:rFonts w:ascii="Segoe UI" w:eastAsia="Times New Roman" w:hAnsi="Segoe UI" w:cs="Segoe UI"/>
-          <w:color w:val="333333"/>
-          <w:sz w:val="20"/>
-          <w:szCs w:val="20"/>
-        </w:rPr>
-        <w:t>bx</w:t>
-      </w:r>
-      <w:proofErr w:type="spellEnd"/>
-      <w:r>
-        <w:rPr>
-          <w:rFonts w:ascii="Segoe UI" w:eastAsia="Times New Roman" w:hAnsi="Segoe UI" w:cs="Segoe UI"/>
-          <w:color w:val="333333"/>
-          <w:sz w:val="20"/>
-          <w:szCs w:val="20"/>
-        </w:rPr>
-        <w:t>;</w:t>
+        <w:t>    JComboBox bx;</w:t>
       </w:r>
     </w:p>
     <w:p>
@@ -1126,31 +762,7 @@
           <w:szCs w:val="20"/>
           <w:shd w:val="clear" w:color="auto" w:fill="FFFFFF"/>
         </w:rPr>
-        <w:t> </w:t>
-      </w:r>
-      <w:proofErr w:type="spellStart"/>
-      <w:proofErr w:type="gramStart"/>
-      <w:r>
-        <w:rPr>
-          <w:rFonts w:ascii="Segoe UI" w:eastAsia="Times New Roman" w:hAnsi="Segoe UI" w:cs="Segoe UI"/>
-          <w:color w:val="333333"/>
-          <w:sz w:val="20"/>
-          <w:szCs w:val="20"/>
-          <w:shd w:val="clear" w:color="auto" w:fill="FFFFFF"/>
-        </w:rPr>
-        <w:t>str</w:t>
-      </w:r>
-      <w:proofErr w:type="spellEnd"/>
-      <w:proofErr w:type="gramEnd"/>
-      <w:r>
-        <w:rPr>
-          <w:rFonts w:ascii="Segoe UI" w:eastAsia="Times New Roman" w:hAnsi="Segoe UI" w:cs="Segoe UI"/>
-          <w:color w:val="333333"/>
-          <w:sz w:val="20"/>
-          <w:szCs w:val="20"/>
-          <w:shd w:val="clear" w:color="auto" w:fill="FFFFFF"/>
-        </w:rPr>
-        <w:t>;</w:t>
+        <w:t> str;</w:t>
       </w:r>
     </w:p>
     <w:p>
@@ -1231,36 +843,14 @@
           <w:szCs w:val="20"/>
         </w:rPr>
       </w:pPr>
-      <w:proofErr w:type="spellStart"/>
-      <w:proofErr w:type="gramStart"/>
-      <w:r>
-        <w:rPr>
-          <w:rFonts w:ascii="Segoe UI" w:eastAsia="Times New Roman" w:hAnsi="Segoe UI" w:cs="Segoe UI"/>
-          <w:color w:val="333333"/>
-          <w:sz w:val="20"/>
-          <w:szCs w:val="20"/>
-        </w:rPr>
-        <w:t>EmpSearchApp</w:t>
-      </w:r>
-      <w:proofErr w:type="spellEnd"/>
-      <w:r>
-        <w:rPr>
-          <w:rFonts w:ascii="Segoe UI" w:eastAsia="Times New Roman" w:hAnsi="Segoe UI" w:cs="Segoe UI"/>
-          <w:color w:val="333333"/>
-          <w:sz w:val="20"/>
-          <w:szCs w:val="20"/>
-        </w:rPr>
-        <w:t>(</w:t>
-      </w:r>
-      <w:proofErr w:type="gramEnd"/>
-      <w:r>
-        <w:rPr>
-          <w:rFonts w:ascii="Segoe UI" w:eastAsia="Times New Roman" w:hAnsi="Segoe UI" w:cs="Segoe UI"/>
-          <w:color w:val="333333"/>
-          <w:sz w:val="20"/>
-          <w:szCs w:val="20"/>
-        </w:rPr>
-        <w:t>)</w:t>
+      <w:r>
+        <w:rPr>
+          <w:rFonts w:ascii="Segoe UI" w:eastAsia="Times New Roman" w:hAnsi="Segoe UI" w:cs="Segoe UI"/>
+          <w:color w:val="333333"/>
+          <w:sz w:val="20"/>
+          <w:szCs w:val="20"/>
+        </w:rPr>
+        <w:t>EmpSearchApp()</w:t>
       </w:r>
       <w:r>
         <w:rPr>
@@ -1340,26 +930,7 @@
           <w:szCs w:val="20"/>
         </w:rPr>
         <w:br/>
-      </w:r>
-      <w:proofErr w:type="spellStart"/>
-      <w:r>
-        <w:rPr>
-          <w:rFonts w:ascii="Segoe UI" w:eastAsia="Times New Roman" w:hAnsi="Segoe UI" w:cs="Segoe UI"/>
-          <w:color w:val="333333"/>
-          <w:sz w:val="20"/>
-          <w:szCs w:val="20"/>
-        </w:rPr>
-        <w:t>System.out.println</w:t>
-      </w:r>
-      <w:proofErr w:type="spellEnd"/>
-      <w:r>
-        <w:rPr>
-          <w:rFonts w:ascii="Segoe UI" w:eastAsia="Times New Roman" w:hAnsi="Segoe UI" w:cs="Segoe UI"/>
-          <w:color w:val="333333"/>
-          <w:sz w:val="20"/>
-          <w:szCs w:val="20"/>
-        </w:rPr>
-        <w:t>(ex)</w:t>
+        <w:t>System.out.println(ex)</w:t>
       </w:r>
       <w:r>
         <w:rPr>
@@ -1421,49 +992,7 @@
           <w:sz w:val="20"/>
           <w:szCs w:val="20"/>
         </w:rPr>
-        <w:t xml:space="preserve">In the dotted part we declare and add various components of Swing; in this part the JDBC code is also used to get an </w:t>
-      </w:r>
-      <w:proofErr w:type="spellStart"/>
-      <w:proofErr w:type="gramStart"/>
-      <w:r>
-        <w:rPr>
-          <w:rFonts w:ascii="Segoe UI" w:eastAsia="Times New Roman" w:hAnsi="Segoe UI" w:cs="Segoe UI"/>
-          <w:color w:val="333333"/>
-          <w:sz w:val="20"/>
-          <w:szCs w:val="20"/>
-        </w:rPr>
-        <w:t>Emp</w:t>
-      </w:r>
-      <w:proofErr w:type="spellEnd"/>
-      <w:proofErr w:type="gramEnd"/>
-      <w:r>
-        <w:rPr>
-          <w:rFonts w:ascii="Segoe UI" w:eastAsia="Times New Roman" w:hAnsi="Segoe UI" w:cs="Segoe UI"/>
-          <w:color w:val="333333"/>
-          <w:sz w:val="20"/>
-          <w:szCs w:val="20"/>
-        </w:rPr>
-        <w:t xml:space="preserve"> name from the database table that can used in </w:t>
-      </w:r>
-      <w:proofErr w:type="spellStart"/>
-      <w:r>
-        <w:rPr>
-          <w:rFonts w:ascii="Segoe UI" w:eastAsia="Times New Roman" w:hAnsi="Segoe UI" w:cs="Segoe UI"/>
-          <w:color w:val="333333"/>
-          <w:sz w:val="20"/>
-          <w:szCs w:val="20"/>
-        </w:rPr>
-        <w:t>JComboBox</w:t>
-      </w:r>
-      <w:proofErr w:type="spellEnd"/>
-      <w:r>
-        <w:rPr>
-          <w:rFonts w:ascii="Segoe UI" w:eastAsia="Times New Roman" w:hAnsi="Segoe UI" w:cs="Segoe UI"/>
-          <w:color w:val="333333"/>
-          <w:sz w:val="20"/>
-          <w:szCs w:val="20"/>
-        </w:rPr>
-        <w:t>. The full code I'll show you below here; I'll only summarize for you what I can do.</w:t>
+        <w:t>In the dotted part we declare and add various components of Swing; in this part the JDBC code is also used to get an Emp name from the database table that can used in JComboBox. The full code I'll show you below here; I'll only summarize for you what I can do.</w:t>
       </w:r>
     </w:p>
     <w:p>
@@ -1486,45 +1015,8 @@
           <w:sz w:val="20"/>
           <w:szCs w:val="20"/>
         </w:rPr>
-        <w:t xml:space="preserve">D. Add </w:t>
-      </w:r>
-      <w:proofErr w:type="gramStart"/>
-      <w:r>
-        <w:rPr>
-          <w:rFonts w:ascii="Segoe UI" w:eastAsia="Times New Roman" w:hAnsi="Segoe UI" w:cs="Segoe UI"/>
-          <w:b/>
-          <w:bCs/>
-          <w:color w:val="333333"/>
-          <w:sz w:val="20"/>
-          <w:szCs w:val="20"/>
-        </w:rPr>
-        <w:t>a</w:t>
-      </w:r>
-      <w:proofErr w:type="gramEnd"/>
-      <w:r>
-        <w:rPr>
-          <w:rFonts w:ascii="Segoe UI" w:eastAsia="Times New Roman" w:hAnsi="Segoe UI" w:cs="Segoe UI"/>
-          <w:b/>
-          <w:bCs/>
-          <w:color w:val="333333"/>
-          <w:sz w:val="20"/>
-          <w:szCs w:val="20"/>
-        </w:rPr>
-        <w:t xml:space="preserve"> </w:t>
-      </w:r>
-      <w:proofErr w:type="spellStart"/>
-      <w:r>
-        <w:rPr>
-          <w:rFonts w:ascii="Segoe UI" w:eastAsia="Times New Roman" w:hAnsi="Segoe UI" w:cs="Segoe UI"/>
-          <w:b/>
-          <w:bCs/>
-          <w:color w:val="333333"/>
-          <w:sz w:val="20"/>
-          <w:szCs w:val="20"/>
-        </w:rPr>
-        <w:t>ActionListener</w:t>
-      </w:r>
-      <w:proofErr w:type="spellEnd"/>
+        <w:t>D. Add a ActionListener</w:t>
+      </w:r>
     </w:p>
     <w:p>
       <w:pPr>
@@ -1544,47 +1036,7 @@
           <w:sz w:val="20"/>
           <w:szCs w:val="20"/>
         </w:rPr>
-        <w:t xml:space="preserve">Add </w:t>
-      </w:r>
-      <w:proofErr w:type="gramStart"/>
-      <w:r>
-        <w:rPr>
-          <w:rFonts w:ascii="Segoe UI" w:eastAsia="Times New Roman" w:hAnsi="Segoe UI" w:cs="Segoe UI"/>
-          <w:color w:val="333333"/>
-          <w:sz w:val="20"/>
-          <w:szCs w:val="20"/>
-        </w:rPr>
-        <w:t>a</w:t>
-      </w:r>
-      <w:proofErr w:type="gramEnd"/>
-      <w:r>
-        <w:rPr>
-          <w:rFonts w:ascii="Segoe UI" w:eastAsia="Times New Roman" w:hAnsi="Segoe UI" w:cs="Segoe UI"/>
-          <w:color w:val="333333"/>
-          <w:sz w:val="20"/>
-          <w:szCs w:val="20"/>
-        </w:rPr>
-        <w:t xml:space="preserve"> </w:t>
-      </w:r>
-      <w:proofErr w:type="spellStart"/>
-      <w:r>
-        <w:rPr>
-          <w:rFonts w:ascii="Segoe UI" w:eastAsia="Times New Roman" w:hAnsi="Segoe UI" w:cs="Segoe UI"/>
-          <w:color w:val="333333"/>
-          <w:sz w:val="20"/>
-          <w:szCs w:val="20"/>
-        </w:rPr>
-        <w:t>ActionListener</w:t>
-      </w:r>
-      <w:proofErr w:type="spellEnd"/>
-      <w:r>
-        <w:rPr>
-          <w:rFonts w:ascii="Segoe UI" w:eastAsia="Times New Roman" w:hAnsi="Segoe UI" w:cs="Segoe UI"/>
-          <w:color w:val="333333"/>
-          <w:sz w:val="20"/>
-          <w:szCs w:val="20"/>
-        </w:rPr>
-        <w:t xml:space="preserve"> for the button clicked event as in the following:</w:t>
+        <w:t>Add a ActionListener for the button clicked event as in the following:</w:t>
       </w:r>
     </w:p>
     <w:p>
@@ -1598,7 +1050,6 @@
           <w:szCs w:val="24"/>
         </w:rPr>
       </w:pPr>
-      <w:proofErr w:type="gramStart"/>
       <w:r>
         <w:rPr>
           <w:rFonts w:ascii="Segoe UI" w:eastAsia="Times New Roman" w:hAnsi="Segoe UI" w:cs="Segoe UI"/>
@@ -1608,55 +1059,14 @@
         </w:rPr>
         <w:t>public</w:t>
       </w:r>
-      <w:proofErr w:type="gramEnd"/>
-      <w:r>
-        <w:rPr>
-          <w:rFonts w:ascii="Segoe UI" w:eastAsia="Times New Roman" w:hAnsi="Segoe UI" w:cs="Segoe UI"/>
-          <w:color w:val="333333"/>
-          <w:sz w:val="20"/>
-          <w:szCs w:val="20"/>
-        </w:rPr>
-        <w:t xml:space="preserve"> void </w:t>
-      </w:r>
-      <w:proofErr w:type="spellStart"/>
-      <w:r>
-        <w:rPr>
-          <w:rFonts w:ascii="Segoe UI" w:eastAsia="Times New Roman" w:hAnsi="Segoe UI" w:cs="Segoe UI"/>
-          <w:color w:val="333333"/>
-          <w:sz w:val="20"/>
-          <w:szCs w:val="20"/>
-        </w:rPr>
-        <w:t>actionPerformed</w:t>
-      </w:r>
-      <w:proofErr w:type="spellEnd"/>
-      <w:r>
-        <w:rPr>
-          <w:rFonts w:ascii="Segoe UI" w:eastAsia="Times New Roman" w:hAnsi="Segoe UI" w:cs="Segoe UI"/>
-          <w:color w:val="333333"/>
-          <w:sz w:val="20"/>
-          <w:szCs w:val="20"/>
-        </w:rPr>
-        <w:t>(</w:t>
-      </w:r>
-      <w:proofErr w:type="spellStart"/>
-      <w:r>
-        <w:rPr>
-          <w:rFonts w:ascii="Segoe UI" w:eastAsia="Times New Roman" w:hAnsi="Segoe UI" w:cs="Segoe UI"/>
-          <w:color w:val="333333"/>
-          <w:sz w:val="20"/>
-          <w:szCs w:val="20"/>
-        </w:rPr>
-        <w:t>ActionEvent</w:t>
-      </w:r>
-      <w:proofErr w:type="spellEnd"/>
-      <w:r>
-        <w:rPr>
-          <w:rFonts w:ascii="Segoe UI" w:eastAsia="Times New Roman" w:hAnsi="Segoe UI" w:cs="Segoe UI"/>
-          <w:color w:val="333333"/>
-          <w:sz w:val="20"/>
-          <w:szCs w:val="20"/>
-        </w:rPr>
-        <w:t xml:space="preserve"> e) {</w:t>
+      <w:r>
+        <w:rPr>
+          <w:rFonts w:ascii="Segoe UI" w:eastAsia="Times New Roman" w:hAnsi="Segoe UI" w:cs="Segoe UI"/>
+          <w:color w:val="333333"/>
+          <w:sz w:val="20"/>
+          <w:szCs w:val="20"/>
+        </w:rPr>
+        <w:t> void actionPerformed(ActionEvent e) {</w:t>
       </w:r>
     </w:p>
     <w:p>
@@ -1677,38 +1087,7 @@
           <w:sz w:val="20"/>
           <w:szCs w:val="20"/>
         </w:rPr>
-        <w:t xml:space="preserve">                   </w:t>
-      </w:r>
-      <w:proofErr w:type="spellStart"/>
-      <w:proofErr w:type="gramStart"/>
-      <w:r>
-        <w:rPr>
-          <w:rFonts w:ascii="Segoe UI" w:eastAsia="Times New Roman" w:hAnsi="Segoe UI" w:cs="Segoe UI"/>
-          <w:color w:val="333333"/>
-          <w:sz w:val="20"/>
-          <w:szCs w:val="20"/>
-        </w:rPr>
-        <w:t>showData</w:t>
-      </w:r>
-      <w:proofErr w:type="spellEnd"/>
-      <w:r>
-        <w:rPr>
-          <w:rFonts w:ascii="Segoe UI" w:eastAsia="Times New Roman" w:hAnsi="Segoe UI" w:cs="Segoe UI"/>
-          <w:color w:val="333333"/>
-          <w:sz w:val="20"/>
-          <w:szCs w:val="20"/>
-        </w:rPr>
-        <w:t>(</w:t>
-      </w:r>
-      <w:proofErr w:type="gramEnd"/>
-      <w:r>
-        <w:rPr>
-          <w:rFonts w:ascii="Segoe UI" w:eastAsia="Times New Roman" w:hAnsi="Segoe UI" w:cs="Segoe UI"/>
-          <w:color w:val="333333"/>
-          <w:sz w:val="20"/>
-          <w:szCs w:val="20"/>
-        </w:rPr>
-        <w:t>);</w:t>
+        <w:t>                   showData();</w:t>
       </w:r>
     </w:p>
     <w:p>
@@ -1778,109 +1157,7 @@
           <w:sz w:val="20"/>
           <w:szCs w:val="20"/>
         </w:rPr>
-        <w:t> (</w:t>
-      </w:r>
-      <w:proofErr w:type="spellStart"/>
-      <w:proofErr w:type="gramStart"/>
-      <w:r>
-        <w:rPr>
-          <w:rFonts w:ascii="Segoe UI" w:eastAsia="Times New Roman" w:hAnsi="Segoe UI" w:cs="Segoe UI"/>
-          <w:color w:val="333333"/>
-          <w:sz w:val="20"/>
-          <w:szCs w:val="20"/>
-        </w:rPr>
-        <w:t>e.getSource</w:t>
-      </w:r>
-      <w:proofErr w:type="spellEnd"/>
-      <w:r>
-        <w:rPr>
-          <w:rFonts w:ascii="Segoe UI" w:eastAsia="Times New Roman" w:hAnsi="Segoe UI" w:cs="Segoe UI"/>
-          <w:color w:val="333333"/>
-          <w:sz w:val="20"/>
-          <w:szCs w:val="20"/>
-        </w:rPr>
-        <w:t>(</w:t>
-      </w:r>
-      <w:proofErr w:type="gramEnd"/>
-      <w:r>
-        <w:rPr>
-          <w:rFonts w:ascii="Segoe UI" w:eastAsia="Times New Roman" w:hAnsi="Segoe UI" w:cs="Segoe UI"/>
-          <w:color w:val="333333"/>
-          <w:sz w:val="20"/>
-          <w:szCs w:val="20"/>
-        </w:rPr>
-        <w:t xml:space="preserve">) == </w:t>
-      </w:r>
-      <w:proofErr w:type="spellStart"/>
-      <w:r>
-        <w:rPr>
-          <w:rFonts w:ascii="Segoe UI" w:eastAsia="Times New Roman" w:hAnsi="Segoe UI" w:cs="Segoe UI"/>
-          <w:color w:val="333333"/>
-          <w:sz w:val="20"/>
-          <w:szCs w:val="20"/>
-        </w:rPr>
-        <w:t>buttonName</w:t>
-      </w:r>
-      <w:proofErr w:type="spellEnd"/>
-      <w:r>
-        <w:rPr>
-          <w:rFonts w:ascii="Segoe UI" w:eastAsia="Times New Roman" w:hAnsi="Segoe UI" w:cs="Segoe UI"/>
-          <w:color w:val="333333"/>
-          <w:sz w:val="20"/>
-          <w:szCs w:val="20"/>
-        </w:rPr>
-        <w:t>)". But in this app I can use only a single button "Submit" so there is no need to use "</w:t>
-      </w:r>
-      <w:proofErr w:type="spellStart"/>
-      <w:r>
-        <w:rPr>
-          <w:rFonts w:ascii="Segoe UI" w:eastAsia="Times New Roman" w:hAnsi="Segoe UI" w:cs="Segoe UI"/>
-          <w:color w:val="333333"/>
-          <w:sz w:val="20"/>
-          <w:szCs w:val="20"/>
-        </w:rPr>
-        <w:t>e.getSource</w:t>
-      </w:r>
-      <w:proofErr w:type="spellEnd"/>
-      <w:r>
-        <w:rPr>
-          <w:rFonts w:ascii="Segoe UI" w:eastAsia="Times New Roman" w:hAnsi="Segoe UI" w:cs="Segoe UI"/>
-          <w:color w:val="333333"/>
-          <w:sz w:val="20"/>
-          <w:szCs w:val="20"/>
-        </w:rPr>
-        <w:t>". I used a method "</w:t>
-      </w:r>
-      <w:proofErr w:type="spellStart"/>
-      <w:proofErr w:type="gramStart"/>
-      <w:r>
-        <w:rPr>
-          <w:rFonts w:ascii="Segoe UI" w:eastAsia="Times New Roman" w:hAnsi="Segoe UI" w:cs="Segoe UI"/>
-          <w:color w:val="333333"/>
-          <w:sz w:val="20"/>
-          <w:szCs w:val="20"/>
-        </w:rPr>
-        <w:t>showData</w:t>
-      </w:r>
-      <w:proofErr w:type="spellEnd"/>
-      <w:r>
-        <w:rPr>
-          <w:rFonts w:ascii="Segoe UI" w:eastAsia="Times New Roman" w:hAnsi="Segoe UI" w:cs="Segoe UI"/>
-          <w:color w:val="333333"/>
-          <w:sz w:val="20"/>
-          <w:szCs w:val="20"/>
-        </w:rPr>
-        <w:t>(</w:t>
-      </w:r>
-      <w:proofErr w:type="gramEnd"/>
-      <w:r>
-        <w:rPr>
-          <w:rFonts w:ascii="Segoe UI" w:eastAsia="Times New Roman" w:hAnsi="Segoe UI" w:cs="Segoe UI"/>
-          <w:color w:val="333333"/>
-          <w:sz w:val="20"/>
-          <w:szCs w:val="20"/>
-        </w:rPr>
-        <w:t>)". In that method I wrote new frame code.</w:t>
+        <w:t> (e.getSource() == buttonName)". But in this app I can use only a single button "Submit" so there is no need to use "e.getSource". I used a method "showData()". In that method I wrote new frame code.</w:t>
       </w:r>
     </w:p>
     <w:p>
@@ -1924,38 +1201,7 @@
           <w:sz w:val="20"/>
           <w:szCs w:val="20"/>
         </w:rPr>
-        <w:t xml:space="preserve">Create a new Frame in the </w:t>
-      </w:r>
-      <w:proofErr w:type="spellStart"/>
-      <w:proofErr w:type="gramStart"/>
-      <w:r>
-        <w:rPr>
-          <w:rFonts w:ascii="Segoe UI" w:eastAsia="Times New Roman" w:hAnsi="Segoe UI" w:cs="Segoe UI"/>
-          <w:color w:val="333333"/>
-          <w:sz w:val="20"/>
-          <w:szCs w:val="20"/>
-        </w:rPr>
-        <w:t>showData</w:t>
-      </w:r>
-      <w:proofErr w:type="spellEnd"/>
-      <w:r>
-        <w:rPr>
-          <w:rFonts w:ascii="Segoe UI" w:eastAsia="Times New Roman" w:hAnsi="Segoe UI" w:cs="Segoe UI"/>
-          <w:color w:val="333333"/>
-          <w:sz w:val="20"/>
-          <w:szCs w:val="20"/>
-        </w:rPr>
-        <w:t>(</w:t>
-      </w:r>
-      <w:proofErr w:type="gramEnd"/>
-      <w:r>
-        <w:rPr>
-          <w:rFonts w:ascii="Segoe UI" w:eastAsia="Times New Roman" w:hAnsi="Segoe UI" w:cs="Segoe UI"/>
-          <w:color w:val="333333"/>
-          <w:sz w:val="20"/>
-          <w:szCs w:val="20"/>
-        </w:rPr>
-        <w:t>) method as in the following:</w:t>
+        <w:t>Create a new Frame in the showData() method as in the following:</w:t>
       </w:r>
     </w:p>
     <w:p>
@@ -1967,7 +1213,6 @@
           <w:szCs w:val="24"/>
         </w:rPr>
       </w:pPr>
-      <w:proofErr w:type="gramStart"/>
       <w:r>
         <w:rPr>
           <w:rFonts w:ascii="Segoe UI" w:eastAsia="Times New Roman" w:hAnsi="Segoe UI" w:cs="Segoe UI"/>
@@ -1979,7 +1224,6 @@
         <w:lastRenderedPageBreak/>
         <w:t>public</w:t>
       </w:r>
-      <w:proofErr w:type="gramEnd"/>
       <w:r>
         <w:rPr>
           <w:rFonts w:ascii="Segoe UI" w:eastAsia="Times New Roman" w:hAnsi="Segoe UI" w:cs="Segoe UI"/>
@@ -1988,29 +1232,7 @@
           <w:szCs w:val="20"/>
           <w:shd w:val="clear" w:color="auto" w:fill="FFFFFF"/>
         </w:rPr>
-        <w:t xml:space="preserve"> void </w:t>
-      </w:r>
-      <w:proofErr w:type="spellStart"/>
-      <w:r>
-        <w:rPr>
-          <w:rFonts w:ascii="Segoe UI" w:eastAsia="Times New Roman" w:hAnsi="Segoe UI" w:cs="Segoe UI"/>
-          <w:color w:val="333333"/>
-          <w:sz w:val="20"/>
-          <w:szCs w:val="20"/>
-          <w:shd w:val="clear" w:color="auto" w:fill="FFFFFF"/>
-        </w:rPr>
-        <w:t>showData</w:t>
-      </w:r>
-      <w:proofErr w:type="spellEnd"/>
-      <w:r>
-        <w:rPr>
-          <w:rFonts w:ascii="Segoe UI" w:eastAsia="Times New Roman" w:hAnsi="Segoe UI" w:cs="Segoe UI"/>
-          <w:color w:val="333333"/>
-          <w:sz w:val="20"/>
-          <w:szCs w:val="20"/>
-          <w:shd w:val="clear" w:color="auto" w:fill="FFFFFF"/>
-        </w:rPr>
-        <w:t>() {</w:t>
+        <w:t> void showData() {</w:t>
       </w:r>
       <w:r>
         <w:rPr>
@@ -2076,28 +1298,7 @@
           <w:shd w:val="clear" w:color="auto" w:fill="FFFFFF"/>
         </w:rPr>
         <w:br/>
-      </w:r>
-      <w:proofErr w:type="spellStart"/>
-      <w:r>
-        <w:rPr>
-          <w:rFonts w:ascii="Segoe UI" w:eastAsia="Times New Roman" w:hAnsi="Segoe UI" w:cs="Segoe UI"/>
-          <w:color w:val="333333"/>
-          <w:sz w:val="20"/>
-          <w:szCs w:val="20"/>
-          <w:shd w:val="clear" w:color="auto" w:fill="FFFFFF"/>
-        </w:rPr>
-        <w:t>System.out.println</w:t>
-      </w:r>
-      <w:proofErr w:type="spellEnd"/>
-      <w:r>
-        <w:rPr>
-          <w:rFonts w:ascii="Segoe UI" w:eastAsia="Times New Roman" w:hAnsi="Segoe UI" w:cs="Segoe UI"/>
-          <w:color w:val="333333"/>
-          <w:sz w:val="20"/>
-          <w:szCs w:val="20"/>
-          <w:shd w:val="clear" w:color="auto" w:fill="FFFFFF"/>
-        </w:rPr>
-        <w:t>(ex)</w:t>
+        <w:t>System.out.println(ex)</w:t>
       </w:r>
       <w:r>
         <w:rPr>
@@ -2188,7 +1389,6 @@
           <w:szCs w:val="24"/>
         </w:rPr>
       </w:pPr>
-      <w:proofErr w:type="gramStart"/>
       <w:r>
         <w:rPr>
           <w:rFonts w:ascii="Segoe UI" w:eastAsia="Times New Roman" w:hAnsi="Segoe UI" w:cs="Segoe UI"/>
@@ -2198,7 +1398,6 @@
         </w:rPr>
         <w:t>public</w:t>
       </w:r>
-      <w:proofErr w:type="gramEnd"/>
       <w:r>
         <w:rPr>
           <w:rFonts w:ascii="Segoe UI" w:eastAsia="Times New Roman" w:hAnsi="Segoe UI" w:cs="Segoe UI"/>
@@ -2224,27 +1423,7 @@
           <w:sz w:val="20"/>
           <w:szCs w:val="20"/>
         </w:rPr>
-        <w:t xml:space="preserve"> void main(String </w:t>
-      </w:r>
-      <w:proofErr w:type="spellStart"/>
-      <w:r>
-        <w:rPr>
-          <w:rFonts w:ascii="Segoe UI" w:eastAsia="Times New Roman" w:hAnsi="Segoe UI" w:cs="Segoe UI"/>
-          <w:color w:val="333333"/>
-          <w:sz w:val="20"/>
-          <w:szCs w:val="20"/>
-        </w:rPr>
-        <w:t>arr</w:t>
-      </w:r>
-      <w:proofErr w:type="spellEnd"/>
-      <w:r>
-        <w:rPr>
-          <w:rFonts w:ascii="Segoe UI" w:eastAsia="Times New Roman" w:hAnsi="Segoe UI" w:cs="Segoe UI"/>
-          <w:color w:val="333333"/>
-          <w:sz w:val="20"/>
-          <w:szCs w:val="20"/>
-        </w:rPr>
-        <w:t>[]) {</w:t>
+        <w:t> void main(String arr[]) {</w:t>
       </w:r>
     </w:p>
     <w:p>
@@ -2267,7 +1446,6 @@
         </w:rPr>
         <w:t>        </w:t>
       </w:r>
-      <w:proofErr w:type="gramStart"/>
       <w:r>
         <w:rPr>
           <w:rFonts w:ascii="Segoe UI" w:eastAsia="Times New Roman" w:hAnsi="Segoe UI" w:cs="Segoe UI"/>
@@ -2277,35 +1455,14 @@
         </w:rPr>
         <w:t>new</w:t>
       </w:r>
-      <w:proofErr w:type="gramEnd"/>
-      <w:r>
-        <w:rPr>
-          <w:rFonts w:ascii="Segoe UI" w:eastAsia="Times New Roman" w:hAnsi="Segoe UI" w:cs="Segoe UI"/>
-          <w:color w:val="333333"/>
-          <w:sz w:val="20"/>
-          <w:szCs w:val="20"/>
-        </w:rPr>
-        <w:t> </w:t>
-      </w:r>
-      <w:proofErr w:type="spellStart"/>
-      <w:r>
-        <w:rPr>
-          <w:rFonts w:ascii="Segoe UI" w:eastAsia="Times New Roman" w:hAnsi="Segoe UI" w:cs="Segoe UI"/>
-          <w:color w:val="333333"/>
-          <w:sz w:val="20"/>
-          <w:szCs w:val="20"/>
-        </w:rPr>
-        <w:t>EmpSearchApp</w:t>
-      </w:r>
-      <w:proofErr w:type="spellEnd"/>
-      <w:r>
-        <w:rPr>
-          <w:rFonts w:ascii="Segoe UI" w:eastAsia="Times New Roman" w:hAnsi="Segoe UI" w:cs="Segoe UI"/>
-          <w:color w:val="333333"/>
-          <w:sz w:val="20"/>
-          <w:szCs w:val="20"/>
-        </w:rPr>
-        <w:t>();</w:t>
+      <w:r>
+        <w:rPr>
+          <w:rFonts w:ascii="Segoe UI" w:eastAsia="Times New Roman" w:hAnsi="Segoe UI" w:cs="Segoe UI"/>
+          <w:color w:val="333333"/>
+          <w:sz w:val="20"/>
+          <w:szCs w:val="20"/>
+        </w:rPr>
+        <w:t> EmpSearchApp();</w:t>
       </w:r>
     </w:p>
     <w:p>
@@ -2348,9 +1505,41 @@
           <w:sz w:val="20"/>
           <w:szCs w:val="20"/>
         </w:rPr>
-        <w:t xml:space="preserve">2. </w:t>
-      </w:r>
-      <w:proofErr w:type="gramStart"/>
+        <w:t>2. ojdbc.jar file</w:t>
+      </w:r>
+    </w:p>
+    <w:p>
+      <w:pPr>
+        <w:shd w:val="clear" w:color="auto" w:fill="FFFFFF"/>
+        <w:spacing w:before="100" w:beforeAutospacing="1" w:after="100" w:afterAutospacing="1" w:line="240" w:lineRule="auto"/>
+        <w:rPr>
+          <w:rFonts w:ascii="Segoe UI" w:eastAsia="Times New Roman" w:hAnsi="Segoe UI" w:cs="Segoe UI"/>
+          <w:color w:val="333333"/>
+          <w:sz w:val="20"/>
+          <w:szCs w:val="20"/>
+        </w:rPr>
+      </w:pPr>
+      <w:r>
+        <w:rPr>
+          <w:rFonts w:ascii="Segoe UI" w:eastAsia="Times New Roman" w:hAnsi="Segoe UI" w:cs="Segoe UI"/>
+          <w:color w:val="333333"/>
+          <w:sz w:val="20"/>
+          <w:szCs w:val="20"/>
+        </w:rPr>
+        <w:t>This JAR file provides a way to set up a Java connection with an Oracle Database. Since the JDBC connection is provided by the Oracle Server vendor we need to import this JAR file in our library folder.</w:t>
+      </w:r>
+    </w:p>
+    <w:p>
+      <w:pPr>
+        <w:shd w:val="clear" w:color="auto" w:fill="FFFFFF"/>
+        <w:spacing w:before="100" w:beforeAutospacing="1" w:after="100" w:afterAutospacing="1" w:line="240" w:lineRule="auto"/>
+        <w:rPr>
+          <w:rFonts w:ascii="Segoe UI" w:eastAsia="Times New Roman" w:hAnsi="Segoe UI" w:cs="Segoe UI"/>
+          <w:color w:val="333333"/>
+          <w:sz w:val="20"/>
+          <w:szCs w:val="20"/>
+        </w:rPr>
+      </w:pPr>
       <w:r>
         <w:rPr>
           <w:rFonts w:ascii="Segoe UI" w:eastAsia="Times New Roman" w:hAnsi="Segoe UI" w:cs="Segoe UI"/>
@@ -2360,9 +1549,8 @@
           <w:sz w:val="20"/>
           <w:szCs w:val="20"/>
         </w:rPr>
-        <w:t>ojdbc.jar</w:t>
-      </w:r>
-      <w:proofErr w:type="gramEnd"/>
+        <w:t xml:space="preserve">3. </w:t>
+      </w:r>
       <w:r>
         <w:rPr>
           <w:rFonts w:ascii="Segoe UI" w:eastAsia="Times New Roman" w:hAnsi="Segoe UI" w:cs="Segoe UI"/>
@@ -2372,7 +1560,18 @@
           <w:sz w:val="20"/>
           <w:szCs w:val="20"/>
         </w:rPr>
-        <w:t xml:space="preserve"> file</w:t>
+        <w:t>Eclipse</w:t>
+      </w:r>
+      <w:r>
+        <w:rPr>
+          <w:rFonts w:ascii="Segoe UI" w:eastAsia="Times New Roman" w:hAnsi="Segoe UI" w:cs="Segoe UI"/>
+          <w:b/>
+          <w:bCs/>
+          <w:color w:val="333333"/>
+          <w:sz w:val="20"/>
+          <w:szCs w:val="20"/>
+        </w:rPr>
+        <w:t xml:space="preserve"> IDE</w:t>
       </w:r>
     </w:p>
     <w:p>
@@ -2393,7 +1592,43 @@
           <w:sz w:val="20"/>
           <w:szCs w:val="20"/>
         </w:rPr>
-        <w:t>This JAR file provides a way to set up a Java connection with an Oracle Database. Since the JDBC connection is provided by the Oracle Server vendor we need to import this JAR file in our library folder.</w:t>
+        <w:t xml:space="preserve">This IDE is used to create this application. Since we have a choice we can simply create this app with any text editor, like Notepad, Notepad++, etcetera. But by using </w:t>
+      </w:r>
+      <w:r>
+        <w:rPr>
+          <w:rFonts w:ascii="Segoe UI" w:eastAsia="Times New Roman" w:hAnsi="Segoe UI" w:cs="Segoe UI"/>
+          <w:color w:val="333333"/>
+          <w:sz w:val="20"/>
+          <w:szCs w:val="20"/>
+        </w:rPr>
+        <w:t>Eclipse</w:t>
+      </w:r>
+      <w:r>
+        <w:rPr>
+          <w:rFonts w:ascii="Segoe UI" w:eastAsia="Times New Roman" w:hAnsi="Segoe UI" w:cs="Segoe UI"/>
+          <w:color w:val="333333"/>
+          <w:sz w:val="20"/>
+          <w:szCs w:val="20"/>
+        </w:rPr>
+        <w:t xml:space="preserve"> we can create the Frame and add components like "button", "label", etcetera directly without writing its code. I explained the advantages of the IDE in my previous article "Advantages Of </w:t>
+      </w:r>
+      <w:r>
+        <w:rPr>
+          <w:rFonts w:ascii="Segoe UI" w:eastAsia="Times New Roman" w:hAnsi="Segoe UI" w:cs="Segoe UI"/>
+          <w:color w:val="333333"/>
+          <w:sz w:val="20"/>
+          <w:szCs w:val="20"/>
+        </w:rPr>
+        <w:t>Eclipse</w:t>
+      </w:r>
+      <w:r>
+        <w:rPr>
+          <w:rFonts w:ascii="Segoe UI" w:eastAsia="Times New Roman" w:hAnsi="Segoe UI" w:cs="Segoe UI"/>
+          <w:color w:val="333333"/>
+          <w:sz w:val="20"/>
+          <w:szCs w:val="20"/>
+        </w:rPr>
+        <w:t xml:space="preserve"> IDE" through which you can see the difference.</w:t>
       </w:r>
     </w:p>
     <w:p>
@@ -2416,8 +1651,59 @@
           <w:sz w:val="20"/>
           <w:szCs w:val="20"/>
         </w:rPr>
-        <w:t xml:space="preserve">3. </w:t>
-      </w:r>
+        <w:t>4. emp.sql table</w:t>
+      </w:r>
+    </w:p>
+    <w:p>
+      <w:pPr>
+        <w:shd w:val="clear" w:color="auto" w:fill="FFFFFF"/>
+        <w:spacing w:before="100" w:beforeAutospacing="1" w:after="100" w:afterAutospacing="1" w:line="240" w:lineRule="auto"/>
+        <w:rPr>
+          <w:rFonts w:ascii="Segoe UI" w:eastAsia="Times New Roman" w:hAnsi="Segoe UI" w:cs="Segoe UI"/>
+          <w:color w:val="333333"/>
+          <w:sz w:val="20"/>
+          <w:szCs w:val="20"/>
+        </w:rPr>
+      </w:pPr>
+      <w:r>
+        <w:rPr>
+          <w:rFonts w:ascii="Segoe UI" w:eastAsia="Times New Roman" w:hAnsi="Segoe UI" w:cs="Segoe UI"/>
+          <w:color w:val="333333"/>
+          <w:sz w:val="20"/>
+          <w:szCs w:val="20"/>
+        </w:rPr>
+        <w:t>For fetching records we need a database table; for that we create an "emp" table in our "</w:t>
+      </w:r>
+      <w:r>
+        <w:rPr>
+          <w:rFonts w:ascii="Segoe UI" w:eastAsia="Times New Roman" w:hAnsi="Segoe UI" w:cs="Segoe UI"/>
+          <w:color w:val="333333"/>
+          <w:sz w:val="20"/>
+          <w:szCs w:val="20"/>
+        </w:rPr>
+        <w:t>SBM</w:t>
+      </w:r>
+      <w:r>
+        <w:rPr>
+          <w:rFonts w:ascii="Segoe UI" w:eastAsia="Times New Roman" w:hAnsi="Segoe UI" w:cs="Segoe UI"/>
+          <w:color w:val="333333"/>
+          <w:sz w:val="20"/>
+          <w:szCs w:val="20"/>
+        </w:rPr>
+        <w:t>" database.</w:t>
+      </w:r>
+    </w:p>
+    <w:p>
+      <w:pPr>
+        <w:shd w:val="clear" w:color="auto" w:fill="FFFFFF"/>
+        <w:spacing w:before="100" w:beforeAutospacing="1" w:after="100" w:afterAutospacing="1" w:line="240" w:lineRule="auto"/>
+        <w:rPr>
+          <w:rFonts w:ascii="Segoe UI" w:eastAsia="Times New Roman" w:hAnsi="Segoe UI" w:cs="Segoe UI"/>
+          <w:color w:val="333333"/>
+          <w:sz w:val="20"/>
+          <w:szCs w:val="20"/>
+        </w:rPr>
+      </w:pPr>
       <w:r>
         <w:rPr>
           <w:rFonts w:ascii="Segoe UI" w:eastAsia="Times New Roman" w:hAnsi="Segoe UI" w:cs="Segoe UI"/>
@@ -2427,8 +1713,20 @@
           <w:sz w:val="20"/>
           <w:szCs w:val="20"/>
         </w:rPr>
-        <w:t>Eclipse</w:t>
-      </w:r>
+        <w:t>Syntax</w:t>
+      </w:r>
+    </w:p>
+    <w:p>
+      <w:pPr>
+        <w:shd w:val="clear" w:color="auto" w:fill="FFFFFF"/>
+        <w:spacing w:before="100" w:beforeAutospacing="1" w:after="100" w:afterAutospacing="1" w:line="240" w:lineRule="auto"/>
+        <w:rPr>
+          <w:rFonts w:ascii="Segoe UI" w:eastAsia="Times New Roman" w:hAnsi="Segoe UI" w:cs="Segoe UI"/>
+          <w:color w:val="333333"/>
+          <w:sz w:val="20"/>
+          <w:szCs w:val="20"/>
+        </w:rPr>
+      </w:pPr>
       <w:r>
         <w:rPr>
           <w:rFonts w:ascii="Segoe UI" w:eastAsia="Times New Roman" w:hAnsi="Segoe UI" w:cs="Segoe UI"/>
@@ -2438,7 +1736,7 @@
           <w:sz w:val="20"/>
           <w:szCs w:val="20"/>
         </w:rPr>
-        <w:t xml:space="preserve"> IDE</w:t>
+        <w:t>emp.sql</w:t>
       </w:r>
     </w:p>
     <w:p>
@@ -2459,103 +1757,47 @@
           <w:sz w:val="20"/>
           <w:szCs w:val="20"/>
         </w:rPr>
-        <w:t xml:space="preserve">This IDE is used to create this application. Since we have a choice we can simply create this app with any text editor, like Notepad, Notepad++, </w:t>
-      </w:r>
-      <w:proofErr w:type="gramStart"/>
-      <w:r>
-        <w:rPr>
-          <w:rFonts w:ascii="Segoe UI" w:eastAsia="Times New Roman" w:hAnsi="Segoe UI" w:cs="Segoe UI"/>
-          <w:color w:val="333333"/>
-          <w:sz w:val="20"/>
-          <w:szCs w:val="20"/>
-        </w:rPr>
-        <w:t>etcetera</w:t>
-      </w:r>
-      <w:proofErr w:type="gramEnd"/>
-      <w:r>
-        <w:rPr>
-          <w:rFonts w:ascii="Segoe UI" w:eastAsia="Times New Roman" w:hAnsi="Segoe UI" w:cs="Segoe UI"/>
-          <w:color w:val="333333"/>
-          <w:sz w:val="20"/>
-          <w:szCs w:val="20"/>
-        </w:rPr>
-        <w:t xml:space="preserve">. But by using </w:t>
-      </w:r>
-      <w:r>
-        <w:rPr>
-          <w:rFonts w:ascii="Segoe UI" w:eastAsia="Times New Roman" w:hAnsi="Segoe UI" w:cs="Segoe UI"/>
-          <w:color w:val="333333"/>
-          <w:sz w:val="20"/>
-          <w:szCs w:val="20"/>
-        </w:rPr>
-        <w:t>Eclipse</w:t>
-      </w:r>
-      <w:r>
-        <w:rPr>
-          <w:rFonts w:ascii="Segoe UI" w:eastAsia="Times New Roman" w:hAnsi="Segoe UI" w:cs="Segoe UI"/>
-          <w:color w:val="333333"/>
-          <w:sz w:val="20"/>
-          <w:szCs w:val="20"/>
-        </w:rPr>
-        <w:t xml:space="preserve"> we can create the Frame and add components like "button", "label", </w:t>
-      </w:r>
-      <w:proofErr w:type="gramStart"/>
-      <w:r>
-        <w:rPr>
-          <w:rFonts w:ascii="Segoe UI" w:eastAsia="Times New Roman" w:hAnsi="Segoe UI" w:cs="Segoe UI"/>
-          <w:color w:val="333333"/>
-          <w:sz w:val="20"/>
-          <w:szCs w:val="20"/>
-        </w:rPr>
-        <w:t>etcetera</w:t>
-      </w:r>
-      <w:proofErr w:type="gramEnd"/>
-      <w:r>
-        <w:rPr>
-          <w:rFonts w:ascii="Segoe UI" w:eastAsia="Times New Roman" w:hAnsi="Segoe UI" w:cs="Segoe UI"/>
-          <w:color w:val="333333"/>
-          <w:sz w:val="20"/>
-          <w:szCs w:val="20"/>
-        </w:rPr>
-        <w:t xml:space="preserve"> directly without writing its code. I explained the advantages of the IDE in my previous article "Advantages </w:t>
-      </w:r>
-      <w:proofErr w:type="gramStart"/>
-      <w:r>
-        <w:rPr>
-          <w:rFonts w:ascii="Segoe UI" w:eastAsia="Times New Roman" w:hAnsi="Segoe UI" w:cs="Segoe UI"/>
-          <w:color w:val="333333"/>
-          <w:sz w:val="20"/>
-          <w:szCs w:val="20"/>
-        </w:rPr>
-        <w:t>Of</w:t>
-      </w:r>
-      <w:proofErr w:type="gramEnd"/>
-      <w:r>
-        <w:rPr>
-          <w:rFonts w:ascii="Segoe UI" w:eastAsia="Times New Roman" w:hAnsi="Segoe UI" w:cs="Segoe UI"/>
-          <w:color w:val="333333"/>
-          <w:sz w:val="20"/>
-          <w:szCs w:val="20"/>
-        </w:rPr>
-        <w:t xml:space="preserve"> </w:t>
-      </w:r>
-      <w:r>
-        <w:rPr>
-          <w:rFonts w:ascii="Segoe UI" w:eastAsia="Times New Roman" w:hAnsi="Segoe UI" w:cs="Segoe UI"/>
-          <w:color w:val="333333"/>
-          <w:sz w:val="20"/>
-          <w:szCs w:val="20"/>
-        </w:rPr>
-        <w:t>Eclipse</w:t>
-      </w:r>
-      <w:r>
-        <w:rPr>
-          <w:rFonts w:ascii="Segoe UI" w:eastAsia="Times New Roman" w:hAnsi="Segoe UI" w:cs="Segoe UI"/>
-          <w:color w:val="333333"/>
-          <w:sz w:val="20"/>
-          <w:szCs w:val="20"/>
-        </w:rPr>
-        <w:t xml:space="preserve"> IDE" through which you can see the difference.</w:t>
+        <w:t>create table emp</w:t>
+      </w:r>
+      <w:r>
+        <w:rPr>
+          <w:rFonts w:ascii="Segoe UI" w:eastAsia="Times New Roman" w:hAnsi="Segoe UI" w:cs="Segoe UI"/>
+          <w:color w:val="333333"/>
+          <w:sz w:val="20"/>
+          <w:szCs w:val="20"/>
+        </w:rPr>
+        <w:br/>
+        <w:t> (</w:t>
+      </w:r>
+      <w:r>
+        <w:rPr>
+          <w:rFonts w:ascii="Segoe UI" w:eastAsia="Times New Roman" w:hAnsi="Segoe UI" w:cs="Segoe UI"/>
+          <w:color w:val="333333"/>
+          <w:sz w:val="20"/>
+          <w:szCs w:val="20"/>
+        </w:rPr>
+        <w:br/>
+        <w:t>    uname varchar2(20), umail varchar2(30),</w:t>
+      </w:r>
+      <w:r>
+        <w:rPr>
+          <w:rFonts w:ascii="Segoe UI" w:eastAsia="Times New Roman" w:hAnsi="Segoe UI" w:cs="Segoe UI"/>
+          <w:color w:val="333333"/>
+          <w:sz w:val="20"/>
+          <w:szCs w:val="20"/>
+        </w:rPr>
+        <w:br/>
+        <w:t>    upass varchar2(20), ucountry varchar2(20)</w:t>
+      </w:r>
+      <w:r>
+        <w:rPr>
+          <w:rFonts w:ascii="Segoe UI" w:eastAsia="Times New Roman" w:hAnsi="Segoe UI" w:cs="Segoe UI"/>
+          <w:color w:val="333333"/>
+          <w:sz w:val="20"/>
+          <w:szCs w:val="20"/>
+        </w:rPr>
+        <w:br/>
+        <w:t> );</w:t>
       </w:r>
     </w:p>
     <w:p>
@@ -2572,39 +1814,11 @@
       <w:r>
         <w:rPr>
           <w:rFonts w:ascii="Segoe UI" w:eastAsia="Times New Roman" w:hAnsi="Segoe UI" w:cs="Segoe UI"/>
-          <w:b/>
-          <w:bCs/>
-          <w:color w:val="333333"/>
-          <w:sz w:val="20"/>
-          <w:szCs w:val="20"/>
-        </w:rPr>
-        <w:t xml:space="preserve">4. </w:t>
-      </w:r>
-      <w:proofErr w:type="spellStart"/>
-      <w:proofErr w:type="gramStart"/>
-      <w:r>
-        <w:rPr>
-          <w:rFonts w:ascii="Segoe UI" w:eastAsia="Times New Roman" w:hAnsi="Segoe UI" w:cs="Segoe UI"/>
-          <w:b/>
-          <w:bCs/>
-          <w:color w:val="333333"/>
-          <w:sz w:val="20"/>
-          <w:szCs w:val="20"/>
-        </w:rPr>
-        <w:t>emp.sql</w:t>
-      </w:r>
-      <w:proofErr w:type="spellEnd"/>
-      <w:proofErr w:type="gramEnd"/>
-      <w:r>
-        <w:rPr>
-          <w:rFonts w:ascii="Segoe UI" w:eastAsia="Times New Roman" w:hAnsi="Segoe UI" w:cs="Segoe UI"/>
-          <w:b/>
-          <w:bCs/>
-          <w:color w:val="333333"/>
-          <w:sz w:val="20"/>
-          <w:szCs w:val="20"/>
-        </w:rPr>
-        <w:t xml:space="preserve"> table</w:t>
+          <w:color w:val="333333"/>
+          <w:sz w:val="20"/>
+          <w:szCs w:val="20"/>
+        </w:rPr>
+        <w:t>Insert some rows into it as in the following:</w:t>
       </w:r>
     </w:p>
     <w:p>
@@ -2625,343 +1839,9 @@
           <w:sz w:val="20"/>
           <w:szCs w:val="20"/>
         </w:rPr>
-        <w:t>For fetching records we need a database table; for that we create an "</w:t>
-      </w:r>
-      <w:proofErr w:type="spellStart"/>
-      <w:r>
-        <w:rPr>
-          <w:rFonts w:ascii="Segoe UI" w:eastAsia="Times New Roman" w:hAnsi="Segoe UI" w:cs="Segoe UI"/>
-          <w:color w:val="333333"/>
-          <w:sz w:val="20"/>
-          <w:szCs w:val="20"/>
-        </w:rPr>
-        <w:t>emp</w:t>
-      </w:r>
-      <w:proofErr w:type="spellEnd"/>
-      <w:r>
-        <w:rPr>
-          <w:rFonts w:ascii="Segoe UI" w:eastAsia="Times New Roman" w:hAnsi="Segoe UI" w:cs="Segoe UI"/>
-          <w:color w:val="333333"/>
-          <w:sz w:val="20"/>
-          <w:szCs w:val="20"/>
-        </w:rPr>
-        <w:t>" table in our "</w:t>
-      </w:r>
-      <w:r>
-        <w:rPr>
-          <w:rFonts w:ascii="Segoe UI" w:eastAsia="Times New Roman" w:hAnsi="Segoe UI" w:cs="Segoe UI"/>
-          <w:color w:val="333333"/>
-          <w:sz w:val="20"/>
-          <w:szCs w:val="20"/>
-        </w:rPr>
-        <w:t>SBM</w:t>
-      </w:r>
-      <w:r>
-        <w:rPr>
-          <w:rFonts w:ascii="Segoe UI" w:eastAsia="Times New Roman" w:hAnsi="Segoe UI" w:cs="Segoe UI"/>
-          <w:color w:val="333333"/>
-          <w:sz w:val="20"/>
-          <w:szCs w:val="20"/>
-        </w:rPr>
-        <w:t>" database.</w:t>
-      </w:r>
-    </w:p>
-    <w:p>
-      <w:pPr>
-        <w:shd w:val="clear" w:color="auto" w:fill="FFFFFF"/>
-        <w:spacing w:before="100" w:beforeAutospacing="1" w:after="100" w:afterAutospacing="1" w:line="240" w:lineRule="auto"/>
-        <w:rPr>
-          <w:rFonts w:ascii="Segoe UI" w:eastAsia="Times New Roman" w:hAnsi="Segoe UI" w:cs="Segoe UI"/>
-          <w:color w:val="333333"/>
-          <w:sz w:val="20"/>
-          <w:szCs w:val="20"/>
-        </w:rPr>
-      </w:pPr>
-      <w:r>
-        <w:rPr>
-          <w:rFonts w:ascii="Segoe UI" w:eastAsia="Times New Roman" w:hAnsi="Segoe UI" w:cs="Segoe UI"/>
-          <w:b/>
-          <w:bCs/>
-          <w:color w:val="333333"/>
-          <w:sz w:val="20"/>
-          <w:szCs w:val="20"/>
-        </w:rPr>
-        <w:t>Syntax</w:t>
-      </w:r>
-    </w:p>
-    <w:p>
-      <w:pPr>
-        <w:shd w:val="clear" w:color="auto" w:fill="FFFFFF"/>
-        <w:spacing w:before="100" w:beforeAutospacing="1" w:after="100" w:afterAutospacing="1" w:line="240" w:lineRule="auto"/>
-        <w:rPr>
-          <w:rFonts w:ascii="Segoe UI" w:eastAsia="Times New Roman" w:hAnsi="Segoe UI" w:cs="Segoe UI"/>
-          <w:color w:val="333333"/>
-          <w:sz w:val="20"/>
-          <w:szCs w:val="20"/>
-        </w:rPr>
-      </w:pPr>
-      <w:proofErr w:type="spellStart"/>
-      <w:r>
-        <w:rPr>
-          <w:rFonts w:ascii="Segoe UI" w:eastAsia="Times New Roman" w:hAnsi="Segoe UI" w:cs="Segoe UI"/>
-          <w:b/>
-          <w:bCs/>
-          <w:color w:val="333333"/>
-          <w:sz w:val="20"/>
-          <w:szCs w:val="20"/>
-        </w:rPr>
-        <w:t>emp.sql</w:t>
-      </w:r>
-      <w:proofErr w:type="spellEnd"/>
-    </w:p>
-    <w:p>
-      <w:pPr>
-        <w:shd w:val="clear" w:color="auto" w:fill="FFFFFF"/>
-        <w:spacing w:before="100" w:beforeAutospacing="1" w:after="100" w:afterAutospacing="1" w:line="240" w:lineRule="auto"/>
-        <w:rPr>
-          <w:rFonts w:ascii="Segoe UI" w:eastAsia="Times New Roman" w:hAnsi="Segoe UI" w:cs="Segoe UI"/>
-          <w:color w:val="333333"/>
-          <w:sz w:val="20"/>
-          <w:szCs w:val="20"/>
-        </w:rPr>
-      </w:pPr>
-      <w:proofErr w:type="gramStart"/>
-      <w:r>
-        <w:rPr>
-          <w:rFonts w:ascii="Segoe UI" w:eastAsia="Times New Roman" w:hAnsi="Segoe UI" w:cs="Segoe UI"/>
-          <w:color w:val="333333"/>
-          <w:sz w:val="20"/>
-          <w:szCs w:val="20"/>
-        </w:rPr>
-        <w:t>create</w:t>
-      </w:r>
-      <w:proofErr w:type="gramEnd"/>
-      <w:r>
-        <w:rPr>
-          <w:rFonts w:ascii="Segoe UI" w:eastAsia="Times New Roman" w:hAnsi="Segoe UI" w:cs="Segoe UI"/>
-          <w:color w:val="333333"/>
-          <w:sz w:val="20"/>
-          <w:szCs w:val="20"/>
-        </w:rPr>
-        <w:t xml:space="preserve"> table </w:t>
-      </w:r>
-      <w:proofErr w:type="spellStart"/>
-      <w:r>
-        <w:rPr>
-          <w:rFonts w:ascii="Segoe UI" w:eastAsia="Times New Roman" w:hAnsi="Segoe UI" w:cs="Segoe UI"/>
-          <w:color w:val="333333"/>
-          <w:sz w:val="20"/>
-          <w:szCs w:val="20"/>
-        </w:rPr>
-        <w:t>emp</w:t>
-      </w:r>
-      <w:bookmarkStart w:id="0" w:name="_GoBack"/>
-      <w:bookmarkEnd w:id="0"/>
-      <w:proofErr w:type="spellEnd"/>
-      <w:r>
-        <w:rPr>
-          <w:rFonts w:ascii="Segoe UI" w:eastAsia="Times New Roman" w:hAnsi="Segoe UI" w:cs="Segoe UI"/>
-          <w:color w:val="333333"/>
-          <w:sz w:val="20"/>
-          <w:szCs w:val="20"/>
-        </w:rPr>
-        <w:br/>
-        <w:t> (</w:t>
-      </w:r>
-      <w:r>
-        <w:rPr>
-          <w:rFonts w:ascii="Segoe UI" w:eastAsia="Times New Roman" w:hAnsi="Segoe UI" w:cs="Segoe UI"/>
-          <w:color w:val="333333"/>
-          <w:sz w:val="20"/>
-          <w:szCs w:val="20"/>
-        </w:rPr>
-        <w:br/>
-        <w:t xml:space="preserve">    </w:t>
-      </w:r>
-      <w:proofErr w:type="spellStart"/>
-      <w:r>
-        <w:rPr>
-          <w:rFonts w:ascii="Segoe UI" w:eastAsia="Times New Roman" w:hAnsi="Segoe UI" w:cs="Segoe UI"/>
-          <w:color w:val="333333"/>
-          <w:sz w:val="20"/>
-          <w:szCs w:val="20"/>
-        </w:rPr>
-        <w:t>uname</w:t>
-      </w:r>
-      <w:proofErr w:type="spellEnd"/>
-      <w:r>
-        <w:rPr>
-          <w:rFonts w:ascii="Segoe UI" w:eastAsia="Times New Roman" w:hAnsi="Segoe UI" w:cs="Segoe UI"/>
-          <w:color w:val="333333"/>
-          <w:sz w:val="20"/>
-          <w:szCs w:val="20"/>
-        </w:rPr>
-        <w:t xml:space="preserve"> varchar2(20), </w:t>
-      </w:r>
-      <w:proofErr w:type="spellStart"/>
-      <w:r>
-        <w:rPr>
-          <w:rFonts w:ascii="Segoe UI" w:eastAsia="Times New Roman" w:hAnsi="Segoe UI" w:cs="Segoe UI"/>
-          <w:color w:val="333333"/>
-          <w:sz w:val="20"/>
-          <w:szCs w:val="20"/>
-        </w:rPr>
-        <w:t>umail</w:t>
-      </w:r>
-      <w:proofErr w:type="spellEnd"/>
-      <w:r>
-        <w:rPr>
-          <w:rFonts w:ascii="Segoe UI" w:eastAsia="Times New Roman" w:hAnsi="Segoe UI" w:cs="Segoe UI"/>
-          <w:color w:val="333333"/>
-          <w:sz w:val="20"/>
-          <w:szCs w:val="20"/>
-        </w:rPr>
-        <w:t xml:space="preserve"> varchar2(30),</w:t>
-      </w:r>
-      <w:r>
-        <w:rPr>
-          <w:rFonts w:ascii="Segoe UI" w:eastAsia="Times New Roman" w:hAnsi="Segoe UI" w:cs="Segoe UI"/>
-          <w:color w:val="333333"/>
-          <w:sz w:val="20"/>
-          <w:szCs w:val="20"/>
-        </w:rPr>
-        <w:br/>
-        <w:t xml:space="preserve">    </w:t>
-      </w:r>
-      <w:proofErr w:type="spellStart"/>
-      <w:r>
-        <w:rPr>
-          <w:rFonts w:ascii="Segoe UI" w:eastAsia="Times New Roman" w:hAnsi="Segoe UI" w:cs="Segoe UI"/>
-          <w:color w:val="333333"/>
-          <w:sz w:val="20"/>
-          <w:szCs w:val="20"/>
-        </w:rPr>
-        <w:t>upass</w:t>
-      </w:r>
-      <w:proofErr w:type="spellEnd"/>
-      <w:r>
-        <w:rPr>
-          <w:rFonts w:ascii="Segoe UI" w:eastAsia="Times New Roman" w:hAnsi="Segoe UI" w:cs="Segoe UI"/>
-          <w:color w:val="333333"/>
-          <w:sz w:val="20"/>
-          <w:szCs w:val="20"/>
-        </w:rPr>
-        <w:t xml:space="preserve"> varchar2(20), </w:t>
-      </w:r>
-      <w:proofErr w:type="spellStart"/>
-      <w:r>
-        <w:rPr>
-          <w:rFonts w:ascii="Segoe UI" w:eastAsia="Times New Roman" w:hAnsi="Segoe UI" w:cs="Segoe UI"/>
-          <w:color w:val="333333"/>
-          <w:sz w:val="20"/>
-          <w:szCs w:val="20"/>
-        </w:rPr>
-        <w:t>ucountry</w:t>
-      </w:r>
-      <w:proofErr w:type="spellEnd"/>
-      <w:r>
-        <w:rPr>
-          <w:rFonts w:ascii="Segoe UI" w:eastAsia="Times New Roman" w:hAnsi="Segoe UI" w:cs="Segoe UI"/>
-          <w:color w:val="333333"/>
-          <w:sz w:val="20"/>
-          <w:szCs w:val="20"/>
-        </w:rPr>
-        <w:t xml:space="preserve"> varchar2(20)</w:t>
-      </w:r>
-      <w:r>
-        <w:rPr>
-          <w:rFonts w:ascii="Segoe UI" w:eastAsia="Times New Roman" w:hAnsi="Segoe UI" w:cs="Segoe UI"/>
-          <w:color w:val="333333"/>
-          <w:sz w:val="20"/>
-          <w:szCs w:val="20"/>
-        </w:rPr>
-        <w:br/>
-        <w:t> );</w:t>
-      </w:r>
-    </w:p>
-    <w:p>
-      <w:pPr>
-        <w:shd w:val="clear" w:color="auto" w:fill="FFFFFF"/>
-        <w:spacing w:before="100" w:beforeAutospacing="1" w:after="100" w:afterAutospacing="1" w:line="240" w:lineRule="auto"/>
-        <w:rPr>
-          <w:rFonts w:ascii="Segoe UI" w:eastAsia="Times New Roman" w:hAnsi="Segoe UI" w:cs="Segoe UI"/>
-          <w:color w:val="333333"/>
-          <w:sz w:val="20"/>
-          <w:szCs w:val="20"/>
-        </w:rPr>
-      </w:pPr>
-      <w:r>
-        <w:rPr>
-          <w:rFonts w:ascii="Segoe UI" w:eastAsia="Times New Roman" w:hAnsi="Segoe UI" w:cs="Segoe UI"/>
-          <w:color w:val="333333"/>
-          <w:sz w:val="20"/>
-          <w:szCs w:val="20"/>
-        </w:rPr>
-        <w:t>Insert some rows into it as in the following:</w:t>
-      </w:r>
-    </w:p>
-    <w:p>
-      <w:pPr>
-        <w:shd w:val="clear" w:color="auto" w:fill="FFFFFF"/>
-        <w:spacing w:before="100" w:beforeAutospacing="1" w:after="100" w:afterAutospacing="1" w:line="240" w:lineRule="auto"/>
-        <w:rPr>
-          <w:rFonts w:ascii="Segoe UI" w:eastAsia="Times New Roman" w:hAnsi="Segoe UI" w:cs="Segoe UI"/>
-          <w:color w:val="333333"/>
-          <w:sz w:val="20"/>
-          <w:szCs w:val="20"/>
-        </w:rPr>
-      </w:pPr>
-      <w:r>
-        <w:rPr>
-          <w:rFonts w:ascii="Segoe UI" w:eastAsia="Times New Roman" w:hAnsi="Segoe UI" w:cs="Segoe UI"/>
-          <w:color w:val="333333"/>
-          <w:sz w:val="20"/>
-          <w:szCs w:val="20"/>
-        </w:rPr>
         <w:lastRenderedPageBreak/>
-        <w:t xml:space="preserve">1. </w:t>
-      </w:r>
-      <w:proofErr w:type="gramStart"/>
-      <w:r>
-        <w:rPr>
-          <w:rFonts w:ascii="Segoe UI" w:eastAsia="Times New Roman" w:hAnsi="Segoe UI" w:cs="Segoe UI"/>
-          <w:color w:val="333333"/>
-          <w:sz w:val="20"/>
-          <w:szCs w:val="20"/>
-        </w:rPr>
-        <w:t>insert</w:t>
-      </w:r>
-      <w:proofErr w:type="gramEnd"/>
-      <w:r>
-        <w:rPr>
-          <w:rFonts w:ascii="Segoe UI" w:eastAsia="Times New Roman" w:hAnsi="Segoe UI" w:cs="Segoe UI"/>
-          <w:color w:val="333333"/>
-          <w:sz w:val="20"/>
-          <w:szCs w:val="20"/>
-        </w:rPr>
-        <w:t xml:space="preserve"> into </w:t>
-      </w:r>
-      <w:proofErr w:type="spellStart"/>
-      <w:r>
-        <w:rPr>
-          <w:rFonts w:ascii="Segoe UI" w:eastAsia="Times New Roman" w:hAnsi="Segoe UI" w:cs="Segoe UI"/>
-          <w:color w:val="333333"/>
-          <w:sz w:val="20"/>
-          <w:szCs w:val="20"/>
-        </w:rPr>
-        <w:t>emp</w:t>
-      </w:r>
-      <w:proofErr w:type="spellEnd"/>
-      <w:r>
-        <w:rPr>
-          <w:rFonts w:ascii="Segoe UI" w:eastAsia="Times New Roman" w:hAnsi="Segoe UI" w:cs="Segoe UI"/>
-          <w:color w:val="333333"/>
-          <w:sz w:val="20"/>
-          <w:szCs w:val="20"/>
-        </w:rPr>
-        <w:t xml:space="preserve"> values (</w:t>
-      </w:r>
-      <w:proofErr w:type="spellStart"/>
+        <w:t>1. insert into emp values (</w:t>
+      </w:r>
       <w:r>
         <w:rPr>
           <w:rFonts w:ascii="Segoe UI" w:eastAsia="Times New Roman" w:hAnsi="Segoe UI" w:cs="Segoe UI"/>
@@ -2971,7 +1851,6 @@
         </w:rPr>
         <w:t>shital</w:t>
       </w:r>
-      <w:proofErr w:type="spellEnd"/>
       <w:r>
         <w:rPr>
           <w:rFonts w:ascii="Segoe UI" w:eastAsia="Times New Roman" w:hAnsi="Segoe UI" w:cs="Segoe UI"/>
@@ -3038,59 +1917,8 @@
           <w:sz w:val="20"/>
           <w:szCs w:val="20"/>
         </w:rPr>
-        <w:t xml:space="preserve">. </w:t>
-      </w:r>
-      <w:proofErr w:type="gramStart"/>
-      <w:r>
-        <w:rPr>
-          <w:rFonts w:ascii="Segoe UI" w:eastAsia="Times New Roman" w:hAnsi="Segoe UI" w:cs="Segoe UI"/>
-          <w:color w:val="333333"/>
-          <w:sz w:val="20"/>
-          <w:szCs w:val="20"/>
-        </w:rPr>
-        <w:t>insert</w:t>
-      </w:r>
-      <w:proofErr w:type="gramEnd"/>
-      <w:r>
-        <w:rPr>
-          <w:rFonts w:ascii="Segoe UI" w:eastAsia="Times New Roman" w:hAnsi="Segoe UI" w:cs="Segoe UI"/>
-          <w:color w:val="333333"/>
-          <w:sz w:val="20"/>
-          <w:szCs w:val="20"/>
-        </w:rPr>
-        <w:t xml:space="preserve"> into </w:t>
-      </w:r>
-      <w:proofErr w:type="spellStart"/>
-      <w:r>
-        <w:rPr>
-          <w:rFonts w:ascii="Segoe UI" w:eastAsia="Times New Roman" w:hAnsi="Segoe UI" w:cs="Segoe UI"/>
-          <w:color w:val="333333"/>
-          <w:sz w:val="20"/>
-          <w:szCs w:val="20"/>
-        </w:rPr>
-        <w:t>emp</w:t>
-      </w:r>
-      <w:proofErr w:type="spellEnd"/>
-      <w:r>
-        <w:rPr>
-          <w:rFonts w:ascii="Segoe UI" w:eastAsia="Times New Roman" w:hAnsi="Segoe UI" w:cs="Segoe UI"/>
-          <w:color w:val="333333"/>
-          <w:sz w:val="20"/>
-          <w:szCs w:val="20"/>
-        </w:rPr>
-        <w:t xml:space="preserve"> values ('</w:t>
-      </w:r>
-      <w:proofErr w:type="spellStart"/>
-      <w:r>
-        <w:rPr>
-          <w:rFonts w:ascii="Segoe UI" w:eastAsia="Times New Roman" w:hAnsi="Segoe UI" w:cs="Segoe UI"/>
-          <w:color w:val="333333"/>
-          <w:sz w:val="20"/>
-          <w:szCs w:val="20"/>
-        </w:rPr>
-        <w:t>manish</w:t>
-      </w:r>
-      <w:proofErr w:type="spellEnd"/>
+        <w:t>. insert into emp values ('manish</w:t>
+      </w:r>
       <w:r>
         <w:rPr>
           <w:rFonts w:ascii="Segoe UI" w:eastAsia="Times New Roman" w:hAnsi="Segoe UI" w:cs="Segoe UI"/>
@@ -3229,7 +2057,6 @@
           <w:szCs w:val="20"/>
         </w:rPr>
       </w:pPr>
-      <w:proofErr w:type="gramStart"/>
       <w:r>
         <w:rPr>
           <w:rFonts w:ascii="Courier New" w:hAnsi="Courier New" w:cs="Courier New"/>
@@ -3241,63 +2068,41 @@
         </w:rPr>
         <w:t>import</w:t>
       </w:r>
-      <w:proofErr w:type="gramEnd"/>
-      <w:r>
-        <w:rPr>
-          <w:rFonts w:ascii="Courier New" w:hAnsi="Courier New" w:cs="Courier New"/>
-          <w:color w:val="000000"/>
-          <w:sz w:val="20"/>
-          <w:szCs w:val="20"/>
-        </w:rPr>
-        <w:t xml:space="preserve"> </w:t>
-      </w:r>
-      <w:proofErr w:type="spellStart"/>
-      <w:r>
-        <w:rPr>
-          <w:rFonts w:ascii="Courier New" w:hAnsi="Courier New" w:cs="Courier New"/>
-          <w:color w:val="000000"/>
-          <w:sz w:val="20"/>
-          <w:szCs w:val="20"/>
-        </w:rPr>
-        <w:t>javax.swing</w:t>
-      </w:r>
-      <w:proofErr w:type="spellEnd"/>
-      <w:r>
-        <w:rPr>
-          <w:rFonts w:ascii="Courier New" w:hAnsi="Courier New" w:cs="Courier New"/>
-          <w:color w:val="000000"/>
-          <w:sz w:val="20"/>
-          <w:szCs w:val="20"/>
-        </w:rPr>
-        <w:t>.*;</w:t>
-      </w:r>
-    </w:p>
-    <w:p>
-      <w:pPr>
-        <w:autoSpaceDE w:val="0"/>
-        <w:autoSpaceDN w:val="0"/>
-        <w:adjustRightInd w:val="0"/>
-        <w:spacing w:after="0" w:line="240" w:lineRule="auto"/>
-        <w:rPr>
-          <w:rFonts w:ascii="Courier New" w:hAnsi="Courier New" w:cs="Courier New"/>
-          <w:sz w:val="20"/>
-          <w:szCs w:val="20"/>
-        </w:rPr>
-      </w:pPr>
-    </w:p>
-    <w:p>
-      <w:pPr>
-        <w:autoSpaceDE w:val="0"/>
-        <w:autoSpaceDN w:val="0"/>
-        <w:adjustRightInd w:val="0"/>
-        <w:spacing w:after="0" w:line="240" w:lineRule="auto"/>
-        <w:rPr>
-          <w:rFonts w:ascii="Courier New" w:hAnsi="Courier New" w:cs="Courier New"/>
-          <w:sz w:val="20"/>
-          <w:szCs w:val="20"/>
-        </w:rPr>
-      </w:pPr>
-      <w:proofErr w:type="gramStart"/>
+      <w:r>
+        <w:rPr>
+          <w:rFonts w:ascii="Courier New" w:hAnsi="Courier New" w:cs="Courier New"/>
+          <w:color w:val="000000"/>
+          <w:sz w:val="20"/>
+          <w:szCs w:val="20"/>
+        </w:rPr>
+        <w:t xml:space="preserve"> javax.swing.*;</w:t>
+      </w:r>
+    </w:p>
+    <w:p>
+      <w:pPr>
+        <w:autoSpaceDE w:val="0"/>
+        <w:autoSpaceDN w:val="0"/>
+        <w:adjustRightInd w:val="0"/>
+        <w:spacing w:after="0" w:line="240" w:lineRule="auto"/>
+        <w:rPr>
+          <w:rFonts w:ascii="Courier New" w:hAnsi="Courier New" w:cs="Courier New"/>
+          <w:sz w:val="20"/>
+          <w:szCs w:val="20"/>
+        </w:rPr>
+      </w:pPr>
+    </w:p>
+    <w:p>
+      <w:pPr>
+        <w:autoSpaceDE w:val="0"/>
+        <w:autoSpaceDN w:val="0"/>
+        <w:adjustRightInd w:val="0"/>
+        <w:spacing w:after="0" w:line="240" w:lineRule="auto"/>
+        <w:rPr>
+          <w:rFonts w:ascii="Courier New" w:hAnsi="Courier New" w:cs="Courier New"/>
+          <w:sz w:val="20"/>
+          <w:szCs w:val="20"/>
+        </w:rPr>
+      </w:pPr>
       <w:r>
         <w:rPr>
           <w:rFonts w:ascii="Courier New" w:hAnsi="Courier New" w:cs="Courier New"/>
@@ -3309,50 +2114,28 @@
         </w:rPr>
         <w:t>import</w:t>
       </w:r>
-      <w:proofErr w:type="gramEnd"/>
-      <w:r>
-        <w:rPr>
-          <w:rFonts w:ascii="Courier New" w:hAnsi="Courier New" w:cs="Courier New"/>
-          <w:color w:val="000000"/>
-          <w:sz w:val="20"/>
-          <w:szCs w:val="20"/>
-        </w:rPr>
-        <w:t xml:space="preserve"> </w:t>
-      </w:r>
-      <w:proofErr w:type="spellStart"/>
-      <w:r>
-        <w:rPr>
-          <w:rFonts w:ascii="Courier New" w:hAnsi="Courier New" w:cs="Courier New"/>
-          <w:color w:val="000000"/>
-          <w:sz w:val="20"/>
-          <w:szCs w:val="20"/>
-        </w:rPr>
-        <w:t>java.awt</w:t>
-      </w:r>
-      <w:proofErr w:type="spellEnd"/>
-      <w:r>
-        <w:rPr>
-          <w:rFonts w:ascii="Courier New" w:hAnsi="Courier New" w:cs="Courier New"/>
-          <w:color w:val="000000"/>
-          <w:sz w:val="20"/>
-          <w:szCs w:val="20"/>
-        </w:rPr>
-        <w:t>.*;</w:t>
-      </w:r>
-    </w:p>
-    <w:p>
-      <w:pPr>
-        <w:autoSpaceDE w:val="0"/>
-        <w:autoSpaceDN w:val="0"/>
-        <w:adjustRightInd w:val="0"/>
-        <w:spacing w:after="0" w:line="240" w:lineRule="auto"/>
-        <w:rPr>
-          <w:rFonts w:ascii="Courier New" w:hAnsi="Courier New" w:cs="Courier New"/>
-          <w:sz w:val="20"/>
-          <w:szCs w:val="20"/>
-        </w:rPr>
-      </w:pPr>
-      <w:proofErr w:type="gramStart"/>
+      <w:r>
+        <w:rPr>
+          <w:rFonts w:ascii="Courier New" w:hAnsi="Courier New" w:cs="Courier New"/>
+          <w:color w:val="000000"/>
+          <w:sz w:val="20"/>
+          <w:szCs w:val="20"/>
+        </w:rPr>
+        <w:t xml:space="preserve"> java.awt.*;</w:t>
+      </w:r>
+    </w:p>
+    <w:p>
+      <w:pPr>
+        <w:autoSpaceDE w:val="0"/>
+        <w:autoSpaceDN w:val="0"/>
+        <w:adjustRightInd w:val="0"/>
+        <w:spacing w:after="0" w:line="240" w:lineRule="auto"/>
+        <w:rPr>
+          <w:rFonts w:ascii="Courier New" w:hAnsi="Courier New" w:cs="Courier New"/>
+          <w:sz w:val="20"/>
+          <w:szCs w:val="20"/>
+        </w:rPr>
+      </w:pPr>
       <w:r>
         <w:rPr>
           <w:rFonts w:ascii="Courier New" w:hAnsi="Courier New" w:cs="Courier New"/>
@@ -3364,50 +2147,28 @@
         </w:rPr>
         <w:t>import</w:t>
       </w:r>
-      <w:proofErr w:type="gramEnd"/>
-      <w:r>
-        <w:rPr>
-          <w:rFonts w:ascii="Courier New" w:hAnsi="Courier New" w:cs="Courier New"/>
-          <w:color w:val="000000"/>
-          <w:sz w:val="20"/>
-          <w:szCs w:val="20"/>
-        </w:rPr>
-        <w:t xml:space="preserve"> </w:t>
-      </w:r>
-      <w:proofErr w:type="spellStart"/>
-      <w:r>
-        <w:rPr>
-          <w:rFonts w:ascii="Courier New" w:hAnsi="Courier New" w:cs="Courier New"/>
-          <w:color w:val="000000"/>
-          <w:sz w:val="20"/>
-          <w:szCs w:val="20"/>
-        </w:rPr>
-        <w:t>java.awt.event</w:t>
-      </w:r>
-      <w:proofErr w:type="spellEnd"/>
-      <w:r>
-        <w:rPr>
-          <w:rFonts w:ascii="Courier New" w:hAnsi="Courier New" w:cs="Courier New"/>
-          <w:color w:val="000000"/>
-          <w:sz w:val="20"/>
-          <w:szCs w:val="20"/>
-        </w:rPr>
-        <w:t>.*;</w:t>
-      </w:r>
-    </w:p>
-    <w:p>
-      <w:pPr>
-        <w:autoSpaceDE w:val="0"/>
-        <w:autoSpaceDN w:val="0"/>
-        <w:adjustRightInd w:val="0"/>
-        <w:spacing w:after="0" w:line="240" w:lineRule="auto"/>
-        <w:rPr>
-          <w:rFonts w:ascii="Courier New" w:hAnsi="Courier New" w:cs="Courier New"/>
-          <w:sz w:val="20"/>
-          <w:szCs w:val="20"/>
-        </w:rPr>
-      </w:pPr>
-      <w:proofErr w:type="gramStart"/>
+      <w:r>
+        <w:rPr>
+          <w:rFonts w:ascii="Courier New" w:hAnsi="Courier New" w:cs="Courier New"/>
+          <w:color w:val="000000"/>
+          <w:sz w:val="20"/>
+          <w:szCs w:val="20"/>
+        </w:rPr>
+        <w:t xml:space="preserve"> java.awt.event.*;</w:t>
+      </w:r>
+    </w:p>
+    <w:p>
+      <w:pPr>
+        <w:autoSpaceDE w:val="0"/>
+        <w:autoSpaceDN w:val="0"/>
+        <w:adjustRightInd w:val="0"/>
+        <w:spacing w:after="0" w:line="240" w:lineRule="auto"/>
+        <w:rPr>
+          <w:rFonts w:ascii="Courier New" w:hAnsi="Courier New" w:cs="Courier New"/>
+          <w:sz w:val="20"/>
+          <w:szCs w:val="20"/>
+        </w:rPr>
+      </w:pPr>
       <w:r>
         <w:rPr>
           <w:rFonts w:ascii="Courier New" w:hAnsi="Courier New" w:cs="Courier New"/>
@@ -3419,50 +2180,28 @@
         </w:rPr>
         <w:t>import</w:t>
       </w:r>
-      <w:proofErr w:type="gramEnd"/>
-      <w:r>
-        <w:rPr>
-          <w:rFonts w:ascii="Courier New" w:hAnsi="Courier New" w:cs="Courier New"/>
-          <w:color w:val="000000"/>
-          <w:sz w:val="20"/>
-          <w:szCs w:val="20"/>
-        </w:rPr>
-        <w:t xml:space="preserve"> </w:t>
-      </w:r>
-      <w:proofErr w:type="spellStart"/>
-      <w:r>
-        <w:rPr>
-          <w:rFonts w:ascii="Courier New" w:hAnsi="Courier New" w:cs="Courier New"/>
-          <w:color w:val="000000"/>
-          <w:sz w:val="20"/>
-          <w:szCs w:val="20"/>
-        </w:rPr>
-        <w:t>java.sql</w:t>
-      </w:r>
-      <w:proofErr w:type="spellEnd"/>
-      <w:r>
-        <w:rPr>
-          <w:rFonts w:ascii="Courier New" w:hAnsi="Courier New" w:cs="Courier New"/>
-          <w:color w:val="000000"/>
-          <w:sz w:val="20"/>
-          <w:szCs w:val="20"/>
-        </w:rPr>
-        <w:t>.*;</w:t>
-      </w:r>
-    </w:p>
-    <w:p>
-      <w:pPr>
-        <w:autoSpaceDE w:val="0"/>
-        <w:autoSpaceDN w:val="0"/>
-        <w:adjustRightInd w:val="0"/>
-        <w:spacing w:after="0" w:line="240" w:lineRule="auto"/>
-        <w:rPr>
-          <w:rFonts w:ascii="Courier New" w:hAnsi="Courier New" w:cs="Courier New"/>
-          <w:sz w:val="20"/>
-          <w:szCs w:val="20"/>
-        </w:rPr>
-      </w:pPr>
-      <w:proofErr w:type="gramStart"/>
+      <w:r>
+        <w:rPr>
+          <w:rFonts w:ascii="Courier New" w:hAnsi="Courier New" w:cs="Courier New"/>
+          <w:color w:val="000000"/>
+          <w:sz w:val="20"/>
+          <w:szCs w:val="20"/>
+        </w:rPr>
+        <w:t xml:space="preserve"> java.sql.*;</w:t>
+      </w:r>
+    </w:p>
+    <w:p>
+      <w:pPr>
+        <w:autoSpaceDE w:val="0"/>
+        <w:autoSpaceDN w:val="0"/>
+        <w:adjustRightInd w:val="0"/>
+        <w:spacing w:after="0" w:line="240" w:lineRule="auto"/>
+        <w:rPr>
+          <w:rFonts w:ascii="Courier New" w:hAnsi="Courier New" w:cs="Courier New"/>
+          <w:sz w:val="20"/>
+          <w:szCs w:val="20"/>
+        </w:rPr>
+      </w:pPr>
       <w:r>
         <w:rPr>
           <w:rFonts w:ascii="Courier New" w:hAnsi="Courier New" w:cs="Courier New"/>
@@ -3474,7 +2213,28 @@
         </w:rPr>
         <w:t>import</w:t>
       </w:r>
-      <w:proofErr w:type="gramEnd"/>
+      <w:r>
+        <w:rPr>
+          <w:rFonts w:ascii="Courier New" w:hAnsi="Courier New" w:cs="Courier New"/>
+          <w:color w:val="000000"/>
+          <w:sz w:val="20"/>
+          <w:szCs w:val="20"/>
+        </w:rPr>
+        <w:t xml:space="preserve"> java.util.Vector;</w:t>
+      </w:r>
+    </w:p>
+    <w:p>
+      <w:pPr>
+        <w:autoSpaceDE w:val="0"/>
+        <w:autoSpaceDN w:val="0"/>
+        <w:adjustRightInd w:val="0"/>
+        <w:spacing w:after="0" w:line="240" w:lineRule="auto"/>
+        <w:rPr>
+          <w:rFonts w:ascii="Courier New" w:hAnsi="Courier New" w:cs="Courier New"/>
+          <w:sz w:val="20"/>
+          <w:szCs w:val="20"/>
+        </w:rPr>
+      </w:pPr>
       <w:r>
         <w:rPr>
           <w:rFonts w:ascii="Courier New" w:hAnsi="Courier New" w:cs="Courier New"/>
@@ -3484,62 +2244,19 @@
         </w:rPr>
         <w:t xml:space="preserve"> </w:t>
       </w:r>
-      <w:proofErr w:type="spellStart"/>
-      <w:r>
-        <w:rPr>
-          <w:rFonts w:ascii="Courier New" w:hAnsi="Courier New" w:cs="Courier New"/>
-          <w:color w:val="000000"/>
-          <w:sz w:val="20"/>
-          <w:szCs w:val="20"/>
-        </w:rPr>
-        <w:t>java.util.Vector</w:t>
-      </w:r>
-      <w:proofErr w:type="spellEnd"/>
-      <w:r>
-        <w:rPr>
-          <w:rFonts w:ascii="Courier New" w:hAnsi="Courier New" w:cs="Courier New"/>
-          <w:color w:val="000000"/>
-          <w:sz w:val="20"/>
-          <w:szCs w:val="20"/>
-        </w:rPr>
-        <w:t>;</w:t>
-      </w:r>
-    </w:p>
-    <w:p>
-      <w:pPr>
-        <w:autoSpaceDE w:val="0"/>
-        <w:autoSpaceDN w:val="0"/>
-        <w:adjustRightInd w:val="0"/>
-        <w:spacing w:after="0" w:line="240" w:lineRule="auto"/>
-        <w:rPr>
-          <w:rFonts w:ascii="Courier New" w:hAnsi="Courier New" w:cs="Courier New"/>
-          <w:sz w:val="20"/>
-          <w:szCs w:val="20"/>
-        </w:rPr>
-      </w:pPr>
-      <w:r>
-        <w:rPr>
-          <w:rFonts w:ascii="Courier New" w:hAnsi="Courier New" w:cs="Courier New"/>
-          <w:color w:val="000000"/>
-          <w:sz w:val="20"/>
-          <w:szCs w:val="20"/>
-        </w:rPr>
-        <w:t xml:space="preserve"> </w:t>
-      </w:r>
-    </w:p>
-    <w:p>
-      <w:pPr>
-        <w:autoSpaceDE w:val="0"/>
-        <w:autoSpaceDN w:val="0"/>
-        <w:adjustRightInd w:val="0"/>
-        <w:spacing w:after="0" w:line="240" w:lineRule="auto"/>
-        <w:rPr>
-          <w:rFonts w:ascii="Courier New" w:hAnsi="Courier New" w:cs="Courier New"/>
-          <w:sz w:val="20"/>
-          <w:szCs w:val="20"/>
-        </w:rPr>
-      </w:pPr>
-      <w:proofErr w:type="gramStart"/>
+    </w:p>
+    <w:p>
+      <w:pPr>
+        <w:autoSpaceDE w:val="0"/>
+        <w:autoSpaceDN w:val="0"/>
+        <w:adjustRightInd w:val="0"/>
+        <w:spacing w:after="0" w:line="240" w:lineRule="auto"/>
+        <w:rPr>
+          <w:rFonts w:ascii="Courier New" w:hAnsi="Courier New" w:cs="Courier New"/>
+          <w:sz w:val="20"/>
+          <w:szCs w:val="20"/>
+        </w:rPr>
+      </w:pPr>
       <w:r>
         <w:rPr>
           <w:rFonts w:ascii="Courier New" w:hAnsi="Courier New" w:cs="Courier New"/>
@@ -3551,7 +2268,6 @@
         </w:rPr>
         <w:t>public</w:t>
       </w:r>
-      <w:proofErr w:type="gramEnd"/>
       <w:r>
         <w:rPr>
           <w:rFonts w:ascii="Courier New" w:hAnsi="Courier New" w:cs="Courier New"/>
@@ -3579,27 +2295,7 @@
           <w:sz w:val="20"/>
           <w:szCs w:val="20"/>
         </w:rPr>
-        <w:t xml:space="preserve"> </w:t>
-      </w:r>
-      <w:proofErr w:type="spellStart"/>
-      <w:r>
-        <w:rPr>
-          <w:rFonts w:ascii="Courier New" w:hAnsi="Courier New" w:cs="Courier New"/>
-          <w:color w:val="000000"/>
-          <w:sz w:val="20"/>
-          <w:szCs w:val="20"/>
-        </w:rPr>
-        <w:t>JdbcOracleConnection</w:t>
-      </w:r>
-      <w:proofErr w:type="spellEnd"/>
-      <w:r>
-        <w:rPr>
-          <w:rFonts w:ascii="Courier New" w:hAnsi="Courier New" w:cs="Courier New"/>
-          <w:color w:val="000000"/>
-          <w:sz w:val="20"/>
-          <w:szCs w:val="20"/>
-        </w:rPr>
-        <w:t xml:space="preserve"> </w:t>
+        <w:t xml:space="preserve"> JdbcOracleConnection </w:t>
       </w:r>
       <w:r>
         <w:rPr>
@@ -3619,27 +2315,7 @@
           <w:sz w:val="20"/>
           <w:szCs w:val="20"/>
         </w:rPr>
-        <w:t xml:space="preserve"> </w:t>
-      </w:r>
-      <w:proofErr w:type="spellStart"/>
-      <w:r>
-        <w:rPr>
-          <w:rFonts w:ascii="Courier New" w:hAnsi="Courier New" w:cs="Courier New"/>
-          <w:color w:val="000000"/>
-          <w:sz w:val="20"/>
-          <w:szCs w:val="20"/>
-        </w:rPr>
-        <w:t>JFrame</w:t>
-      </w:r>
-      <w:proofErr w:type="spellEnd"/>
-      <w:r>
-        <w:rPr>
-          <w:rFonts w:ascii="Courier New" w:hAnsi="Courier New" w:cs="Courier New"/>
-          <w:color w:val="000000"/>
-          <w:sz w:val="20"/>
-          <w:szCs w:val="20"/>
-        </w:rPr>
-        <w:t xml:space="preserve"> </w:t>
+        <w:t xml:space="preserve"> JFrame </w:t>
       </w:r>
       <w:r>
         <w:rPr>
@@ -3659,27 +2335,7 @@
           <w:sz w:val="20"/>
           <w:szCs w:val="20"/>
         </w:rPr>
-        <w:t xml:space="preserve"> </w:t>
-      </w:r>
-      <w:proofErr w:type="spellStart"/>
-      <w:r>
-        <w:rPr>
-          <w:rFonts w:ascii="Courier New" w:hAnsi="Courier New" w:cs="Courier New"/>
-          <w:color w:val="000000"/>
-          <w:sz w:val="20"/>
-          <w:szCs w:val="20"/>
-        </w:rPr>
-        <w:t>ActionListener</w:t>
-      </w:r>
-      <w:proofErr w:type="spellEnd"/>
-      <w:r>
-        <w:rPr>
-          <w:rFonts w:ascii="Courier New" w:hAnsi="Courier New" w:cs="Courier New"/>
-          <w:color w:val="000000"/>
-          <w:sz w:val="20"/>
-          <w:szCs w:val="20"/>
-        </w:rPr>
-        <w:t xml:space="preserve"> {</w:t>
+        <w:t xml:space="preserve"> ActionListener {</w:t>
       </w:r>
     </w:p>
     <w:p>
@@ -3802,7 +2458,6 @@
         </w:rPr>
         <w:tab/>
       </w:r>
-      <w:proofErr w:type="gramStart"/>
       <w:r>
         <w:rPr>
           <w:rFonts w:ascii="Courier New" w:hAnsi="Courier New" w:cs="Courier New"/>
@@ -3814,7 +2469,6 @@
         </w:rPr>
         <w:t>private</w:t>
       </w:r>
-      <w:proofErr w:type="gramEnd"/>
       <w:r>
         <w:rPr>
           <w:rFonts w:ascii="Courier New" w:hAnsi="Courier New" w:cs="Courier New"/>
@@ -3884,7 +2538,6 @@
         </w:rPr>
         <w:t xml:space="preserve"> </w:t>
       </w:r>
-      <w:proofErr w:type="spellStart"/>
       <w:r>
         <w:rPr>
           <w:rFonts w:ascii="Courier New" w:hAnsi="Courier New" w:cs="Courier New"/>
@@ -3898,7 +2551,6 @@
         </w:rPr>
         <w:t>serialVersionUID</w:t>
       </w:r>
-      <w:proofErr w:type="spellEnd"/>
       <w:r>
         <w:rPr>
           <w:rFonts w:ascii="Courier New" w:hAnsi="Courier New" w:cs="Courier New"/>
@@ -3929,18 +2581,402 @@
           <w:szCs w:val="20"/>
         </w:rPr>
         <w:tab/>
-      </w:r>
-      <w:proofErr w:type="spellStart"/>
-      <w:r>
-        <w:rPr>
-          <w:rFonts w:ascii="Courier New" w:hAnsi="Courier New" w:cs="Courier New"/>
-          <w:color w:val="000000"/>
-          <w:sz w:val="20"/>
-          <w:szCs w:val="20"/>
-        </w:rPr>
-        <w:t>JLabel</w:t>
-      </w:r>
-      <w:proofErr w:type="spellEnd"/>
+        <w:t xml:space="preserve">JLabel </w:t>
+      </w:r>
+      <w:r>
+        <w:rPr>
+          <w:rFonts w:ascii="Courier New" w:hAnsi="Courier New" w:cs="Courier New"/>
+          <w:color w:val="0000C0"/>
+          <w:sz w:val="20"/>
+          <w:szCs w:val="20"/>
+        </w:rPr>
+        <w:t>l</w:t>
+      </w:r>
+      <w:r>
+        <w:rPr>
+          <w:rFonts w:ascii="Courier New" w:hAnsi="Courier New" w:cs="Courier New"/>
+          <w:color w:val="000000"/>
+          <w:sz w:val="20"/>
+          <w:szCs w:val="20"/>
+        </w:rPr>
+        <w:t xml:space="preserve">, </w:t>
+      </w:r>
+      <w:r>
+        <w:rPr>
+          <w:rFonts w:ascii="Courier New" w:hAnsi="Courier New" w:cs="Courier New"/>
+          <w:color w:val="0000C0"/>
+          <w:sz w:val="20"/>
+          <w:szCs w:val="20"/>
+        </w:rPr>
+        <w:t>l1</w:t>
+      </w:r>
+      <w:r>
+        <w:rPr>
+          <w:rFonts w:ascii="Courier New" w:hAnsi="Courier New" w:cs="Courier New"/>
+          <w:color w:val="000000"/>
+          <w:sz w:val="20"/>
+          <w:szCs w:val="20"/>
+        </w:rPr>
+        <w:t xml:space="preserve">, </w:t>
+      </w:r>
+      <w:r>
+        <w:rPr>
+          <w:rFonts w:ascii="Courier New" w:hAnsi="Courier New" w:cs="Courier New"/>
+          <w:color w:val="0000C0"/>
+          <w:sz w:val="20"/>
+          <w:szCs w:val="20"/>
+        </w:rPr>
+        <w:t>l2</w:t>
+      </w:r>
+      <w:r>
+        <w:rPr>
+          <w:rFonts w:ascii="Courier New" w:hAnsi="Courier New" w:cs="Courier New"/>
+          <w:color w:val="000000"/>
+          <w:sz w:val="20"/>
+          <w:szCs w:val="20"/>
+        </w:rPr>
+        <w:t xml:space="preserve">, </w:t>
+      </w:r>
+      <w:r>
+        <w:rPr>
+          <w:rFonts w:ascii="Courier New" w:hAnsi="Courier New" w:cs="Courier New"/>
+          <w:color w:val="0000C0"/>
+          <w:sz w:val="20"/>
+          <w:szCs w:val="20"/>
+        </w:rPr>
+        <w:t>l3</w:t>
+      </w:r>
+      <w:r>
+        <w:rPr>
+          <w:rFonts w:ascii="Courier New" w:hAnsi="Courier New" w:cs="Courier New"/>
+          <w:color w:val="000000"/>
+          <w:sz w:val="20"/>
+          <w:szCs w:val="20"/>
+        </w:rPr>
+        <w:t xml:space="preserve">, </w:t>
+      </w:r>
+      <w:r>
+        <w:rPr>
+          <w:rFonts w:ascii="Courier New" w:hAnsi="Courier New" w:cs="Courier New"/>
+          <w:color w:val="0000C0"/>
+          <w:sz w:val="20"/>
+          <w:szCs w:val="20"/>
+        </w:rPr>
+        <w:t>l4</w:t>
+      </w:r>
+      <w:r>
+        <w:rPr>
+          <w:rFonts w:ascii="Courier New" w:hAnsi="Courier New" w:cs="Courier New"/>
+          <w:color w:val="000000"/>
+          <w:sz w:val="20"/>
+          <w:szCs w:val="20"/>
+        </w:rPr>
+        <w:t xml:space="preserve">, </w:t>
+      </w:r>
+      <w:r>
+        <w:rPr>
+          <w:rFonts w:ascii="Courier New" w:hAnsi="Courier New" w:cs="Courier New"/>
+          <w:color w:val="0000C0"/>
+          <w:sz w:val="20"/>
+          <w:szCs w:val="20"/>
+        </w:rPr>
+        <w:t>l5</w:t>
+      </w:r>
+      <w:r>
+        <w:rPr>
+          <w:rFonts w:ascii="Courier New" w:hAnsi="Courier New" w:cs="Courier New"/>
+          <w:color w:val="000000"/>
+          <w:sz w:val="20"/>
+          <w:szCs w:val="20"/>
+        </w:rPr>
+        <w:t>;</w:t>
+      </w:r>
+    </w:p>
+    <w:p>
+      <w:pPr>
+        <w:autoSpaceDE w:val="0"/>
+        <w:autoSpaceDN w:val="0"/>
+        <w:adjustRightInd w:val="0"/>
+        <w:spacing w:after="0" w:line="240" w:lineRule="auto"/>
+        <w:rPr>
+          <w:rFonts w:ascii="Courier New" w:hAnsi="Courier New" w:cs="Courier New"/>
+          <w:sz w:val="20"/>
+          <w:szCs w:val="20"/>
+        </w:rPr>
+      </w:pPr>
+      <w:r>
+        <w:rPr>
+          <w:rFonts w:ascii="Courier New" w:hAnsi="Courier New" w:cs="Courier New"/>
+          <w:color w:val="000000"/>
+          <w:sz w:val="20"/>
+          <w:szCs w:val="20"/>
+        </w:rPr>
+        <w:t xml:space="preserve">    JButton </w:t>
+      </w:r>
+      <w:r>
+        <w:rPr>
+          <w:rFonts w:ascii="Courier New" w:hAnsi="Courier New" w:cs="Courier New"/>
+          <w:color w:val="0000C0"/>
+          <w:sz w:val="20"/>
+          <w:szCs w:val="20"/>
+        </w:rPr>
+        <w:t>b</w:t>
+      </w:r>
+      <w:r>
+        <w:rPr>
+          <w:rFonts w:ascii="Courier New" w:hAnsi="Courier New" w:cs="Courier New"/>
+          <w:color w:val="000000"/>
+          <w:sz w:val="20"/>
+          <w:szCs w:val="20"/>
+        </w:rPr>
+        <w:t>;</w:t>
+      </w:r>
+    </w:p>
+    <w:p>
+      <w:pPr>
+        <w:autoSpaceDE w:val="0"/>
+        <w:autoSpaceDN w:val="0"/>
+        <w:adjustRightInd w:val="0"/>
+        <w:spacing w:after="0" w:line="240" w:lineRule="auto"/>
+        <w:rPr>
+          <w:rFonts w:ascii="Courier New" w:hAnsi="Courier New" w:cs="Courier New"/>
+          <w:sz w:val="20"/>
+          <w:szCs w:val="20"/>
+        </w:rPr>
+      </w:pPr>
+      <w:r>
+        <w:rPr>
+          <w:rFonts w:ascii="Courier New" w:hAnsi="Courier New" w:cs="Courier New"/>
+          <w:color w:val="000000"/>
+          <w:sz w:val="20"/>
+          <w:szCs w:val="20"/>
+        </w:rPr>
+        <w:t xml:space="preserve">    JTextField </w:t>
+      </w:r>
+      <w:r>
+        <w:rPr>
+          <w:rFonts w:ascii="Courier New" w:hAnsi="Courier New" w:cs="Courier New"/>
+          <w:color w:val="0000C0"/>
+          <w:sz w:val="20"/>
+          <w:szCs w:val="20"/>
+        </w:rPr>
+        <w:t>tf1</w:t>
+      </w:r>
+      <w:r>
+        <w:rPr>
+          <w:rFonts w:ascii="Courier New" w:hAnsi="Courier New" w:cs="Courier New"/>
+          <w:color w:val="000000"/>
+          <w:sz w:val="20"/>
+          <w:szCs w:val="20"/>
+        </w:rPr>
+        <w:t xml:space="preserve">, </w:t>
+      </w:r>
+      <w:r>
+        <w:rPr>
+          <w:rFonts w:ascii="Courier New" w:hAnsi="Courier New" w:cs="Courier New"/>
+          <w:color w:val="0000C0"/>
+          <w:sz w:val="20"/>
+          <w:szCs w:val="20"/>
+        </w:rPr>
+        <w:t>tf2</w:t>
+      </w:r>
+      <w:r>
+        <w:rPr>
+          <w:rFonts w:ascii="Courier New" w:hAnsi="Courier New" w:cs="Courier New"/>
+          <w:color w:val="000000"/>
+          <w:sz w:val="20"/>
+          <w:szCs w:val="20"/>
+        </w:rPr>
+        <w:t xml:space="preserve">, </w:t>
+      </w:r>
+      <w:r>
+        <w:rPr>
+          <w:rFonts w:ascii="Courier New" w:hAnsi="Courier New" w:cs="Courier New"/>
+          <w:color w:val="0000C0"/>
+          <w:sz w:val="20"/>
+          <w:szCs w:val="20"/>
+        </w:rPr>
+        <w:t>tf3</w:t>
+      </w:r>
+      <w:r>
+        <w:rPr>
+          <w:rFonts w:ascii="Courier New" w:hAnsi="Courier New" w:cs="Courier New"/>
+          <w:color w:val="000000"/>
+          <w:sz w:val="20"/>
+          <w:szCs w:val="20"/>
+        </w:rPr>
+        <w:t xml:space="preserve">, </w:t>
+      </w:r>
+      <w:r>
+        <w:rPr>
+          <w:rFonts w:ascii="Courier New" w:hAnsi="Courier New" w:cs="Courier New"/>
+          <w:color w:val="0000C0"/>
+          <w:sz w:val="20"/>
+          <w:szCs w:val="20"/>
+        </w:rPr>
+        <w:t>tf4</w:t>
+      </w:r>
+      <w:r>
+        <w:rPr>
+          <w:rFonts w:ascii="Courier New" w:hAnsi="Courier New" w:cs="Courier New"/>
+          <w:color w:val="000000"/>
+          <w:sz w:val="20"/>
+          <w:szCs w:val="20"/>
+        </w:rPr>
+        <w:t>;</w:t>
+      </w:r>
+    </w:p>
+    <w:p>
+      <w:pPr>
+        <w:autoSpaceDE w:val="0"/>
+        <w:autoSpaceDN w:val="0"/>
+        <w:adjustRightInd w:val="0"/>
+        <w:spacing w:after="0" w:line="240" w:lineRule="auto"/>
+        <w:rPr>
+          <w:rFonts w:ascii="Courier New" w:hAnsi="Courier New" w:cs="Courier New"/>
+          <w:sz w:val="20"/>
+          <w:szCs w:val="20"/>
+        </w:rPr>
+      </w:pPr>
+      <w:r>
+        <w:rPr>
+          <w:rFonts w:ascii="Courier New" w:hAnsi="Courier New" w:cs="Courier New"/>
+          <w:color w:val="000000"/>
+          <w:sz w:val="20"/>
+          <w:szCs w:val="20"/>
+        </w:rPr>
+        <w:t xml:space="preserve">    </w:t>
+      </w:r>
+      <w:r>
+        <w:rPr>
+          <w:rFonts w:ascii="Courier New" w:hAnsi="Courier New" w:cs="Courier New"/>
+          <w:color w:val="646464"/>
+          <w:sz w:val="20"/>
+          <w:szCs w:val="20"/>
+        </w:rPr>
+        <w:t>@SuppressWarnings</w:t>
+      </w:r>
+      <w:r>
+        <w:rPr>
+          <w:rFonts w:ascii="Courier New" w:hAnsi="Courier New" w:cs="Courier New"/>
+          <w:color w:val="000000"/>
+          <w:sz w:val="20"/>
+          <w:szCs w:val="20"/>
+        </w:rPr>
+        <w:t>(</w:t>
+      </w:r>
+      <w:r>
+        <w:rPr>
+          <w:rFonts w:ascii="Courier New" w:hAnsi="Courier New" w:cs="Courier New"/>
+          <w:color w:val="2A00FF"/>
+          <w:sz w:val="20"/>
+          <w:szCs w:val="20"/>
+        </w:rPr>
+        <w:t>"rawtypes"</w:t>
+      </w:r>
+      <w:r>
+        <w:rPr>
+          <w:rFonts w:ascii="Courier New" w:hAnsi="Courier New" w:cs="Courier New"/>
+          <w:color w:val="000000"/>
+          <w:sz w:val="20"/>
+          <w:szCs w:val="20"/>
+        </w:rPr>
+        <w:t>)</w:t>
+      </w:r>
+    </w:p>
+    <w:p>
+      <w:pPr>
+        <w:autoSpaceDE w:val="0"/>
+        <w:autoSpaceDN w:val="0"/>
+        <w:adjustRightInd w:val="0"/>
+        <w:spacing w:after="0" w:line="240" w:lineRule="auto"/>
+        <w:rPr>
+          <w:rFonts w:ascii="Courier New" w:hAnsi="Courier New" w:cs="Courier New"/>
+          <w:sz w:val="20"/>
+          <w:szCs w:val="20"/>
+        </w:rPr>
+      </w:pPr>
+      <w:r>
+        <w:rPr>
+          <w:rFonts w:ascii="Courier New" w:hAnsi="Courier New" w:cs="Courier New"/>
+          <w:color w:val="000000"/>
+          <w:sz w:val="20"/>
+          <w:szCs w:val="20"/>
+        </w:rPr>
+        <w:tab/>
+        <w:t xml:space="preserve">JComboBox </w:t>
+      </w:r>
+      <w:r>
+        <w:rPr>
+          <w:rFonts w:ascii="Courier New" w:hAnsi="Courier New" w:cs="Courier New"/>
+          <w:color w:val="0000C0"/>
+          <w:sz w:val="20"/>
+          <w:szCs w:val="20"/>
+        </w:rPr>
+        <w:t>bx</w:t>
+      </w:r>
+      <w:r>
+        <w:rPr>
+          <w:rFonts w:ascii="Courier New" w:hAnsi="Courier New" w:cs="Courier New"/>
+          <w:color w:val="000000"/>
+          <w:sz w:val="20"/>
+          <w:szCs w:val="20"/>
+        </w:rPr>
+        <w:t>;</w:t>
+      </w:r>
+    </w:p>
+    <w:p>
+      <w:pPr>
+        <w:autoSpaceDE w:val="0"/>
+        <w:autoSpaceDN w:val="0"/>
+        <w:adjustRightInd w:val="0"/>
+        <w:spacing w:after="0" w:line="240" w:lineRule="auto"/>
+        <w:rPr>
+          <w:rFonts w:ascii="Courier New" w:hAnsi="Courier New" w:cs="Courier New"/>
+          <w:sz w:val="20"/>
+          <w:szCs w:val="20"/>
+        </w:rPr>
+      </w:pPr>
+      <w:r>
+        <w:rPr>
+          <w:rFonts w:ascii="Courier New" w:hAnsi="Courier New" w:cs="Courier New"/>
+          <w:color w:val="000000"/>
+          <w:sz w:val="20"/>
+          <w:szCs w:val="20"/>
+        </w:rPr>
+        <w:t xml:space="preserve">    String </w:t>
+      </w:r>
+      <w:r>
+        <w:rPr>
+          <w:rFonts w:ascii="Courier New" w:hAnsi="Courier New" w:cs="Courier New"/>
+          <w:color w:val="0000C0"/>
+          <w:sz w:val="20"/>
+          <w:szCs w:val="20"/>
+        </w:rPr>
+        <w:t>str</w:t>
+      </w:r>
+      <w:r>
+        <w:rPr>
+          <w:rFonts w:ascii="Courier New" w:hAnsi="Courier New" w:cs="Courier New"/>
+          <w:color w:val="000000"/>
+          <w:sz w:val="20"/>
+          <w:szCs w:val="20"/>
+        </w:rPr>
+        <w:t>;</w:t>
+      </w:r>
+    </w:p>
+    <w:p>
+      <w:pPr>
+        <w:autoSpaceDE w:val="0"/>
+        <w:autoSpaceDN w:val="0"/>
+        <w:adjustRightInd w:val="0"/>
+        <w:spacing w:after="0" w:line="240" w:lineRule="auto"/>
+        <w:rPr>
+          <w:rFonts w:ascii="Courier New" w:hAnsi="Courier New" w:cs="Courier New"/>
+          <w:sz w:val="20"/>
+          <w:szCs w:val="20"/>
+        </w:rPr>
+      </w:pPr>
       <w:r>
         <w:rPr>
           <w:rFonts w:ascii="Courier New" w:hAnsi="Courier New" w:cs="Courier New"/>
@@ -3950,114 +2986,6 @@
         </w:rPr>
         <w:t xml:space="preserve"> </w:t>
       </w:r>
-      <w:r>
-        <w:rPr>
-          <w:rFonts w:ascii="Courier New" w:hAnsi="Courier New" w:cs="Courier New"/>
-          <w:color w:val="0000C0"/>
-          <w:sz w:val="20"/>
-          <w:szCs w:val="20"/>
-        </w:rPr>
-        <w:t>l</w:t>
-      </w:r>
-      <w:r>
-        <w:rPr>
-          <w:rFonts w:ascii="Courier New" w:hAnsi="Courier New" w:cs="Courier New"/>
-          <w:color w:val="000000"/>
-          <w:sz w:val="20"/>
-          <w:szCs w:val="20"/>
-        </w:rPr>
-        <w:t xml:space="preserve">, </w:t>
-      </w:r>
-      <w:r>
-        <w:rPr>
-          <w:rFonts w:ascii="Courier New" w:hAnsi="Courier New" w:cs="Courier New"/>
-          <w:color w:val="0000C0"/>
-          <w:sz w:val="20"/>
-          <w:szCs w:val="20"/>
-        </w:rPr>
-        <w:t>l1</w:t>
-      </w:r>
-      <w:r>
-        <w:rPr>
-          <w:rFonts w:ascii="Courier New" w:hAnsi="Courier New" w:cs="Courier New"/>
-          <w:color w:val="000000"/>
-          <w:sz w:val="20"/>
-          <w:szCs w:val="20"/>
-        </w:rPr>
-        <w:t xml:space="preserve">, </w:t>
-      </w:r>
-      <w:r>
-        <w:rPr>
-          <w:rFonts w:ascii="Courier New" w:hAnsi="Courier New" w:cs="Courier New"/>
-          <w:color w:val="0000C0"/>
-          <w:sz w:val="20"/>
-          <w:szCs w:val="20"/>
-        </w:rPr>
-        <w:t>l2</w:t>
-      </w:r>
-      <w:r>
-        <w:rPr>
-          <w:rFonts w:ascii="Courier New" w:hAnsi="Courier New" w:cs="Courier New"/>
-          <w:color w:val="000000"/>
-          <w:sz w:val="20"/>
-          <w:szCs w:val="20"/>
-        </w:rPr>
-        <w:t xml:space="preserve">, </w:t>
-      </w:r>
-      <w:r>
-        <w:rPr>
-          <w:rFonts w:ascii="Courier New" w:hAnsi="Courier New" w:cs="Courier New"/>
-          <w:color w:val="0000C0"/>
-          <w:sz w:val="20"/>
-          <w:szCs w:val="20"/>
-        </w:rPr>
-        <w:t>l3</w:t>
-      </w:r>
-      <w:r>
-        <w:rPr>
-          <w:rFonts w:ascii="Courier New" w:hAnsi="Courier New" w:cs="Courier New"/>
-          <w:color w:val="000000"/>
-          <w:sz w:val="20"/>
-          <w:szCs w:val="20"/>
-        </w:rPr>
-        <w:t xml:space="preserve">, </w:t>
-      </w:r>
-      <w:r>
-        <w:rPr>
-          <w:rFonts w:ascii="Courier New" w:hAnsi="Courier New" w:cs="Courier New"/>
-          <w:color w:val="0000C0"/>
-          <w:sz w:val="20"/>
-          <w:szCs w:val="20"/>
-        </w:rPr>
-        <w:t>l4</w:t>
-      </w:r>
-      <w:r>
-        <w:rPr>
-          <w:rFonts w:ascii="Courier New" w:hAnsi="Courier New" w:cs="Courier New"/>
-          <w:color w:val="000000"/>
-          <w:sz w:val="20"/>
-          <w:szCs w:val="20"/>
-        </w:rPr>
-        <w:t xml:space="preserve">, </w:t>
-      </w:r>
-      <w:r>
-        <w:rPr>
-          <w:rFonts w:ascii="Courier New" w:hAnsi="Courier New" w:cs="Courier New"/>
-          <w:color w:val="0000C0"/>
-          <w:sz w:val="20"/>
-          <w:szCs w:val="20"/>
-        </w:rPr>
-        <w:t>l5</w:t>
-      </w:r>
-      <w:r>
-        <w:rPr>
-          <w:rFonts w:ascii="Courier New" w:hAnsi="Courier New" w:cs="Courier New"/>
-          <w:color w:val="000000"/>
-          <w:sz w:val="20"/>
-          <w:szCs w:val="20"/>
-        </w:rPr>
-        <w:t>;</w:t>
-      </w:r>
     </w:p>
     <w:p>
       <w:pPr>
@@ -4080,181 +3008,6 @@
         </w:rPr>
         <w:t xml:space="preserve">    </w:t>
       </w:r>
-      <w:proofErr w:type="spellStart"/>
-      <w:r>
-        <w:rPr>
-          <w:rFonts w:ascii="Courier New" w:hAnsi="Courier New" w:cs="Courier New"/>
-          <w:color w:val="000000"/>
-          <w:sz w:val="20"/>
-          <w:szCs w:val="20"/>
-        </w:rPr>
-        <w:t>JButton</w:t>
-      </w:r>
-      <w:proofErr w:type="spellEnd"/>
-      <w:r>
-        <w:rPr>
-          <w:rFonts w:ascii="Courier New" w:hAnsi="Courier New" w:cs="Courier New"/>
-          <w:color w:val="000000"/>
-          <w:sz w:val="20"/>
-          <w:szCs w:val="20"/>
-        </w:rPr>
-        <w:t xml:space="preserve"> </w:t>
-      </w:r>
-      <w:r>
-        <w:rPr>
-          <w:rFonts w:ascii="Courier New" w:hAnsi="Courier New" w:cs="Courier New"/>
-          <w:color w:val="0000C0"/>
-          <w:sz w:val="20"/>
-          <w:szCs w:val="20"/>
-        </w:rPr>
-        <w:t>b</w:t>
-      </w:r>
-      <w:r>
-        <w:rPr>
-          <w:rFonts w:ascii="Courier New" w:hAnsi="Courier New" w:cs="Courier New"/>
-          <w:color w:val="000000"/>
-          <w:sz w:val="20"/>
-          <w:szCs w:val="20"/>
-        </w:rPr>
-        <w:t>;</w:t>
-      </w:r>
-    </w:p>
-    <w:p>
-      <w:pPr>
-        <w:autoSpaceDE w:val="0"/>
-        <w:autoSpaceDN w:val="0"/>
-        <w:adjustRightInd w:val="0"/>
-        <w:spacing w:after="0" w:line="240" w:lineRule="auto"/>
-        <w:rPr>
-          <w:rFonts w:ascii="Courier New" w:hAnsi="Courier New" w:cs="Courier New"/>
-          <w:sz w:val="20"/>
-          <w:szCs w:val="20"/>
-        </w:rPr>
-      </w:pPr>
-      <w:r>
-        <w:rPr>
-          <w:rFonts w:ascii="Courier New" w:hAnsi="Courier New" w:cs="Courier New"/>
-          <w:color w:val="000000"/>
-          <w:sz w:val="20"/>
-          <w:szCs w:val="20"/>
-        </w:rPr>
-        <w:t xml:space="preserve">    </w:t>
-      </w:r>
-      <w:proofErr w:type="spellStart"/>
-      <w:r>
-        <w:rPr>
-          <w:rFonts w:ascii="Courier New" w:hAnsi="Courier New" w:cs="Courier New"/>
-          <w:color w:val="000000"/>
-          <w:sz w:val="20"/>
-          <w:szCs w:val="20"/>
-        </w:rPr>
-        <w:t>JTextField</w:t>
-      </w:r>
-      <w:proofErr w:type="spellEnd"/>
-      <w:r>
-        <w:rPr>
-          <w:rFonts w:ascii="Courier New" w:hAnsi="Courier New" w:cs="Courier New"/>
-          <w:color w:val="000000"/>
-          <w:sz w:val="20"/>
-          <w:szCs w:val="20"/>
-        </w:rPr>
-        <w:t xml:space="preserve"> </w:t>
-      </w:r>
-      <w:r>
-        <w:rPr>
-          <w:rFonts w:ascii="Courier New" w:hAnsi="Courier New" w:cs="Courier New"/>
-          <w:color w:val="0000C0"/>
-          <w:sz w:val="20"/>
-          <w:szCs w:val="20"/>
-        </w:rPr>
-        <w:t>tf1</w:t>
-      </w:r>
-      <w:r>
-        <w:rPr>
-          <w:rFonts w:ascii="Courier New" w:hAnsi="Courier New" w:cs="Courier New"/>
-          <w:color w:val="000000"/>
-          <w:sz w:val="20"/>
-          <w:szCs w:val="20"/>
-        </w:rPr>
-        <w:t xml:space="preserve">, </w:t>
-      </w:r>
-      <w:r>
-        <w:rPr>
-          <w:rFonts w:ascii="Courier New" w:hAnsi="Courier New" w:cs="Courier New"/>
-          <w:color w:val="0000C0"/>
-          <w:sz w:val="20"/>
-          <w:szCs w:val="20"/>
-        </w:rPr>
-        <w:t>tf2</w:t>
-      </w:r>
-      <w:r>
-        <w:rPr>
-          <w:rFonts w:ascii="Courier New" w:hAnsi="Courier New" w:cs="Courier New"/>
-          <w:color w:val="000000"/>
-          <w:sz w:val="20"/>
-          <w:szCs w:val="20"/>
-        </w:rPr>
-        <w:t xml:space="preserve">, </w:t>
-      </w:r>
-      <w:r>
-        <w:rPr>
-          <w:rFonts w:ascii="Courier New" w:hAnsi="Courier New" w:cs="Courier New"/>
-          <w:color w:val="0000C0"/>
-          <w:sz w:val="20"/>
-          <w:szCs w:val="20"/>
-        </w:rPr>
-        <w:t>tf3</w:t>
-      </w:r>
-      <w:r>
-        <w:rPr>
-          <w:rFonts w:ascii="Courier New" w:hAnsi="Courier New" w:cs="Courier New"/>
-          <w:color w:val="000000"/>
-          <w:sz w:val="20"/>
-          <w:szCs w:val="20"/>
-        </w:rPr>
-        <w:t xml:space="preserve">, </w:t>
-      </w:r>
-      <w:r>
-        <w:rPr>
-          <w:rFonts w:ascii="Courier New" w:hAnsi="Courier New" w:cs="Courier New"/>
-          <w:color w:val="0000C0"/>
-          <w:sz w:val="20"/>
-          <w:szCs w:val="20"/>
-        </w:rPr>
-        <w:t>tf4</w:t>
-      </w:r>
-      <w:r>
-        <w:rPr>
-          <w:rFonts w:ascii="Courier New" w:hAnsi="Courier New" w:cs="Courier New"/>
-          <w:color w:val="000000"/>
-          <w:sz w:val="20"/>
-          <w:szCs w:val="20"/>
-        </w:rPr>
-        <w:t>;</w:t>
-      </w:r>
-    </w:p>
-    <w:p>
-      <w:pPr>
-        <w:autoSpaceDE w:val="0"/>
-        <w:autoSpaceDN w:val="0"/>
-        <w:adjustRightInd w:val="0"/>
-        <w:spacing w:after="0" w:line="240" w:lineRule="auto"/>
-        <w:rPr>
-          <w:rFonts w:ascii="Courier New" w:hAnsi="Courier New" w:cs="Courier New"/>
-          <w:sz w:val="20"/>
-          <w:szCs w:val="20"/>
-        </w:rPr>
-      </w:pPr>
-      <w:r>
-        <w:rPr>
-          <w:rFonts w:ascii="Courier New" w:hAnsi="Courier New" w:cs="Courier New"/>
-          <w:color w:val="000000"/>
-          <w:sz w:val="20"/>
-          <w:szCs w:val="20"/>
-        </w:rPr>
-        <w:t xml:space="preserve">    </w:t>
-      </w:r>
-      <w:proofErr w:type="gramStart"/>
       <w:r>
         <w:rPr>
           <w:rFonts w:ascii="Courier New" w:hAnsi="Courier New" w:cs="Courier New"/>
@@ -4262,19 +3015,8 @@
           <w:sz w:val="20"/>
           <w:szCs w:val="20"/>
         </w:rPr>
-        <w:t>@</w:t>
-      </w:r>
-      <w:proofErr w:type="spellStart"/>
-      <w:r>
-        <w:rPr>
-          <w:rFonts w:ascii="Courier New" w:hAnsi="Courier New" w:cs="Courier New"/>
-          <w:color w:val="646464"/>
-          <w:sz w:val="20"/>
-          <w:szCs w:val="20"/>
-        </w:rPr>
-        <w:t>SuppressWarnings</w:t>
-      </w:r>
-      <w:proofErr w:type="spellEnd"/>
+        <w:t>@SuppressWarnings</w:t>
+      </w:r>
       <w:r>
         <w:rPr>
           <w:rFonts w:ascii="Courier New" w:hAnsi="Courier New" w:cs="Courier New"/>
@@ -4284,7 +3026,6 @@
         </w:rPr>
         <w:t>(</w:t>
       </w:r>
-      <w:proofErr w:type="gramEnd"/>
       <w:r>
         <w:rPr>
           <w:rFonts w:ascii="Courier New" w:hAnsi="Courier New" w:cs="Courier New"/>
@@ -4292,27 +3033,7 @@
           <w:sz w:val="20"/>
           <w:szCs w:val="20"/>
         </w:rPr>
-        <w:t>"</w:t>
-      </w:r>
-      <w:proofErr w:type="spellStart"/>
-      <w:r>
-        <w:rPr>
-          <w:rFonts w:ascii="Courier New" w:hAnsi="Courier New" w:cs="Courier New"/>
-          <w:color w:val="2A00FF"/>
-          <w:sz w:val="20"/>
-          <w:szCs w:val="20"/>
-        </w:rPr>
-        <w:t>rawtypes</w:t>
-      </w:r>
-      <w:proofErr w:type="spellEnd"/>
-      <w:r>
-        <w:rPr>
-          <w:rFonts w:ascii="Courier New" w:hAnsi="Courier New" w:cs="Courier New"/>
-          <w:color w:val="2A00FF"/>
-          <w:sz w:val="20"/>
-          <w:szCs w:val="20"/>
-        </w:rPr>
-        <w:t>"</w:t>
+        <w:t>"unchecked"</w:t>
       </w:r>
       <w:r>
         <w:rPr>
@@ -4344,281 +3065,30 @@
           <w:szCs w:val="20"/>
         </w:rPr>
         <w:tab/>
-      </w:r>
-      <w:proofErr w:type="spellStart"/>
-      <w:r>
-        <w:rPr>
-          <w:rFonts w:ascii="Courier New" w:hAnsi="Courier New" w:cs="Courier New"/>
-          <w:color w:val="000000"/>
-          <w:sz w:val="20"/>
-          <w:szCs w:val="20"/>
-        </w:rPr>
-        <w:t>JComboBox</w:t>
-      </w:r>
-      <w:proofErr w:type="spellEnd"/>
-      <w:r>
-        <w:rPr>
-          <w:rFonts w:ascii="Courier New" w:hAnsi="Courier New" w:cs="Courier New"/>
-          <w:color w:val="000000"/>
-          <w:sz w:val="20"/>
-          <w:szCs w:val="20"/>
-        </w:rPr>
-        <w:t xml:space="preserve"> </w:t>
-      </w:r>
-      <w:proofErr w:type="spellStart"/>
-      <w:r>
-        <w:rPr>
-          <w:rFonts w:ascii="Courier New" w:hAnsi="Courier New" w:cs="Courier New"/>
-          <w:color w:val="0000C0"/>
-          <w:sz w:val="20"/>
-          <w:szCs w:val="20"/>
-        </w:rPr>
-        <w:t>bx</w:t>
-      </w:r>
-      <w:proofErr w:type="spellEnd"/>
-      <w:r>
-        <w:rPr>
-          <w:rFonts w:ascii="Courier New" w:hAnsi="Courier New" w:cs="Courier New"/>
-          <w:color w:val="000000"/>
-          <w:sz w:val="20"/>
-          <w:szCs w:val="20"/>
-        </w:rPr>
-        <w:t>;</w:t>
-      </w:r>
-    </w:p>
-    <w:p>
-      <w:pPr>
-        <w:autoSpaceDE w:val="0"/>
-        <w:autoSpaceDN w:val="0"/>
-        <w:adjustRightInd w:val="0"/>
-        <w:spacing w:after="0" w:line="240" w:lineRule="auto"/>
-        <w:rPr>
-          <w:rFonts w:ascii="Courier New" w:hAnsi="Courier New" w:cs="Courier New"/>
-          <w:sz w:val="20"/>
-          <w:szCs w:val="20"/>
-        </w:rPr>
-      </w:pPr>
-      <w:r>
-        <w:rPr>
-          <w:rFonts w:ascii="Courier New" w:hAnsi="Courier New" w:cs="Courier New"/>
-          <w:color w:val="000000"/>
-          <w:sz w:val="20"/>
-          <w:szCs w:val="20"/>
-        </w:rPr>
-        <w:t xml:space="preserve">    String </w:t>
-      </w:r>
-      <w:proofErr w:type="spellStart"/>
-      <w:proofErr w:type="gramStart"/>
-      <w:r>
-        <w:rPr>
-          <w:rFonts w:ascii="Courier New" w:hAnsi="Courier New" w:cs="Courier New"/>
-          <w:color w:val="0000C0"/>
-          <w:sz w:val="20"/>
-          <w:szCs w:val="20"/>
-        </w:rPr>
-        <w:t>str</w:t>
-      </w:r>
-      <w:proofErr w:type="spellEnd"/>
-      <w:proofErr w:type="gramEnd"/>
-      <w:r>
-        <w:rPr>
-          <w:rFonts w:ascii="Courier New" w:hAnsi="Courier New" w:cs="Courier New"/>
-          <w:color w:val="000000"/>
-          <w:sz w:val="20"/>
-          <w:szCs w:val="20"/>
-        </w:rPr>
-        <w:t>;</w:t>
-      </w:r>
-    </w:p>
-    <w:p>
-      <w:pPr>
-        <w:autoSpaceDE w:val="0"/>
-        <w:autoSpaceDN w:val="0"/>
-        <w:adjustRightInd w:val="0"/>
-        <w:spacing w:after="0" w:line="240" w:lineRule="auto"/>
-        <w:rPr>
-          <w:rFonts w:ascii="Courier New" w:hAnsi="Courier New" w:cs="Courier New"/>
-          <w:sz w:val="20"/>
-          <w:szCs w:val="20"/>
-        </w:rPr>
-      </w:pPr>
-      <w:r>
-        <w:rPr>
-          <w:rFonts w:ascii="Courier New" w:hAnsi="Courier New" w:cs="Courier New"/>
-          <w:color w:val="000000"/>
-          <w:sz w:val="20"/>
-          <w:szCs w:val="20"/>
-        </w:rPr>
-        <w:t xml:space="preserve"> </w:t>
-      </w:r>
-    </w:p>
-    <w:p>
-      <w:pPr>
-        <w:autoSpaceDE w:val="0"/>
-        <w:autoSpaceDN w:val="0"/>
-        <w:adjustRightInd w:val="0"/>
-        <w:spacing w:after="0" w:line="240" w:lineRule="auto"/>
-        <w:rPr>
-          <w:rFonts w:ascii="Courier New" w:hAnsi="Courier New" w:cs="Courier New"/>
-          <w:sz w:val="20"/>
-          <w:szCs w:val="20"/>
-        </w:rPr>
-      </w:pPr>
-      <w:r>
-        <w:rPr>
-          <w:rFonts w:ascii="Courier New" w:hAnsi="Courier New" w:cs="Courier New"/>
-          <w:color w:val="000000"/>
-          <w:sz w:val="20"/>
-          <w:szCs w:val="20"/>
-        </w:rPr>
-        <w:t xml:space="preserve">    </w:t>
-      </w:r>
-      <w:proofErr w:type="gramStart"/>
-      <w:r>
-        <w:rPr>
-          <w:rFonts w:ascii="Courier New" w:hAnsi="Courier New" w:cs="Courier New"/>
-          <w:color w:val="646464"/>
-          <w:sz w:val="20"/>
-          <w:szCs w:val="20"/>
-        </w:rPr>
-        <w:t>@</w:t>
-      </w:r>
-      <w:proofErr w:type="spellStart"/>
-      <w:r>
-        <w:rPr>
-          <w:rFonts w:ascii="Courier New" w:hAnsi="Courier New" w:cs="Courier New"/>
-          <w:color w:val="646464"/>
-          <w:sz w:val="20"/>
-          <w:szCs w:val="20"/>
-        </w:rPr>
-        <w:t>SuppressWarnings</w:t>
-      </w:r>
-      <w:proofErr w:type="spellEnd"/>
-      <w:r>
-        <w:rPr>
-          <w:rFonts w:ascii="Courier New" w:hAnsi="Courier New" w:cs="Courier New"/>
-          <w:color w:val="000000"/>
-          <w:sz w:val="20"/>
-          <w:szCs w:val="20"/>
-        </w:rPr>
-        <w:t>(</w:t>
-      </w:r>
-      <w:proofErr w:type="gramEnd"/>
-      <w:r>
-        <w:rPr>
-          <w:rFonts w:ascii="Courier New" w:hAnsi="Courier New" w:cs="Courier New"/>
-          <w:color w:val="2A00FF"/>
-          <w:sz w:val="20"/>
-          <w:szCs w:val="20"/>
-        </w:rPr>
-        <w:t>"unchecked"</w:t>
-      </w:r>
-      <w:r>
-        <w:rPr>
-          <w:rFonts w:ascii="Courier New" w:hAnsi="Courier New" w:cs="Courier New"/>
-          <w:color w:val="000000"/>
-          <w:sz w:val="20"/>
-          <w:szCs w:val="20"/>
-        </w:rPr>
-        <w:t>)</w:t>
-      </w:r>
-    </w:p>
-    <w:p>
-      <w:pPr>
-        <w:autoSpaceDE w:val="0"/>
-        <w:autoSpaceDN w:val="0"/>
-        <w:adjustRightInd w:val="0"/>
-        <w:spacing w:after="0" w:line="240" w:lineRule="auto"/>
-        <w:rPr>
-          <w:rFonts w:ascii="Courier New" w:hAnsi="Courier New" w:cs="Courier New"/>
-          <w:sz w:val="20"/>
-          <w:szCs w:val="20"/>
-        </w:rPr>
-      </w:pPr>
-      <w:r>
-        <w:rPr>
-          <w:rFonts w:ascii="Courier New" w:hAnsi="Courier New" w:cs="Courier New"/>
-          <w:color w:val="000000"/>
-          <w:sz w:val="20"/>
-          <w:szCs w:val="20"/>
-        </w:rPr>
-        <w:tab/>
-      </w:r>
-      <w:proofErr w:type="spellStart"/>
-      <w:proofErr w:type="gramStart"/>
-      <w:r>
-        <w:rPr>
-          <w:rFonts w:ascii="Courier New" w:hAnsi="Courier New" w:cs="Courier New"/>
-          <w:color w:val="000000"/>
-          <w:sz w:val="20"/>
-          <w:szCs w:val="20"/>
-        </w:rPr>
-        <w:t>JdbcOracleConnection</w:t>
-      </w:r>
-      <w:proofErr w:type="spellEnd"/>
-      <w:r>
-        <w:rPr>
-          <w:rFonts w:ascii="Courier New" w:hAnsi="Courier New" w:cs="Courier New"/>
-          <w:color w:val="000000"/>
-          <w:sz w:val="20"/>
-          <w:szCs w:val="20"/>
-        </w:rPr>
-        <w:t>(</w:t>
-      </w:r>
-      <w:proofErr w:type="gramEnd"/>
-      <w:r>
-        <w:rPr>
-          <w:rFonts w:ascii="Courier New" w:hAnsi="Courier New" w:cs="Courier New"/>
-          <w:color w:val="000000"/>
-          <w:sz w:val="20"/>
-          <w:szCs w:val="20"/>
-        </w:rPr>
-        <w:t>) {</w:t>
-      </w:r>
-    </w:p>
-    <w:p>
-      <w:pPr>
-        <w:autoSpaceDE w:val="0"/>
-        <w:autoSpaceDN w:val="0"/>
-        <w:adjustRightInd w:val="0"/>
-        <w:spacing w:after="0" w:line="240" w:lineRule="auto"/>
-        <w:rPr>
-          <w:rFonts w:ascii="Courier New" w:hAnsi="Courier New" w:cs="Courier New"/>
-          <w:sz w:val="20"/>
-          <w:szCs w:val="20"/>
-        </w:rPr>
-      </w:pPr>
-      <w:r>
-        <w:rPr>
-          <w:rFonts w:ascii="Courier New" w:hAnsi="Courier New" w:cs="Courier New"/>
-          <w:color w:val="000000"/>
-          <w:sz w:val="20"/>
-          <w:szCs w:val="20"/>
-        </w:rPr>
-        <w:t xml:space="preserve">        </w:t>
-      </w:r>
-      <w:proofErr w:type="spellStart"/>
-      <w:proofErr w:type="gramStart"/>
-      <w:r>
-        <w:rPr>
-          <w:rFonts w:ascii="Courier New" w:hAnsi="Courier New" w:cs="Courier New"/>
-          <w:color w:val="000000"/>
-          <w:sz w:val="20"/>
-          <w:szCs w:val="20"/>
-        </w:rPr>
-        <w:t>setVisible</w:t>
-      </w:r>
-      <w:proofErr w:type="spellEnd"/>
-      <w:r>
-        <w:rPr>
-          <w:rFonts w:ascii="Courier New" w:hAnsi="Courier New" w:cs="Courier New"/>
-          <w:color w:val="000000"/>
-          <w:sz w:val="20"/>
-          <w:szCs w:val="20"/>
-        </w:rPr>
-        <w:t>(</w:t>
-      </w:r>
-      <w:proofErr w:type="gramEnd"/>
+        <w:t>JdbcOracleConnection() {</w:t>
+      </w:r>
+    </w:p>
+    <w:p>
+      <w:pPr>
+        <w:autoSpaceDE w:val="0"/>
+        <w:autoSpaceDN w:val="0"/>
+        <w:adjustRightInd w:val="0"/>
+        <w:spacing w:after="0" w:line="240" w:lineRule="auto"/>
+        <w:rPr>
+          <w:rFonts w:ascii="Courier New" w:hAnsi="Courier New" w:cs="Courier New"/>
+          <w:sz w:val="20"/>
+          <w:szCs w:val="20"/>
+        </w:rPr>
+      </w:pPr>
+      <w:r>
+        <w:rPr>
+          <w:rFonts w:ascii="Courier New" w:hAnsi="Courier New" w:cs="Courier New"/>
+          <w:color w:val="000000"/>
+          <w:sz w:val="20"/>
+          <w:szCs w:val="20"/>
+        </w:rPr>
+        <w:t xml:space="preserve">        setVisible(</w:t>
+      </w:r>
       <w:r>
         <w:rPr>
           <w:rFonts w:ascii="Courier New" w:hAnsi="Courier New" w:cs="Courier New"/>
@@ -4659,83 +3129,30 @@
           <w:sz w:val="20"/>
           <w:szCs w:val="20"/>
         </w:rPr>
-        <w:t xml:space="preserve">        </w:t>
-      </w:r>
-      <w:proofErr w:type="spellStart"/>
-      <w:proofErr w:type="gramStart"/>
-      <w:r>
-        <w:rPr>
-          <w:rFonts w:ascii="Courier New" w:hAnsi="Courier New" w:cs="Courier New"/>
-          <w:color w:val="000000"/>
-          <w:sz w:val="20"/>
-          <w:szCs w:val="20"/>
-        </w:rPr>
-        <w:t>setSize</w:t>
-      </w:r>
-      <w:proofErr w:type="spellEnd"/>
-      <w:r>
-        <w:rPr>
-          <w:rFonts w:ascii="Courier New" w:hAnsi="Courier New" w:cs="Courier New"/>
-          <w:color w:val="000000"/>
-          <w:sz w:val="20"/>
-          <w:szCs w:val="20"/>
-        </w:rPr>
-        <w:t>(</w:t>
-      </w:r>
-      <w:proofErr w:type="gramEnd"/>
-      <w:r>
-        <w:rPr>
-          <w:rFonts w:ascii="Courier New" w:hAnsi="Courier New" w:cs="Courier New"/>
-          <w:color w:val="000000"/>
-          <w:sz w:val="20"/>
-          <w:szCs w:val="20"/>
-        </w:rPr>
-        <w:t>700, 700);</w:t>
-      </w:r>
-    </w:p>
-    <w:p>
-      <w:pPr>
-        <w:autoSpaceDE w:val="0"/>
-        <w:autoSpaceDN w:val="0"/>
-        <w:adjustRightInd w:val="0"/>
-        <w:spacing w:after="0" w:line="240" w:lineRule="auto"/>
-        <w:rPr>
-          <w:rFonts w:ascii="Courier New" w:hAnsi="Courier New" w:cs="Courier New"/>
-          <w:sz w:val="20"/>
-          <w:szCs w:val="20"/>
-        </w:rPr>
-      </w:pPr>
-      <w:r>
-        <w:rPr>
-          <w:rFonts w:ascii="Courier New" w:hAnsi="Courier New" w:cs="Courier New"/>
-          <w:color w:val="000000"/>
-          <w:sz w:val="20"/>
-          <w:szCs w:val="20"/>
-        </w:rPr>
-        <w:t xml:space="preserve">        </w:t>
-      </w:r>
-      <w:proofErr w:type="spellStart"/>
-      <w:proofErr w:type="gramStart"/>
-      <w:r>
-        <w:rPr>
-          <w:rFonts w:ascii="Courier New" w:hAnsi="Courier New" w:cs="Courier New"/>
-          <w:color w:val="000000"/>
-          <w:sz w:val="20"/>
-          <w:szCs w:val="20"/>
-        </w:rPr>
-        <w:t>setLayout</w:t>
-      </w:r>
-      <w:proofErr w:type="spellEnd"/>
-      <w:r>
-        <w:rPr>
-          <w:rFonts w:ascii="Courier New" w:hAnsi="Courier New" w:cs="Courier New"/>
-          <w:color w:val="000000"/>
-          <w:sz w:val="20"/>
-          <w:szCs w:val="20"/>
-        </w:rPr>
-        <w:t>(</w:t>
-      </w:r>
-      <w:proofErr w:type="gramEnd"/>
+        <w:t xml:space="preserve">        setSize(700, 700);</w:t>
+      </w:r>
+    </w:p>
+    <w:p>
+      <w:pPr>
+        <w:autoSpaceDE w:val="0"/>
+        <w:autoSpaceDN w:val="0"/>
+        <w:adjustRightInd w:val="0"/>
+        <w:spacing w:after="0" w:line="240" w:lineRule="auto"/>
+        <w:rPr>
+          <w:rFonts w:ascii="Courier New" w:hAnsi="Courier New" w:cs="Courier New"/>
+          <w:sz w:val="20"/>
+          <w:szCs w:val="20"/>
+        </w:rPr>
+      </w:pPr>
+      <w:r>
+        <w:rPr>
+          <w:rFonts w:ascii="Courier New" w:hAnsi="Courier New" w:cs="Courier New"/>
+          <w:color w:val="000000"/>
+          <w:sz w:val="20"/>
+          <w:szCs w:val="20"/>
+        </w:rPr>
+        <w:t xml:space="preserve">        setLayout(</w:t>
+      </w:r>
       <w:r>
         <w:rPr>
           <w:rFonts w:ascii="Courier New" w:hAnsi="Courier New" w:cs="Courier New"/>
@@ -4776,39 +3193,7 @@
           <w:sz w:val="20"/>
           <w:szCs w:val="20"/>
         </w:rPr>
-        <w:t xml:space="preserve">        </w:t>
-      </w:r>
-      <w:proofErr w:type="spellStart"/>
-      <w:proofErr w:type="gramStart"/>
-      <w:r>
-        <w:rPr>
-          <w:rFonts w:ascii="Courier New" w:hAnsi="Courier New" w:cs="Courier New"/>
-          <w:color w:val="000000"/>
-          <w:sz w:val="20"/>
-          <w:szCs w:val="20"/>
-        </w:rPr>
-        <w:t>setDefaultCloseOperation</w:t>
-      </w:r>
-      <w:proofErr w:type="spellEnd"/>
-      <w:r>
-        <w:rPr>
-          <w:rFonts w:ascii="Courier New" w:hAnsi="Courier New" w:cs="Courier New"/>
-          <w:color w:val="000000"/>
-          <w:sz w:val="20"/>
-          <w:szCs w:val="20"/>
-        </w:rPr>
-        <w:t>(</w:t>
-      </w:r>
-      <w:proofErr w:type="spellStart"/>
-      <w:proofErr w:type="gramEnd"/>
-      <w:r>
-        <w:rPr>
-          <w:rFonts w:ascii="Courier New" w:hAnsi="Courier New" w:cs="Courier New"/>
-          <w:color w:val="000000"/>
-          <w:sz w:val="20"/>
-          <w:szCs w:val="20"/>
-        </w:rPr>
-        <w:t>JFrame.</w:t>
+        <w:t xml:space="preserve">        setDefaultCloseOperation(JFrame.</w:t>
       </w:r>
       <w:r>
         <w:rPr>
@@ -4823,7 +3208,6 @@
         </w:rPr>
         <w:t>EXIT_ON_CLOSE</w:t>
       </w:r>
-      <w:proofErr w:type="spellEnd"/>
       <w:r>
         <w:rPr>
           <w:rFonts w:ascii="Courier New" w:hAnsi="Courier New" w:cs="Courier New"/>
@@ -4853,30 +3237,8 @@
           <w:sz w:val="20"/>
           <w:szCs w:val="20"/>
         </w:rPr>
-        <w:t xml:space="preserve">        </w:t>
-      </w:r>
-      <w:proofErr w:type="spellStart"/>
-      <w:proofErr w:type="gramStart"/>
-      <w:r>
-        <w:rPr>
-          <w:rFonts w:ascii="Courier New" w:hAnsi="Courier New" w:cs="Courier New"/>
-          <w:color w:val="000000"/>
-          <w:sz w:val="20"/>
-          <w:szCs w:val="20"/>
-        </w:rPr>
-        <w:t>setTitle</w:t>
-      </w:r>
-      <w:proofErr w:type="spellEnd"/>
-      <w:r>
-        <w:rPr>
-          <w:rFonts w:ascii="Courier New" w:hAnsi="Courier New" w:cs="Courier New"/>
-          <w:color w:val="000000"/>
-          <w:sz w:val="20"/>
-          <w:szCs w:val="20"/>
-        </w:rPr>
-        <w:t>(</w:t>
-      </w:r>
-      <w:proofErr w:type="gramEnd"/>
+        <w:t xml:space="preserve">        setTitle(</w:t>
+      </w:r>
       <w:r>
         <w:rPr>
           <w:rFonts w:ascii="Courier New" w:hAnsi="Courier New" w:cs="Courier New"/>
@@ -4975,30 +3337,8 @@
           <w:sz w:val="20"/>
           <w:szCs w:val="20"/>
         </w:rPr>
-        <w:t xml:space="preserve"> </w:t>
-      </w:r>
-      <w:proofErr w:type="spellStart"/>
-      <w:proofErr w:type="gramStart"/>
-      <w:r>
-        <w:rPr>
-          <w:rFonts w:ascii="Courier New" w:hAnsi="Courier New" w:cs="Courier New"/>
-          <w:color w:val="000000"/>
-          <w:sz w:val="20"/>
-          <w:szCs w:val="20"/>
-        </w:rPr>
-        <w:t>JLabel</w:t>
-      </w:r>
-      <w:proofErr w:type="spellEnd"/>
-      <w:r>
-        <w:rPr>
-          <w:rFonts w:ascii="Courier New" w:hAnsi="Courier New" w:cs="Courier New"/>
-          <w:color w:val="000000"/>
-          <w:sz w:val="20"/>
-          <w:szCs w:val="20"/>
-        </w:rPr>
-        <w:t>(</w:t>
-      </w:r>
-      <w:proofErr w:type="gramEnd"/>
+        <w:t xml:space="preserve"> JLabel(</w:t>
+      </w:r>
       <w:r>
         <w:rPr>
           <w:rFonts w:ascii="Courier New" w:hAnsi="Courier New" w:cs="Courier New"/>
@@ -5075,30 +3415,8 @@
           <w:sz w:val="20"/>
           <w:szCs w:val="20"/>
         </w:rPr>
-        <w:t xml:space="preserve"> </w:t>
-      </w:r>
-      <w:proofErr w:type="spellStart"/>
-      <w:proofErr w:type="gramStart"/>
-      <w:r>
-        <w:rPr>
-          <w:rFonts w:ascii="Courier New" w:hAnsi="Courier New" w:cs="Courier New"/>
-          <w:color w:val="000000"/>
-          <w:sz w:val="20"/>
-          <w:szCs w:val="20"/>
-        </w:rPr>
-        <w:t>JButton</w:t>
-      </w:r>
-      <w:proofErr w:type="spellEnd"/>
-      <w:r>
-        <w:rPr>
-          <w:rFonts w:ascii="Courier New" w:hAnsi="Courier New" w:cs="Courier New"/>
-          <w:color w:val="000000"/>
-          <w:sz w:val="20"/>
-          <w:szCs w:val="20"/>
-        </w:rPr>
-        <w:t>(</w:t>
-      </w:r>
-      <w:proofErr w:type="gramEnd"/>
+        <w:t xml:space="preserve"> JButton(</w:t>
+      </w:r>
       <w:r>
         <w:rPr>
           <w:rFonts w:ascii="Courier New" w:hAnsi="Courier New" w:cs="Courier New"/>
@@ -5197,38 +3515,7 @@
           <w:sz w:val="20"/>
           <w:szCs w:val="20"/>
         </w:rPr>
-        <w:t xml:space="preserve"> </w:t>
-      </w:r>
-      <w:proofErr w:type="spellStart"/>
-      <w:proofErr w:type="gramStart"/>
-      <w:r>
-        <w:rPr>
-          <w:rFonts w:ascii="Courier New" w:hAnsi="Courier New" w:cs="Courier New"/>
-          <w:color w:val="000000"/>
-          <w:sz w:val="20"/>
-          <w:szCs w:val="20"/>
-        </w:rPr>
-        <w:t>JTextField</w:t>
-      </w:r>
-      <w:proofErr w:type="spellEnd"/>
-      <w:r>
-        <w:rPr>
-          <w:rFonts w:ascii="Courier New" w:hAnsi="Courier New" w:cs="Courier New"/>
-          <w:color w:val="000000"/>
-          <w:sz w:val="20"/>
-          <w:szCs w:val="20"/>
-        </w:rPr>
-        <w:t>(</w:t>
-      </w:r>
-      <w:proofErr w:type="gramEnd"/>
-      <w:r>
-        <w:rPr>
-          <w:rFonts w:ascii="Courier New" w:hAnsi="Courier New" w:cs="Courier New"/>
-          <w:color w:val="000000"/>
-          <w:sz w:val="20"/>
-          <w:szCs w:val="20"/>
-        </w:rPr>
-        <w:t>);</w:t>
+        <w:t xml:space="preserve"> JTextField();</w:t>
       </w:r>
     </w:p>
     <w:p>
@@ -5288,38 +3575,7 @@
           <w:sz w:val="20"/>
           <w:szCs w:val="20"/>
         </w:rPr>
-        <w:t xml:space="preserve"> </w:t>
-      </w:r>
-      <w:proofErr w:type="spellStart"/>
-      <w:proofErr w:type="gramStart"/>
-      <w:r>
-        <w:rPr>
-          <w:rFonts w:ascii="Courier New" w:hAnsi="Courier New" w:cs="Courier New"/>
-          <w:color w:val="000000"/>
-          <w:sz w:val="20"/>
-          <w:szCs w:val="20"/>
-        </w:rPr>
-        <w:t>JTextField</w:t>
-      </w:r>
-      <w:proofErr w:type="spellEnd"/>
-      <w:r>
-        <w:rPr>
-          <w:rFonts w:ascii="Courier New" w:hAnsi="Courier New" w:cs="Courier New"/>
-          <w:color w:val="000000"/>
-          <w:sz w:val="20"/>
-          <w:szCs w:val="20"/>
-        </w:rPr>
-        <w:t>(</w:t>
-      </w:r>
-      <w:proofErr w:type="gramEnd"/>
-      <w:r>
-        <w:rPr>
-          <w:rFonts w:ascii="Courier New" w:hAnsi="Courier New" w:cs="Courier New"/>
-          <w:color w:val="000000"/>
-          <w:sz w:val="20"/>
-          <w:szCs w:val="20"/>
-        </w:rPr>
-        <w:t>);</w:t>
+        <w:t xml:space="preserve"> JTextField();</w:t>
       </w:r>
     </w:p>
     <w:p>
@@ -5379,38 +3635,7 @@
           <w:sz w:val="20"/>
           <w:szCs w:val="20"/>
         </w:rPr>
-        <w:t xml:space="preserve"> </w:t>
-      </w:r>
-      <w:proofErr w:type="spellStart"/>
-      <w:proofErr w:type="gramStart"/>
-      <w:r>
-        <w:rPr>
-          <w:rFonts w:ascii="Courier New" w:hAnsi="Courier New" w:cs="Courier New"/>
-          <w:color w:val="000000"/>
-          <w:sz w:val="20"/>
-          <w:szCs w:val="20"/>
-        </w:rPr>
-        <w:t>JTextField</w:t>
-      </w:r>
-      <w:proofErr w:type="spellEnd"/>
-      <w:r>
-        <w:rPr>
-          <w:rFonts w:ascii="Courier New" w:hAnsi="Courier New" w:cs="Courier New"/>
-          <w:color w:val="000000"/>
-          <w:sz w:val="20"/>
-          <w:szCs w:val="20"/>
-        </w:rPr>
-        <w:t>(</w:t>
-      </w:r>
-      <w:proofErr w:type="gramEnd"/>
-      <w:r>
-        <w:rPr>
-          <w:rFonts w:ascii="Courier New" w:hAnsi="Courier New" w:cs="Courier New"/>
-          <w:color w:val="000000"/>
-          <w:sz w:val="20"/>
-          <w:szCs w:val="20"/>
-        </w:rPr>
-        <w:t>);</w:t>
+        <w:t xml:space="preserve"> JTextField();</w:t>
       </w:r>
     </w:p>
     <w:p>
@@ -5470,30 +3695,163 @@
           <w:sz w:val="20"/>
           <w:szCs w:val="20"/>
         </w:rPr>
+        <w:t xml:space="preserve"> JTextField();</w:t>
+      </w:r>
+    </w:p>
+    <w:p>
+      <w:pPr>
+        <w:autoSpaceDE w:val="0"/>
+        <w:autoSpaceDN w:val="0"/>
+        <w:adjustRightInd w:val="0"/>
+        <w:spacing w:after="0" w:line="240" w:lineRule="auto"/>
+        <w:rPr>
+          <w:rFonts w:ascii="Courier New" w:hAnsi="Courier New" w:cs="Courier New"/>
+          <w:sz w:val="20"/>
+          <w:szCs w:val="20"/>
+        </w:rPr>
+      </w:pPr>
+      <w:r>
+        <w:rPr>
+          <w:rFonts w:ascii="Courier New" w:hAnsi="Courier New" w:cs="Courier New"/>
+          <w:color w:val="000000"/>
+          <w:sz w:val="20"/>
+          <w:szCs w:val="20"/>
+        </w:rPr>
         <w:t xml:space="preserve"> </w:t>
       </w:r>
-      <w:proofErr w:type="spellStart"/>
-      <w:proofErr w:type="gramStart"/>
-      <w:r>
-        <w:rPr>
-          <w:rFonts w:ascii="Courier New" w:hAnsi="Courier New" w:cs="Courier New"/>
-          <w:color w:val="000000"/>
-          <w:sz w:val="20"/>
-          <w:szCs w:val="20"/>
-        </w:rPr>
-        <w:t>JTextField</w:t>
-      </w:r>
-      <w:proofErr w:type="spellEnd"/>
-      <w:r>
-        <w:rPr>
-          <w:rFonts w:ascii="Courier New" w:hAnsi="Courier New" w:cs="Courier New"/>
-          <w:color w:val="000000"/>
-          <w:sz w:val="20"/>
-          <w:szCs w:val="20"/>
-        </w:rPr>
-        <w:t>(</w:t>
-      </w:r>
-      <w:proofErr w:type="gramEnd"/>
+    </w:p>
+    <w:p>
+      <w:pPr>
+        <w:autoSpaceDE w:val="0"/>
+        <w:autoSpaceDN w:val="0"/>
+        <w:adjustRightInd w:val="0"/>
+        <w:spacing w:after="0" w:line="240" w:lineRule="auto"/>
+        <w:rPr>
+          <w:rFonts w:ascii="Courier New" w:hAnsi="Courier New" w:cs="Courier New"/>
+          <w:sz w:val="20"/>
+          <w:szCs w:val="20"/>
+        </w:rPr>
+      </w:pPr>
+      <w:r>
+        <w:rPr>
+          <w:rFonts w:ascii="Courier New" w:hAnsi="Courier New" w:cs="Courier New"/>
+          <w:color w:val="000000"/>
+          <w:sz w:val="20"/>
+          <w:szCs w:val="20"/>
+        </w:rPr>
+        <w:t xml:space="preserve">        </w:t>
+      </w:r>
+      <w:r>
+        <w:rPr>
+          <w:rFonts w:ascii="Courier New" w:hAnsi="Courier New" w:cs="Courier New"/>
+          <w:color w:val="0000C0"/>
+          <w:sz w:val="20"/>
+          <w:szCs w:val="20"/>
+        </w:rPr>
+        <w:t>l</w:t>
+      </w:r>
+      <w:r>
+        <w:rPr>
+          <w:rFonts w:ascii="Courier New" w:hAnsi="Courier New" w:cs="Courier New"/>
+          <w:color w:val="000000"/>
+          <w:sz w:val="20"/>
+          <w:szCs w:val="20"/>
+        </w:rPr>
+        <w:t>.setBounds(20, 20, 200, 20);</w:t>
+      </w:r>
+    </w:p>
+    <w:p>
+      <w:pPr>
+        <w:autoSpaceDE w:val="0"/>
+        <w:autoSpaceDN w:val="0"/>
+        <w:adjustRightInd w:val="0"/>
+        <w:spacing w:after="0" w:line="240" w:lineRule="auto"/>
+        <w:rPr>
+          <w:rFonts w:ascii="Courier New" w:hAnsi="Courier New" w:cs="Courier New"/>
+          <w:sz w:val="20"/>
+          <w:szCs w:val="20"/>
+        </w:rPr>
+      </w:pPr>
+      <w:r>
+        <w:rPr>
+          <w:rFonts w:ascii="Courier New" w:hAnsi="Courier New" w:cs="Courier New"/>
+          <w:color w:val="000000"/>
+          <w:sz w:val="20"/>
+          <w:szCs w:val="20"/>
+        </w:rPr>
+        <w:t xml:space="preserve">        </w:t>
+      </w:r>
+      <w:r>
+        <w:rPr>
+          <w:rFonts w:ascii="Courier New" w:hAnsi="Courier New" w:cs="Courier New"/>
+          <w:color w:val="0000C0"/>
+          <w:sz w:val="20"/>
+          <w:szCs w:val="20"/>
+        </w:rPr>
+        <w:t>b</w:t>
+      </w:r>
+      <w:r>
+        <w:rPr>
+          <w:rFonts w:ascii="Courier New" w:hAnsi="Courier New" w:cs="Courier New"/>
+          <w:color w:val="000000"/>
+          <w:sz w:val="20"/>
+          <w:szCs w:val="20"/>
+        </w:rPr>
+        <w:t>.setBounds(50, 50, 150, 30);</w:t>
+      </w:r>
+    </w:p>
+    <w:p>
+      <w:pPr>
+        <w:autoSpaceDE w:val="0"/>
+        <w:autoSpaceDN w:val="0"/>
+        <w:adjustRightInd w:val="0"/>
+        <w:spacing w:after="0" w:line="240" w:lineRule="auto"/>
+        <w:rPr>
+          <w:rFonts w:ascii="Courier New" w:hAnsi="Courier New" w:cs="Courier New"/>
+          <w:sz w:val="20"/>
+          <w:szCs w:val="20"/>
+        </w:rPr>
+      </w:pPr>
+      <w:r>
+        <w:rPr>
+          <w:rFonts w:ascii="Courier New" w:hAnsi="Courier New" w:cs="Courier New"/>
+          <w:color w:val="000000"/>
+          <w:sz w:val="20"/>
+          <w:szCs w:val="20"/>
+        </w:rPr>
+        <w:t xml:space="preserve"> </w:t>
+      </w:r>
+    </w:p>
+    <w:p>
+      <w:pPr>
+        <w:autoSpaceDE w:val="0"/>
+        <w:autoSpaceDN w:val="0"/>
+        <w:adjustRightInd w:val="0"/>
+        <w:spacing w:after="0" w:line="240" w:lineRule="auto"/>
+        <w:rPr>
+          <w:rFonts w:ascii="Courier New" w:hAnsi="Courier New" w:cs="Courier New"/>
+          <w:sz w:val="20"/>
+          <w:szCs w:val="20"/>
+        </w:rPr>
+      </w:pPr>
+      <w:r>
+        <w:rPr>
+          <w:rFonts w:ascii="Courier New" w:hAnsi="Courier New" w:cs="Courier New"/>
+          <w:color w:val="000000"/>
+          <w:sz w:val="20"/>
+          <w:szCs w:val="20"/>
+        </w:rPr>
+        <w:t xml:space="preserve">        add(</w:t>
+      </w:r>
+      <w:r>
+        <w:rPr>
+          <w:rFonts w:ascii="Courier New" w:hAnsi="Courier New" w:cs="Courier New"/>
+          <w:color w:val="0000C0"/>
+          <w:sz w:val="20"/>
+          <w:szCs w:val="20"/>
+        </w:rPr>
+        <w:t>l</w:t>
+      </w:r>
       <w:r>
         <w:rPr>
           <w:rFonts w:ascii="Courier New" w:hAnsi="Courier New" w:cs="Courier New"/>
@@ -5523,6 +3881,46 @@
           <w:sz w:val="20"/>
           <w:szCs w:val="20"/>
         </w:rPr>
+        <w:t xml:space="preserve">        add(</w:t>
+      </w:r>
+      <w:r>
+        <w:rPr>
+          <w:rFonts w:ascii="Courier New" w:hAnsi="Courier New" w:cs="Courier New"/>
+          <w:color w:val="0000C0"/>
+          <w:sz w:val="20"/>
+          <w:szCs w:val="20"/>
+        </w:rPr>
+        <w:t>b</w:t>
+      </w:r>
+      <w:r>
+        <w:rPr>
+          <w:rFonts w:ascii="Courier New" w:hAnsi="Courier New" w:cs="Courier New"/>
+          <w:color w:val="000000"/>
+          <w:sz w:val="20"/>
+          <w:szCs w:val="20"/>
+        </w:rPr>
+        <w:t>);</w:t>
+      </w:r>
+    </w:p>
+    <w:p>
+      <w:pPr>
+        <w:autoSpaceDE w:val="0"/>
+        <w:autoSpaceDN w:val="0"/>
+        <w:adjustRightInd w:val="0"/>
+        <w:spacing w:after="0" w:line="240" w:lineRule="auto"/>
+        <w:rPr>
+          <w:rFonts w:ascii="Courier New" w:hAnsi="Courier New" w:cs="Courier New"/>
+          <w:sz w:val="20"/>
+          <w:szCs w:val="20"/>
+        </w:rPr>
+      </w:pPr>
+      <w:r>
+        <w:rPr>
+          <w:rFonts w:ascii="Courier New" w:hAnsi="Courier New" w:cs="Courier New"/>
+          <w:color w:val="000000"/>
+          <w:sz w:val="20"/>
+          <w:szCs w:val="20"/>
+        </w:rPr>
         <w:t xml:space="preserve"> </w:t>
       </w:r>
     </w:p>
@@ -5547,8 +3945,6 @@
         </w:rPr>
         <w:t xml:space="preserve">        </w:t>
       </w:r>
-      <w:proofErr w:type="spellStart"/>
-      <w:proofErr w:type="gramStart"/>
       <w:r>
         <w:rPr>
           <w:rFonts w:ascii="Courier New" w:hAnsi="Courier New" w:cs="Courier New"/>
@@ -5556,275 +3952,6 @@
           <w:sz w:val="20"/>
           <w:szCs w:val="20"/>
         </w:rPr>
-        <w:t>l</w:t>
-      </w:r>
-      <w:r>
-        <w:rPr>
-          <w:rFonts w:ascii="Courier New" w:hAnsi="Courier New" w:cs="Courier New"/>
-          <w:color w:val="000000"/>
-          <w:sz w:val="20"/>
-          <w:szCs w:val="20"/>
-        </w:rPr>
-        <w:t>.setBounds</w:t>
-      </w:r>
-      <w:proofErr w:type="spellEnd"/>
-      <w:r>
-        <w:rPr>
-          <w:rFonts w:ascii="Courier New" w:hAnsi="Courier New" w:cs="Courier New"/>
-          <w:color w:val="000000"/>
-          <w:sz w:val="20"/>
-          <w:szCs w:val="20"/>
-        </w:rPr>
-        <w:t>(</w:t>
-      </w:r>
-      <w:proofErr w:type="gramEnd"/>
-      <w:r>
-        <w:rPr>
-          <w:rFonts w:ascii="Courier New" w:hAnsi="Courier New" w:cs="Courier New"/>
-          <w:color w:val="000000"/>
-          <w:sz w:val="20"/>
-          <w:szCs w:val="20"/>
-        </w:rPr>
-        <w:t>20, 20, 200, 20);</w:t>
-      </w:r>
-    </w:p>
-    <w:p>
-      <w:pPr>
-        <w:autoSpaceDE w:val="0"/>
-        <w:autoSpaceDN w:val="0"/>
-        <w:adjustRightInd w:val="0"/>
-        <w:spacing w:after="0" w:line="240" w:lineRule="auto"/>
-        <w:rPr>
-          <w:rFonts w:ascii="Courier New" w:hAnsi="Courier New" w:cs="Courier New"/>
-          <w:sz w:val="20"/>
-          <w:szCs w:val="20"/>
-        </w:rPr>
-      </w:pPr>
-      <w:r>
-        <w:rPr>
-          <w:rFonts w:ascii="Courier New" w:hAnsi="Courier New" w:cs="Courier New"/>
-          <w:color w:val="000000"/>
-          <w:sz w:val="20"/>
-          <w:szCs w:val="20"/>
-        </w:rPr>
-        <w:t xml:space="preserve">        </w:t>
-      </w:r>
-      <w:proofErr w:type="spellStart"/>
-      <w:proofErr w:type="gramStart"/>
-      <w:r>
-        <w:rPr>
-          <w:rFonts w:ascii="Courier New" w:hAnsi="Courier New" w:cs="Courier New"/>
-          <w:color w:val="0000C0"/>
-          <w:sz w:val="20"/>
-          <w:szCs w:val="20"/>
-        </w:rPr>
-        <w:t>b</w:t>
-      </w:r>
-      <w:r>
-        <w:rPr>
-          <w:rFonts w:ascii="Courier New" w:hAnsi="Courier New" w:cs="Courier New"/>
-          <w:color w:val="000000"/>
-          <w:sz w:val="20"/>
-          <w:szCs w:val="20"/>
-        </w:rPr>
-        <w:t>.setBounds</w:t>
-      </w:r>
-      <w:proofErr w:type="spellEnd"/>
-      <w:r>
-        <w:rPr>
-          <w:rFonts w:ascii="Courier New" w:hAnsi="Courier New" w:cs="Courier New"/>
-          <w:color w:val="000000"/>
-          <w:sz w:val="20"/>
-          <w:szCs w:val="20"/>
-        </w:rPr>
-        <w:t>(</w:t>
-      </w:r>
-      <w:proofErr w:type="gramEnd"/>
-      <w:r>
-        <w:rPr>
-          <w:rFonts w:ascii="Courier New" w:hAnsi="Courier New" w:cs="Courier New"/>
-          <w:color w:val="000000"/>
-          <w:sz w:val="20"/>
-          <w:szCs w:val="20"/>
-        </w:rPr>
-        <w:t>50, 50, 150, 30);</w:t>
-      </w:r>
-    </w:p>
-    <w:p>
-      <w:pPr>
-        <w:autoSpaceDE w:val="0"/>
-        <w:autoSpaceDN w:val="0"/>
-        <w:adjustRightInd w:val="0"/>
-        <w:spacing w:after="0" w:line="240" w:lineRule="auto"/>
-        <w:rPr>
-          <w:rFonts w:ascii="Courier New" w:hAnsi="Courier New" w:cs="Courier New"/>
-          <w:sz w:val="20"/>
-          <w:szCs w:val="20"/>
-        </w:rPr>
-      </w:pPr>
-      <w:r>
-        <w:rPr>
-          <w:rFonts w:ascii="Courier New" w:hAnsi="Courier New" w:cs="Courier New"/>
-          <w:color w:val="000000"/>
-          <w:sz w:val="20"/>
-          <w:szCs w:val="20"/>
-        </w:rPr>
-        <w:t xml:space="preserve"> </w:t>
-      </w:r>
-    </w:p>
-    <w:p>
-      <w:pPr>
-        <w:autoSpaceDE w:val="0"/>
-        <w:autoSpaceDN w:val="0"/>
-        <w:adjustRightInd w:val="0"/>
-        <w:spacing w:after="0" w:line="240" w:lineRule="auto"/>
-        <w:rPr>
-          <w:rFonts w:ascii="Courier New" w:hAnsi="Courier New" w:cs="Courier New"/>
-          <w:sz w:val="20"/>
-          <w:szCs w:val="20"/>
-        </w:rPr>
-      </w:pPr>
-      <w:r>
-        <w:rPr>
-          <w:rFonts w:ascii="Courier New" w:hAnsi="Courier New" w:cs="Courier New"/>
-          <w:color w:val="000000"/>
-          <w:sz w:val="20"/>
-          <w:szCs w:val="20"/>
-        </w:rPr>
-        <w:t xml:space="preserve">        </w:t>
-      </w:r>
-      <w:proofErr w:type="gramStart"/>
-      <w:r>
-        <w:rPr>
-          <w:rFonts w:ascii="Courier New" w:hAnsi="Courier New" w:cs="Courier New"/>
-          <w:color w:val="000000"/>
-          <w:sz w:val="20"/>
-          <w:szCs w:val="20"/>
-        </w:rPr>
-        <w:t>add(</w:t>
-      </w:r>
-      <w:proofErr w:type="gramEnd"/>
-      <w:r>
-        <w:rPr>
-          <w:rFonts w:ascii="Courier New" w:hAnsi="Courier New" w:cs="Courier New"/>
-          <w:color w:val="0000C0"/>
-          <w:sz w:val="20"/>
-          <w:szCs w:val="20"/>
-        </w:rPr>
-        <w:t>l</w:t>
-      </w:r>
-      <w:r>
-        <w:rPr>
-          <w:rFonts w:ascii="Courier New" w:hAnsi="Courier New" w:cs="Courier New"/>
-          <w:color w:val="000000"/>
-          <w:sz w:val="20"/>
-          <w:szCs w:val="20"/>
-        </w:rPr>
-        <w:t>);</w:t>
-      </w:r>
-    </w:p>
-    <w:p>
-      <w:pPr>
-        <w:autoSpaceDE w:val="0"/>
-        <w:autoSpaceDN w:val="0"/>
-        <w:adjustRightInd w:val="0"/>
-        <w:spacing w:after="0" w:line="240" w:lineRule="auto"/>
-        <w:rPr>
-          <w:rFonts w:ascii="Courier New" w:hAnsi="Courier New" w:cs="Courier New"/>
-          <w:sz w:val="20"/>
-          <w:szCs w:val="20"/>
-        </w:rPr>
-      </w:pPr>
-      <w:r>
-        <w:rPr>
-          <w:rFonts w:ascii="Courier New" w:hAnsi="Courier New" w:cs="Courier New"/>
-          <w:color w:val="000000"/>
-          <w:sz w:val="20"/>
-          <w:szCs w:val="20"/>
-        </w:rPr>
-        <w:t xml:space="preserve">        </w:t>
-      </w:r>
-      <w:proofErr w:type="gramStart"/>
-      <w:r>
-        <w:rPr>
-          <w:rFonts w:ascii="Courier New" w:hAnsi="Courier New" w:cs="Courier New"/>
-          <w:color w:val="000000"/>
-          <w:sz w:val="20"/>
-          <w:szCs w:val="20"/>
-        </w:rPr>
-        <w:t>add(</w:t>
-      </w:r>
-      <w:proofErr w:type="gramEnd"/>
-      <w:r>
-        <w:rPr>
-          <w:rFonts w:ascii="Courier New" w:hAnsi="Courier New" w:cs="Courier New"/>
-          <w:color w:val="0000C0"/>
-          <w:sz w:val="20"/>
-          <w:szCs w:val="20"/>
-        </w:rPr>
-        <w:t>b</w:t>
-      </w:r>
-      <w:r>
-        <w:rPr>
-          <w:rFonts w:ascii="Courier New" w:hAnsi="Courier New" w:cs="Courier New"/>
-          <w:color w:val="000000"/>
-          <w:sz w:val="20"/>
-          <w:szCs w:val="20"/>
-        </w:rPr>
-        <w:t>);</w:t>
-      </w:r>
-    </w:p>
-    <w:p>
-      <w:pPr>
-        <w:autoSpaceDE w:val="0"/>
-        <w:autoSpaceDN w:val="0"/>
-        <w:adjustRightInd w:val="0"/>
-        <w:spacing w:after="0" w:line="240" w:lineRule="auto"/>
-        <w:rPr>
-          <w:rFonts w:ascii="Courier New" w:hAnsi="Courier New" w:cs="Courier New"/>
-          <w:sz w:val="20"/>
-          <w:szCs w:val="20"/>
-        </w:rPr>
-      </w:pPr>
-      <w:r>
-        <w:rPr>
-          <w:rFonts w:ascii="Courier New" w:hAnsi="Courier New" w:cs="Courier New"/>
-          <w:color w:val="000000"/>
-          <w:sz w:val="20"/>
-          <w:szCs w:val="20"/>
-        </w:rPr>
-        <w:t xml:space="preserve"> </w:t>
-      </w:r>
-    </w:p>
-    <w:p>
-      <w:pPr>
-        <w:autoSpaceDE w:val="0"/>
-        <w:autoSpaceDN w:val="0"/>
-        <w:adjustRightInd w:val="0"/>
-        <w:spacing w:after="0" w:line="240" w:lineRule="auto"/>
-        <w:rPr>
-          <w:rFonts w:ascii="Courier New" w:hAnsi="Courier New" w:cs="Courier New"/>
-          <w:sz w:val="20"/>
-          <w:szCs w:val="20"/>
-        </w:rPr>
-      </w:pPr>
-      <w:r>
-        <w:rPr>
-          <w:rFonts w:ascii="Courier New" w:hAnsi="Courier New" w:cs="Courier New"/>
-          <w:color w:val="000000"/>
-          <w:sz w:val="20"/>
-          <w:szCs w:val="20"/>
-        </w:rPr>
-        <w:t xml:space="preserve">        </w:t>
-      </w:r>
-      <w:proofErr w:type="gramStart"/>
-      <w:r>
-        <w:rPr>
-          <w:rFonts w:ascii="Courier New" w:hAnsi="Courier New" w:cs="Courier New"/>
-          <w:color w:val="0000C0"/>
-          <w:sz w:val="20"/>
-          <w:szCs w:val="20"/>
-        </w:rPr>
         <w:t>tf1</w:t>
       </w:r>
       <w:r>
@@ -5836,7 +3963,6 @@
         </w:rPr>
         <w:t>.setEditable(</w:t>
       </w:r>
-      <w:proofErr w:type="gramEnd"/>
       <w:r>
         <w:rPr>
           <w:rFonts w:ascii="Courier New" w:hAnsi="Courier New" w:cs="Courier New"/>
@@ -5879,7 +4005,6 @@
         </w:rPr>
         <w:t xml:space="preserve">        </w:t>
       </w:r>
-      <w:proofErr w:type="gramStart"/>
       <w:r>
         <w:rPr>
           <w:rFonts w:ascii="Courier New" w:hAnsi="Courier New" w:cs="Courier New"/>
@@ -5898,7 +4023,6 @@
         </w:rPr>
         <w:t>.setEditable(</w:t>
       </w:r>
-      <w:proofErr w:type="gramEnd"/>
       <w:r>
         <w:rPr>
           <w:rFonts w:ascii="Courier New" w:hAnsi="Courier New" w:cs="Courier New"/>
@@ -5941,7 +4065,6 @@
         </w:rPr>
         <w:t xml:space="preserve">        </w:t>
       </w:r>
-      <w:proofErr w:type="gramStart"/>
       <w:r>
         <w:rPr>
           <w:rFonts w:ascii="Courier New" w:hAnsi="Courier New" w:cs="Courier New"/>
@@ -5960,7 +4083,6 @@
         </w:rPr>
         <w:t>.setEditable(</w:t>
       </w:r>
-      <w:proofErr w:type="gramEnd"/>
       <w:r>
         <w:rPr>
           <w:rFonts w:ascii="Courier New" w:hAnsi="Courier New" w:cs="Courier New"/>
@@ -6003,7 +4125,6 @@
         </w:rPr>
         <w:t xml:space="preserve">        </w:t>
       </w:r>
-      <w:proofErr w:type="gramStart"/>
       <w:r>
         <w:rPr>
           <w:rFonts w:ascii="Courier New" w:hAnsi="Courier New" w:cs="Courier New"/>
@@ -6022,7 +4143,6 @@
         </w:rPr>
         <w:t>.setEditable(</w:t>
       </w:r>
-      <w:proofErr w:type="gramEnd"/>
       <w:r>
         <w:rPr>
           <w:rFonts w:ascii="Courier New" w:hAnsi="Courier New" w:cs="Courier New"/>
@@ -6066,8 +4186,6 @@
         <w:lastRenderedPageBreak/>
         <w:t xml:space="preserve">        </w:t>
       </w:r>
-      <w:proofErr w:type="spellStart"/>
-      <w:proofErr w:type="gramStart"/>
       <w:r>
         <w:rPr>
           <w:rFonts w:ascii="Courier New" w:hAnsi="Courier New" w:cs="Courier New"/>
@@ -6084,19 +4202,8 @@
           <w:sz w:val="20"/>
           <w:szCs w:val="20"/>
         </w:rPr>
-        <w:t>.addActionListener</w:t>
-      </w:r>
-      <w:proofErr w:type="spellEnd"/>
-      <w:r>
-        <w:rPr>
-          <w:rFonts w:ascii="Courier New" w:hAnsi="Courier New" w:cs="Courier New"/>
-          <w:color w:val="000000"/>
-          <w:sz w:val="20"/>
-          <w:szCs w:val="20"/>
-        </w:rPr>
-        <w:t>(</w:t>
-      </w:r>
-      <w:proofErr w:type="gramEnd"/>
+        <w:t>.addActionListener(</w:t>
+      </w:r>
       <w:r>
         <w:rPr>
           <w:rFonts w:ascii="Courier New" w:hAnsi="Courier New" w:cs="Courier New"/>
@@ -6161,7 +4268,6 @@
         </w:rPr>
         <w:t xml:space="preserve">        </w:t>
       </w:r>
-      <w:proofErr w:type="gramStart"/>
       <w:r>
         <w:rPr>
           <w:rFonts w:ascii="Courier New" w:hAnsi="Courier New" w:cs="Courier New"/>
@@ -6173,7 +4279,6 @@
         </w:rPr>
         <w:t>try</w:t>
       </w:r>
-      <w:proofErr w:type="gramEnd"/>
       <w:r>
         <w:rPr>
           <w:rFonts w:ascii="Courier New" w:hAnsi="Courier New" w:cs="Courier New"/>
@@ -6203,18 +4308,7 @@
           <w:sz w:val="20"/>
           <w:szCs w:val="20"/>
         </w:rPr>
-        <w:t xml:space="preserve">            </w:t>
-      </w:r>
-      <w:proofErr w:type="spellStart"/>
-      <w:proofErr w:type="gramStart"/>
-      <w:r>
-        <w:rPr>
-          <w:rFonts w:ascii="Courier New" w:hAnsi="Courier New" w:cs="Courier New"/>
-          <w:color w:val="000000"/>
-          <w:sz w:val="20"/>
-          <w:szCs w:val="20"/>
-        </w:rPr>
-        <w:t>Class.</w:t>
+        <w:t xml:space="preserve">            Class.</w:t>
       </w:r>
       <w:r>
         <w:rPr>
@@ -6227,7 +4321,6 @@
         </w:rPr>
         <w:t>forName</w:t>
       </w:r>
-      <w:proofErr w:type="spellEnd"/>
       <w:r>
         <w:rPr>
           <w:rFonts w:ascii="Courier New" w:hAnsi="Courier New" w:cs="Courier New"/>
@@ -6237,7 +4330,6 @@
         </w:rPr>
         <w:t>(</w:t>
       </w:r>
-      <w:proofErr w:type="gramEnd"/>
       <w:r>
         <w:rPr>
           <w:rFonts w:ascii="Courier New" w:hAnsi="Courier New" w:cs="Courier New"/>
@@ -6245,27 +4337,7 @@
           <w:sz w:val="20"/>
           <w:szCs w:val="20"/>
         </w:rPr>
-        <w:t>"</w:t>
-      </w:r>
-      <w:proofErr w:type="spellStart"/>
-      <w:r>
-        <w:rPr>
-          <w:rFonts w:ascii="Courier New" w:hAnsi="Courier New" w:cs="Courier New"/>
-          <w:color w:val="2A00FF"/>
-          <w:sz w:val="20"/>
-          <w:szCs w:val="20"/>
-        </w:rPr>
-        <w:t>oracle.jdbc.driver.OracleDriver</w:t>
-      </w:r>
-      <w:proofErr w:type="spellEnd"/>
-      <w:r>
-        <w:rPr>
-          <w:rFonts w:ascii="Courier New" w:hAnsi="Courier New" w:cs="Courier New"/>
-          <w:color w:val="2A00FF"/>
-          <w:sz w:val="20"/>
-          <w:szCs w:val="20"/>
-        </w:rPr>
-        <w:t>"</w:t>
+        <w:t>"oracle.jdbc.driver.OracleDriver"</w:t>
       </w:r>
       <w:r>
         <w:rPr>
@@ -6296,18 +4368,7 @@
           <w:sz w:val="20"/>
           <w:szCs w:val="20"/>
         </w:rPr>
-        <w:t xml:space="preserve">            </w:t>
-      </w:r>
-      <w:proofErr w:type="spellStart"/>
-      <w:proofErr w:type="gramStart"/>
-      <w:r>
-        <w:rPr>
-          <w:rFonts w:ascii="Courier New" w:hAnsi="Courier New" w:cs="Courier New"/>
-          <w:color w:val="000000"/>
-          <w:sz w:val="20"/>
-          <w:szCs w:val="20"/>
-        </w:rPr>
-        <w:t>Class.</w:t>
+        <w:t xml:space="preserve">            Class.</w:t>
       </w:r>
       <w:r>
         <w:rPr>
@@ -6320,7 +4381,6 @@
         </w:rPr>
         <w:t>forName</w:t>
       </w:r>
-      <w:proofErr w:type="spellEnd"/>
       <w:r>
         <w:rPr>
           <w:rFonts w:ascii="Courier New" w:hAnsi="Courier New" w:cs="Courier New"/>
@@ -6330,7 +4390,6 @@
         </w:rPr>
         <w:t>(</w:t>
       </w:r>
-      <w:proofErr w:type="gramEnd"/>
       <w:r>
         <w:rPr>
           <w:rFonts w:ascii="Courier New" w:hAnsi="Courier New" w:cs="Courier New"/>
@@ -6338,9 +4397,57 @@
           <w:sz w:val="20"/>
           <w:szCs w:val="20"/>
         </w:rPr>
-        <w:t>"</w:t>
-      </w:r>
-      <w:proofErr w:type="spellStart"/>
+        <w:t>"oracle.jdbc.OracleDriver"</w:t>
+      </w:r>
+      <w:r>
+        <w:rPr>
+          <w:rFonts w:ascii="Courier New" w:hAnsi="Courier New" w:cs="Courier New"/>
+          <w:color w:val="000000"/>
+          <w:sz w:val="20"/>
+          <w:szCs w:val="20"/>
+        </w:rPr>
+        <w:t>);</w:t>
+      </w:r>
+    </w:p>
+    <w:p>
+      <w:pPr>
+        <w:autoSpaceDE w:val="0"/>
+        <w:autoSpaceDN w:val="0"/>
+        <w:adjustRightInd w:val="0"/>
+        <w:spacing w:after="0" w:line="240" w:lineRule="auto"/>
+        <w:rPr>
+          <w:rFonts w:ascii="Courier New" w:hAnsi="Courier New" w:cs="Courier New"/>
+          <w:sz w:val="20"/>
+          <w:szCs w:val="20"/>
+        </w:rPr>
+      </w:pPr>
+      <w:r>
+        <w:rPr>
+          <w:rFonts w:ascii="Courier New" w:hAnsi="Courier New" w:cs="Courier New"/>
+          <w:color w:val="000000"/>
+          <w:sz w:val="20"/>
+          <w:szCs w:val="20"/>
+        </w:rPr>
+        <w:t xml:space="preserve">            String </w:t>
+      </w:r>
+      <w:r>
+        <w:rPr>
+          <w:rFonts w:ascii="Courier New" w:hAnsi="Courier New" w:cs="Courier New"/>
+          <w:color w:val="6A3E3E"/>
+          <w:sz w:val="20"/>
+          <w:szCs w:val="20"/>
+        </w:rPr>
+        <w:t>username</w:t>
+      </w:r>
+      <w:r>
+        <w:rPr>
+          <w:rFonts w:ascii="Courier New" w:hAnsi="Courier New" w:cs="Courier New"/>
+          <w:color w:val="000000"/>
+          <w:sz w:val="20"/>
+          <w:szCs w:val="20"/>
+        </w:rPr>
+        <w:t xml:space="preserve"> = </w:t>
+      </w:r>
       <w:r>
         <w:rPr>
           <w:rFonts w:ascii="Courier New" w:hAnsi="Courier New" w:cs="Courier New"/>
@@ -6348,95 +4455,7 @@
           <w:sz w:val="20"/>
           <w:szCs w:val="20"/>
         </w:rPr>
-        <w:t>oracle.jdbc.OracleDriver</w:t>
-      </w:r>
-      <w:proofErr w:type="spellEnd"/>
-      <w:r>
-        <w:rPr>
-          <w:rFonts w:ascii="Courier New" w:hAnsi="Courier New" w:cs="Courier New"/>
-          <w:color w:val="2A00FF"/>
-          <w:sz w:val="20"/>
-          <w:szCs w:val="20"/>
-        </w:rPr>
-        <w:t>"</w:t>
-      </w:r>
-      <w:r>
-        <w:rPr>
-          <w:rFonts w:ascii="Courier New" w:hAnsi="Courier New" w:cs="Courier New"/>
-          <w:color w:val="000000"/>
-          <w:sz w:val="20"/>
-          <w:szCs w:val="20"/>
-        </w:rPr>
-        <w:t>);</w:t>
-      </w:r>
-    </w:p>
-    <w:p>
-      <w:pPr>
-        <w:autoSpaceDE w:val="0"/>
-        <w:autoSpaceDN w:val="0"/>
-        <w:adjustRightInd w:val="0"/>
-        <w:spacing w:after="0" w:line="240" w:lineRule="auto"/>
-        <w:rPr>
-          <w:rFonts w:ascii="Courier New" w:hAnsi="Courier New" w:cs="Courier New"/>
-          <w:sz w:val="20"/>
-          <w:szCs w:val="20"/>
-        </w:rPr>
-      </w:pPr>
-      <w:r>
-        <w:rPr>
-          <w:rFonts w:ascii="Courier New" w:hAnsi="Courier New" w:cs="Courier New"/>
-          <w:color w:val="000000"/>
-          <w:sz w:val="20"/>
-          <w:szCs w:val="20"/>
-        </w:rPr>
-        <w:t xml:space="preserve">            String </w:t>
-      </w:r>
-      <w:r>
-        <w:rPr>
-          <w:rFonts w:ascii="Courier New" w:hAnsi="Courier New" w:cs="Courier New"/>
-          <w:color w:val="6A3E3E"/>
-          <w:sz w:val="20"/>
-          <w:szCs w:val="20"/>
-        </w:rPr>
-        <w:t>username</w:t>
-      </w:r>
-      <w:r>
-        <w:rPr>
-          <w:rFonts w:ascii="Courier New" w:hAnsi="Courier New" w:cs="Courier New"/>
-          <w:color w:val="000000"/>
-          <w:sz w:val="20"/>
-          <w:szCs w:val="20"/>
-        </w:rPr>
-        <w:t xml:space="preserve"> = </w:t>
-      </w:r>
-      <w:r>
-        <w:rPr>
-          <w:rFonts w:ascii="Courier New" w:hAnsi="Courier New" w:cs="Courier New"/>
-          <w:color w:val="2A00FF"/>
-          <w:sz w:val="20"/>
-          <w:szCs w:val="20"/>
-        </w:rPr>
-        <w:t xml:space="preserve">"sys as </w:t>
-      </w:r>
-      <w:proofErr w:type="spellStart"/>
-      <w:r>
-        <w:rPr>
-          <w:rFonts w:ascii="Courier New" w:hAnsi="Courier New" w:cs="Courier New"/>
-          <w:color w:val="2A00FF"/>
-          <w:sz w:val="20"/>
-          <w:szCs w:val="20"/>
-        </w:rPr>
-        <w:t>sysdba</w:t>
-      </w:r>
-      <w:proofErr w:type="spellEnd"/>
-      <w:r>
-        <w:rPr>
-          <w:rFonts w:ascii="Courier New" w:hAnsi="Courier New" w:cs="Courier New"/>
-          <w:color w:val="2A00FF"/>
-          <w:sz w:val="20"/>
-          <w:szCs w:val="20"/>
-        </w:rPr>
-        <w:t>"</w:t>
+        <w:t>"sys as sysdba"</w:t>
       </w:r>
       <w:r>
         <w:rPr>
@@ -6587,7 +4606,6 @@
         </w:rPr>
         <w:t xml:space="preserve">            Statement </w:t>
       </w:r>
-      <w:proofErr w:type="spellStart"/>
       <w:r>
         <w:rPr>
           <w:rFonts w:ascii="Courier New" w:hAnsi="Courier New" w:cs="Courier New"/>
@@ -6598,7 +4616,6 @@
         </w:rPr>
         <w:t>st</w:t>
       </w:r>
-      <w:proofErr w:type="spellEnd"/>
       <w:r>
         <w:rPr>
           <w:rFonts w:ascii="Courier New" w:hAnsi="Courier New" w:cs="Courier New"/>
@@ -6650,7 +4667,6 @@
         </w:rPr>
         <w:t xml:space="preserve">            </w:t>
       </w:r>
-      <w:proofErr w:type="gramStart"/>
       <w:r>
         <w:rPr>
           <w:rFonts w:ascii="Courier New" w:hAnsi="Courier New" w:cs="Courier New"/>
@@ -6660,25 +4676,14 @@
         </w:rPr>
         <w:t>con</w:t>
       </w:r>
-      <w:proofErr w:type="gramEnd"/>
-      <w:r>
-        <w:rPr>
-          <w:rFonts w:ascii="Courier New" w:hAnsi="Courier New" w:cs="Courier New"/>
-          <w:color w:val="000000"/>
-          <w:sz w:val="20"/>
-          <w:szCs w:val="20"/>
-        </w:rPr>
-        <w:t xml:space="preserve"> = </w:t>
-      </w:r>
-      <w:proofErr w:type="spellStart"/>
-      <w:r>
-        <w:rPr>
-          <w:rFonts w:ascii="Courier New" w:hAnsi="Courier New" w:cs="Courier New"/>
-          <w:color w:val="000000"/>
-          <w:sz w:val="20"/>
-          <w:szCs w:val="20"/>
-        </w:rPr>
-        <w:t>DriverManager.</w:t>
+      <w:r>
+        <w:rPr>
+          <w:rFonts w:ascii="Courier New" w:hAnsi="Courier New" w:cs="Courier New"/>
+          <w:color w:val="000000"/>
+          <w:sz w:val="20"/>
+          <w:szCs w:val="20"/>
+        </w:rPr>
+        <w:t xml:space="preserve"> = DriverManager.</w:t>
       </w:r>
       <w:r>
         <w:rPr>
@@ -6691,7 +4696,6 @@
         </w:rPr>
         <w:t>getConnection</w:t>
       </w:r>
-      <w:proofErr w:type="spellEnd"/>
       <w:r>
         <w:rPr>
           <w:rFonts w:ascii="Courier New" w:hAnsi="Courier New" w:cs="Courier New"/>
@@ -6708,9 +4712,35 @@
           <w:sz w:val="20"/>
           <w:szCs w:val="20"/>
         </w:rPr>
-        <w:t>"</w:t>
-      </w:r>
-      <w:proofErr w:type="spellStart"/>
+        <w:t>"jdbc:oracle:thin:"</w:t>
+      </w:r>
+      <w:r>
+        <w:rPr>
+          <w:rFonts w:ascii="Courier New" w:hAnsi="Courier New" w:cs="Courier New"/>
+          <w:color w:val="000000"/>
+          <w:sz w:val="20"/>
+          <w:szCs w:val="20"/>
+        </w:rPr>
+        <w:t xml:space="preserve"> + </w:t>
+      </w:r>
+      <w:r>
+        <w:rPr>
+          <w:rFonts w:ascii="Courier New" w:hAnsi="Courier New" w:cs="Courier New"/>
+          <w:color w:val="6A3E3E"/>
+          <w:sz w:val="20"/>
+          <w:szCs w:val="20"/>
+        </w:rPr>
+        <w:t>username</w:t>
+      </w:r>
+      <w:r>
+        <w:rPr>
+          <w:rFonts w:ascii="Courier New" w:hAnsi="Courier New" w:cs="Courier New"/>
+          <w:color w:val="000000"/>
+          <w:sz w:val="20"/>
+          <w:szCs w:val="20"/>
+        </w:rPr>
+        <w:t xml:space="preserve"> + </w:t>
+      </w:r>
       <w:r>
         <w:rPr>
           <w:rFonts w:ascii="Courier New" w:hAnsi="Courier New" w:cs="Courier New"/>
@@ -6718,9 +4748,35 @@
           <w:sz w:val="20"/>
           <w:szCs w:val="20"/>
         </w:rPr>
-        <w:t>jdbc:oracle:thin</w:t>
-      </w:r>
-      <w:proofErr w:type="spellEnd"/>
+        <w:t>"/"</w:t>
+      </w:r>
+      <w:r>
+        <w:rPr>
+          <w:rFonts w:ascii="Courier New" w:hAnsi="Courier New" w:cs="Courier New"/>
+          <w:color w:val="000000"/>
+          <w:sz w:val="20"/>
+          <w:szCs w:val="20"/>
+        </w:rPr>
+        <w:t xml:space="preserve"> + </w:t>
+      </w:r>
+      <w:r>
+        <w:rPr>
+          <w:rFonts w:ascii="Courier New" w:hAnsi="Courier New" w:cs="Courier New"/>
+          <w:color w:val="6A3E3E"/>
+          <w:sz w:val="20"/>
+          <w:szCs w:val="20"/>
+        </w:rPr>
+        <w:t>password</w:t>
+      </w:r>
+      <w:r>
+        <w:rPr>
+          <w:rFonts w:ascii="Courier New" w:hAnsi="Courier New" w:cs="Courier New"/>
+          <w:color w:val="000000"/>
+          <w:sz w:val="20"/>
+          <w:szCs w:val="20"/>
+        </w:rPr>
+        <w:t xml:space="preserve"> + </w:t>
+      </w:r>
       <w:r>
         <w:rPr>
           <w:rFonts w:ascii="Courier New" w:hAnsi="Courier New" w:cs="Courier New"/>
@@ -6728,16 +4784,38 @@
           <w:sz w:val="20"/>
           <w:szCs w:val="20"/>
         </w:rPr>
-        <w:t>:"</w:t>
-      </w:r>
-      <w:r>
-        <w:rPr>
-          <w:rFonts w:ascii="Courier New" w:hAnsi="Courier New" w:cs="Courier New"/>
-          <w:color w:val="000000"/>
-          <w:sz w:val="20"/>
-          <w:szCs w:val="20"/>
-        </w:rPr>
-        <w:t xml:space="preserve"> + </w:t>
+        <w:t>"@localhost:1521:xe"</w:t>
+      </w:r>
+      <w:r>
+        <w:rPr>
+          <w:rFonts w:ascii="Courier New" w:hAnsi="Courier New" w:cs="Courier New"/>
+          <w:color w:val="000000"/>
+          <w:sz w:val="20"/>
+          <w:szCs w:val="20"/>
+        </w:rPr>
+        <w:t>);</w:t>
+      </w:r>
+    </w:p>
+    <w:p>
+      <w:pPr>
+        <w:autoSpaceDE w:val="0"/>
+        <w:autoSpaceDN w:val="0"/>
+        <w:adjustRightInd w:val="0"/>
+        <w:spacing w:after="0" w:line="240" w:lineRule="auto"/>
+        <w:rPr>
+          <w:rFonts w:ascii="Courier New" w:hAnsi="Courier New" w:cs="Courier New"/>
+          <w:sz w:val="20"/>
+          <w:szCs w:val="20"/>
+        </w:rPr>
+      </w:pPr>
+      <w:r>
+        <w:rPr>
+          <w:rFonts w:ascii="Courier New" w:hAnsi="Courier New" w:cs="Courier New"/>
+          <w:color w:val="000000"/>
+          <w:sz w:val="20"/>
+          <w:szCs w:val="20"/>
+        </w:rPr>
+        <w:t xml:space="preserve">            </w:t>
       </w:r>
       <w:r>
         <w:rPr>
@@ -6746,16 +4824,114 @@
           <w:sz w:val="20"/>
           <w:szCs w:val="20"/>
         </w:rPr>
-        <w:t>username</w:t>
-      </w:r>
-      <w:r>
-        <w:rPr>
-          <w:rFonts w:ascii="Courier New" w:hAnsi="Courier New" w:cs="Courier New"/>
-          <w:color w:val="000000"/>
-          <w:sz w:val="20"/>
-          <w:szCs w:val="20"/>
-        </w:rPr>
-        <w:t xml:space="preserve"> + </w:t>
+        <w:t>st</w:t>
+      </w:r>
+      <w:r>
+        <w:rPr>
+          <w:rFonts w:ascii="Courier New" w:hAnsi="Courier New" w:cs="Courier New"/>
+          <w:color w:val="000000"/>
+          <w:sz w:val="20"/>
+          <w:szCs w:val="20"/>
+        </w:rPr>
+        <w:t xml:space="preserve"> = </w:t>
+      </w:r>
+      <w:r>
+        <w:rPr>
+          <w:rFonts w:ascii="Courier New" w:hAnsi="Courier New" w:cs="Courier New"/>
+          <w:color w:val="6A3E3E"/>
+          <w:sz w:val="20"/>
+          <w:szCs w:val="20"/>
+        </w:rPr>
+        <w:t>con</w:t>
+      </w:r>
+      <w:r>
+        <w:rPr>
+          <w:rFonts w:ascii="Courier New" w:hAnsi="Courier New" w:cs="Courier New"/>
+          <w:color w:val="000000"/>
+          <w:sz w:val="20"/>
+          <w:szCs w:val="20"/>
+        </w:rPr>
+        <w:t>.createStatement();</w:t>
+      </w:r>
+    </w:p>
+    <w:p>
+      <w:pPr>
+        <w:autoSpaceDE w:val="0"/>
+        <w:autoSpaceDN w:val="0"/>
+        <w:adjustRightInd w:val="0"/>
+        <w:spacing w:after="0" w:line="240" w:lineRule="auto"/>
+        <w:rPr>
+          <w:rFonts w:ascii="Courier New" w:hAnsi="Courier New" w:cs="Courier New"/>
+          <w:sz w:val="20"/>
+          <w:szCs w:val="20"/>
+        </w:rPr>
+      </w:pPr>
+      <w:r>
+        <w:rPr>
+          <w:rFonts w:ascii="Courier New" w:hAnsi="Courier New" w:cs="Courier New"/>
+          <w:color w:val="000000"/>
+          <w:sz w:val="20"/>
+          <w:szCs w:val="20"/>
+        </w:rPr>
+        <w:t xml:space="preserve">            </w:t>
+      </w:r>
+    </w:p>
+    <w:p>
+      <w:pPr>
+        <w:autoSpaceDE w:val="0"/>
+        <w:autoSpaceDN w:val="0"/>
+        <w:adjustRightInd w:val="0"/>
+        <w:spacing w:after="0" w:line="240" w:lineRule="auto"/>
+        <w:rPr>
+          <w:rFonts w:ascii="Courier New" w:hAnsi="Courier New" w:cs="Courier New"/>
+          <w:sz w:val="20"/>
+          <w:szCs w:val="20"/>
+        </w:rPr>
+      </w:pPr>
+      <w:r>
+        <w:rPr>
+          <w:rFonts w:ascii="Courier New" w:hAnsi="Courier New" w:cs="Courier New"/>
+          <w:color w:val="000000"/>
+          <w:sz w:val="20"/>
+          <w:szCs w:val="20"/>
+        </w:rPr>
+        <w:t xml:space="preserve">            PreparedStatement </w:t>
+      </w:r>
+      <w:r>
+        <w:rPr>
+          <w:rFonts w:ascii="Courier New" w:hAnsi="Courier New" w:cs="Courier New"/>
+          <w:color w:val="6A3E3E"/>
+          <w:sz w:val="20"/>
+          <w:szCs w:val="20"/>
+        </w:rPr>
+        <w:t>ps</w:t>
+      </w:r>
+      <w:r>
+        <w:rPr>
+          <w:rFonts w:ascii="Courier New" w:hAnsi="Courier New" w:cs="Courier New"/>
+          <w:color w:val="000000"/>
+          <w:sz w:val="20"/>
+          <w:szCs w:val="20"/>
+        </w:rPr>
+        <w:t xml:space="preserve"> = </w:t>
+      </w:r>
+      <w:r>
+        <w:rPr>
+          <w:rFonts w:ascii="Courier New" w:hAnsi="Courier New" w:cs="Courier New"/>
+          <w:color w:val="6A3E3E"/>
+          <w:sz w:val="20"/>
+          <w:szCs w:val="20"/>
+        </w:rPr>
+        <w:t>con</w:t>
+      </w:r>
+      <w:r>
+        <w:rPr>
+          <w:rFonts w:ascii="Courier New" w:hAnsi="Courier New" w:cs="Courier New"/>
+          <w:color w:val="000000"/>
+          <w:sz w:val="20"/>
+          <w:szCs w:val="20"/>
+        </w:rPr>
+        <w:t>.prepareStatement(</w:t>
       </w:r>
       <w:r>
         <w:rPr>
@@ -6764,16 +4940,38 @@
           <w:sz w:val="20"/>
           <w:szCs w:val="20"/>
         </w:rPr>
-        <w:t>"/"</w:t>
-      </w:r>
-      <w:r>
-        <w:rPr>
-          <w:rFonts w:ascii="Courier New" w:hAnsi="Courier New" w:cs="Courier New"/>
-          <w:color w:val="000000"/>
-          <w:sz w:val="20"/>
-          <w:szCs w:val="20"/>
-        </w:rPr>
-        <w:t xml:space="preserve"> + </w:t>
+        <w:t>"select uname from emp"</w:t>
+      </w:r>
+      <w:r>
+        <w:rPr>
+          <w:rFonts w:ascii="Courier New" w:hAnsi="Courier New" w:cs="Courier New"/>
+          <w:color w:val="000000"/>
+          <w:sz w:val="20"/>
+          <w:szCs w:val="20"/>
+        </w:rPr>
+        <w:t>);</w:t>
+      </w:r>
+    </w:p>
+    <w:p>
+      <w:pPr>
+        <w:autoSpaceDE w:val="0"/>
+        <w:autoSpaceDN w:val="0"/>
+        <w:adjustRightInd w:val="0"/>
+        <w:spacing w:after="0" w:line="240" w:lineRule="auto"/>
+        <w:rPr>
+          <w:rFonts w:ascii="Courier New" w:hAnsi="Courier New" w:cs="Courier New"/>
+          <w:sz w:val="20"/>
+          <w:szCs w:val="20"/>
+        </w:rPr>
+      </w:pPr>
+      <w:r>
+        <w:rPr>
+          <w:rFonts w:ascii="Courier New" w:hAnsi="Courier New" w:cs="Courier New"/>
+          <w:color w:val="000000"/>
+          <w:sz w:val="20"/>
+          <w:szCs w:val="20"/>
+        </w:rPr>
+        <w:t xml:space="preserve">            ResultSet </w:t>
       </w:r>
       <w:r>
         <w:rPr>
@@ -6782,16 +4980,74 @@
           <w:sz w:val="20"/>
           <w:szCs w:val="20"/>
         </w:rPr>
-        <w:t>password</w:t>
-      </w:r>
-      <w:r>
-        <w:rPr>
-          <w:rFonts w:ascii="Courier New" w:hAnsi="Courier New" w:cs="Courier New"/>
-          <w:color w:val="000000"/>
-          <w:sz w:val="20"/>
-          <w:szCs w:val="20"/>
-        </w:rPr>
-        <w:t xml:space="preserve"> + </w:t>
+        <w:t>rs</w:t>
+      </w:r>
+      <w:r>
+        <w:rPr>
+          <w:rFonts w:ascii="Courier New" w:hAnsi="Courier New" w:cs="Courier New"/>
+          <w:color w:val="000000"/>
+          <w:sz w:val="20"/>
+          <w:szCs w:val="20"/>
+        </w:rPr>
+        <w:t xml:space="preserve"> = </w:t>
+      </w:r>
+      <w:r>
+        <w:rPr>
+          <w:rFonts w:ascii="Courier New" w:hAnsi="Courier New" w:cs="Courier New"/>
+          <w:color w:val="6A3E3E"/>
+          <w:sz w:val="20"/>
+          <w:szCs w:val="20"/>
+        </w:rPr>
+        <w:t>ps</w:t>
+      </w:r>
+      <w:r>
+        <w:rPr>
+          <w:rFonts w:ascii="Courier New" w:hAnsi="Courier New" w:cs="Courier New"/>
+          <w:color w:val="000000"/>
+          <w:sz w:val="20"/>
+          <w:szCs w:val="20"/>
+        </w:rPr>
+        <w:t>.executeQuery();</w:t>
+      </w:r>
+    </w:p>
+    <w:p>
+      <w:pPr>
+        <w:autoSpaceDE w:val="0"/>
+        <w:autoSpaceDN w:val="0"/>
+        <w:adjustRightInd w:val="0"/>
+        <w:spacing w:after="0" w:line="240" w:lineRule="auto"/>
+        <w:rPr>
+          <w:rFonts w:ascii="Courier New" w:hAnsi="Courier New" w:cs="Courier New"/>
+          <w:sz w:val="20"/>
+          <w:szCs w:val="20"/>
+        </w:rPr>
+      </w:pPr>
+      <w:r>
+        <w:rPr>
+          <w:rFonts w:ascii="Courier New" w:hAnsi="Courier New" w:cs="Courier New"/>
+          <w:color w:val="000000"/>
+          <w:sz w:val="20"/>
+          <w:szCs w:val="20"/>
+        </w:rPr>
+        <w:t xml:space="preserve">            </w:t>
+      </w:r>
+      <w:r>
+        <w:rPr>
+          <w:rFonts w:ascii="Courier New" w:hAnsi="Courier New" w:cs="Courier New"/>
+          <w:color w:val="646464"/>
+          <w:sz w:val="20"/>
+          <w:szCs w:val="20"/>
+        </w:rPr>
+        <w:t>@SuppressWarnings</w:t>
+      </w:r>
+      <w:r>
+        <w:rPr>
+          <w:rFonts w:ascii="Courier New" w:hAnsi="Courier New" w:cs="Courier New"/>
+          <w:color w:val="000000"/>
+          <w:sz w:val="20"/>
+          <w:szCs w:val="20"/>
+        </w:rPr>
+        <w:t>(</w:t>
       </w:r>
       <w:r>
         <w:rPr>
@@ -6800,446 +5056,7 @@
           <w:sz w:val="20"/>
           <w:szCs w:val="20"/>
         </w:rPr>
-        <w:t>"@localhost:1521:xe"</w:t>
-      </w:r>
-      <w:r>
-        <w:rPr>
-          <w:rFonts w:ascii="Courier New" w:hAnsi="Courier New" w:cs="Courier New"/>
-          <w:color w:val="000000"/>
-          <w:sz w:val="20"/>
-          <w:szCs w:val="20"/>
-        </w:rPr>
-        <w:t>);</w:t>
-      </w:r>
-    </w:p>
-    <w:p>
-      <w:pPr>
-        <w:autoSpaceDE w:val="0"/>
-        <w:autoSpaceDN w:val="0"/>
-        <w:adjustRightInd w:val="0"/>
-        <w:spacing w:after="0" w:line="240" w:lineRule="auto"/>
-        <w:rPr>
-          <w:rFonts w:ascii="Courier New" w:hAnsi="Courier New" w:cs="Courier New"/>
-          <w:sz w:val="20"/>
-          <w:szCs w:val="20"/>
-        </w:rPr>
-      </w:pPr>
-      <w:r>
-        <w:rPr>
-          <w:rFonts w:ascii="Courier New" w:hAnsi="Courier New" w:cs="Courier New"/>
-          <w:color w:val="000000"/>
-          <w:sz w:val="20"/>
-          <w:szCs w:val="20"/>
-        </w:rPr>
-        <w:t xml:space="preserve">            </w:t>
-      </w:r>
-      <w:proofErr w:type="spellStart"/>
-      <w:proofErr w:type="gramStart"/>
-      <w:r>
-        <w:rPr>
-          <w:rFonts w:ascii="Courier New" w:hAnsi="Courier New" w:cs="Courier New"/>
-          <w:color w:val="6A3E3E"/>
-          <w:sz w:val="20"/>
-          <w:szCs w:val="20"/>
-        </w:rPr>
-        <w:t>st</w:t>
-      </w:r>
-      <w:proofErr w:type="spellEnd"/>
-      <w:proofErr w:type="gramEnd"/>
-      <w:r>
-        <w:rPr>
-          <w:rFonts w:ascii="Courier New" w:hAnsi="Courier New" w:cs="Courier New"/>
-          <w:color w:val="000000"/>
-          <w:sz w:val="20"/>
-          <w:szCs w:val="20"/>
-        </w:rPr>
-        <w:t xml:space="preserve"> = </w:t>
-      </w:r>
-      <w:proofErr w:type="spellStart"/>
-      <w:r>
-        <w:rPr>
-          <w:rFonts w:ascii="Courier New" w:hAnsi="Courier New" w:cs="Courier New"/>
-          <w:color w:val="6A3E3E"/>
-          <w:sz w:val="20"/>
-          <w:szCs w:val="20"/>
-        </w:rPr>
-        <w:t>con</w:t>
-      </w:r>
-      <w:r>
-        <w:rPr>
-          <w:rFonts w:ascii="Courier New" w:hAnsi="Courier New" w:cs="Courier New"/>
-          <w:color w:val="000000"/>
-          <w:sz w:val="20"/>
-          <w:szCs w:val="20"/>
-        </w:rPr>
-        <w:t>.createStatement</w:t>
-      </w:r>
-      <w:proofErr w:type="spellEnd"/>
-      <w:r>
-        <w:rPr>
-          <w:rFonts w:ascii="Courier New" w:hAnsi="Courier New" w:cs="Courier New"/>
-          <w:color w:val="000000"/>
-          <w:sz w:val="20"/>
-          <w:szCs w:val="20"/>
-        </w:rPr>
-        <w:t>();</w:t>
-      </w:r>
-    </w:p>
-    <w:p>
-      <w:pPr>
-        <w:autoSpaceDE w:val="0"/>
-        <w:autoSpaceDN w:val="0"/>
-        <w:adjustRightInd w:val="0"/>
-        <w:spacing w:after="0" w:line="240" w:lineRule="auto"/>
-        <w:rPr>
-          <w:rFonts w:ascii="Courier New" w:hAnsi="Courier New" w:cs="Courier New"/>
-          <w:sz w:val="20"/>
-          <w:szCs w:val="20"/>
-        </w:rPr>
-      </w:pPr>
-      <w:r>
-        <w:rPr>
-          <w:rFonts w:ascii="Courier New" w:hAnsi="Courier New" w:cs="Courier New"/>
-          <w:color w:val="000000"/>
-          <w:sz w:val="20"/>
-          <w:szCs w:val="20"/>
-        </w:rPr>
-        <w:t xml:space="preserve">            </w:t>
-      </w:r>
-    </w:p>
-    <w:p>
-      <w:pPr>
-        <w:autoSpaceDE w:val="0"/>
-        <w:autoSpaceDN w:val="0"/>
-        <w:adjustRightInd w:val="0"/>
-        <w:spacing w:after="0" w:line="240" w:lineRule="auto"/>
-        <w:rPr>
-          <w:rFonts w:ascii="Courier New" w:hAnsi="Courier New" w:cs="Courier New"/>
-          <w:sz w:val="20"/>
-          <w:szCs w:val="20"/>
-        </w:rPr>
-      </w:pPr>
-      <w:r>
-        <w:rPr>
-          <w:rFonts w:ascii="Courier New" w:hAnsi="Courier New" w:cs="Courier New"/>
-          <w:color w:val="000000"/>
-          <w:sz w:val="20"/>
-          <w:szCs w:val="20"/>
-        </w:rPr>
-        <w:t xml:space="preserve">            </w:t>
-      </w:r>
-      <w:proofErr w:type="spellStart"/>
-      <w:r>
-        <w:rPr>
-          <w:rFonts w:ascii="Courier New" w:hAnsi="Courier New" w:cs="Courier New"/>
-          <w:color w:val="000000"/>
-          <w:sz w:val="20"/>
-          <w:szCs w:val="20"/>
-        </w:rPr>
-        <w:t>PreparedStatement</w:t>
-      </w:r>
-      <w:proofErr w:type="spellEnd"/>
-      <w:r>
-        <w:rPr>
-          <w:rFonts w:ascii="Courier New" w:hAnsi="Courier New" w:cs="Courier New"/>
-          <w:color w:val="000000"/>
-          <w:sz w:val="20"/>
-          <w:szCs w:val="20"/>
-        </w:rPr>
-        <w:t xml:space="preserve"> </w:t>
-      </w:r>
-      <w:proofErr w:type="spellStart"/>
-      <w:r>
-        <w:rPr>
-          <w:rFonts w:ascii="Courier New" w:hAnsi="Courier New" w:cs="Courier New"/>
-          <w:color w:val="6A3E3E"/>
-          <w:sz w:val="20"/>
-          <w:szCs w:val="20"/>
-        </w:rPr>
-        <w:t>ps</w:t>
-      </w:r>
-      <w:proofErr w:type="spellEnd"/>
-      <w:r>
-        <w:rPr>
-          <w:rFonts w:ascii="Courier New" w:hAnsi="Courier New" w:cs="Courier New"/>
-          <w:color w:val="000000"/>
-          <w:sz w:val="20"/>
-          <w:szCs w:val="20"/>
-        </w:rPr>
-        <w:t xml:space="preserve"> = </w:t>
-      </w:r>
-      <w:proofErr w:type="spellStart"/>
-      <w:proofErr w:type="gramStart"/>
-      <w:r>
-        <w:rPr>
-          <w:rFonts w:ascii="Courier New" w:hAnsi="Courier New" w:cs="Courier New"/>
-          <w:color w:val="6A3E3E"/>
-          <w:sz w:val="20"/>
-          <w:szCs w:val="20"/>
-        </w:rPr>
-        <w:t>con</w:t>
-      </w:r>
-      <w:r>
-        <w:rPr>
-          <w:rFonts w:ascii="Courier New" w:hAnsi="Courier New" w:cs="Courier New"/>
-          <w:color w:val="000000"/>
-          <w:sz w:val="20"/>
-          <w:szCs w:val="20"/>
-        </w:rPr>
-        <w:t>.prepareStatement</w:t>
-      </w:r>
-      <w:proofErr w:type="spellEnd"/>
-      <w:r>
-        <w:rPr>
-          <w:rFonts w:ascii="Courier New" w:hAnsi="Courier New" w:cs="Courier New"/>
-          <w:color w:val="000000"/>
-          <w:sz w:val="20"/>
-          <w:szCs w:val="20"/>
-        </w:rPr>
-        <w:t>(</w:t>
-      </w:r>
-      <w:proofErr w:type="gramEnd"/>
-      <w:r>
-        <w:rPr>
-          <w:rFonts w:ascii="Courier New" w:hAnsi="Courier New" w:cs="Courier New"/>
-          <w:color w:val="2A00FF"/>
-          <w:sz w:val="20"/>
-          <w:szCs w:val="20"/>
-        </w:rPr>
-        <w:t xml:space="preserve">"select </w:t>
-      </w:r>
-      <w:proofErr w:type="spellStart"/>
-      <w:r>
-        <w:rPr>
-          <w:rFonts w:ascii="Courier New" w:hAnsi="Courier New" w:cs="Courier New"/>
-          <w:color w:val="2A00FF"/>
-          <w:sz w:val="20"/>
-          <w:szCs w:val="20"/>
-        </w:rPr>
-        <w:t>uname</w:t>
-      </w:r>
-      <w:proofErr w:type="spellEnd"/>
-      <w:r>
-        <w:rPr>
-          <w:rFonts w:ascii="Courier New" w:hAnsi="Courier New" w:cs="Courier New"/>
-          <w:color w:val="2A00FF"/>
-          <w:sz w:val="20"/>
-          <w:szCs w:val="20"/>
-        </w:rPr>
-        <w:t xml:space="preserve"> from </w:t>
-      </w:r>
-      <w:proofErr w:type="spellStart"/>
-      <w:r>
-        <w:rPr>
-          <w:rFonts w:ascii="Courier New" w:hAnsi="Courier New" w:cs="Courier New"/>
-          <w:color w:val="2A00FF"/>
-          <w:sz w:val="20"/>
-          <w:szCs w:val="20"/>
-        </w:rPr>
-        <w:t>emp</w:t>
-      </w:r>
-      <w:proofErr w:type="spellEnd"/>
-      <w:r>
-        <w:rPr>
-          <w:rFonts w:ascii="Courier New" w:hAnsi="Courier New" w:cs="Courier New"/>
-          <w:color w:val="2A00FF"/>
-          <w:sz w:val="20"/>
-          <w:szCs w:val="20"/>
-        </w:rPr>
-        <w:t>"</w:t>
-      </w:r>
-      <w:r>
-        <w:rPr>
-          <w:rFonts w:ascii="Courier New" w:hAnsi="Courier New" w:cs="Courier New"/>
-          <w:color w:val="000000"/>
-          <w:sz w:val="20"/>
-          <w:szCs w:val="20"/>
-        </w:rPr>
-        <w:t>);</w:t>
-      </w:r>
-    </w:p>
-    <w:p>
-      <w:pPr>
-        <w:autoSpaceDE w:val="0"/>
-        <w:autoSpaceDN w:val="0"/>
-        <w:adjustRightInd w:val="0"/>
-        <w:spacing w:after="0" w:line="240" w:lineRule="auto"/>
-        <w:rPr>
-          <w:rFonts w:ascii="Courier New" w:hAnsi="Courier New" w:cs="Courier New"/>
-          <w:sz w:val="20"/>
-          <w:szCs w:val="20"/>
-        </w:rPr>
-      </w:pPr>
-      <w:r>
-        <w:rPr>
-          <w:rFonts w:ascii="Courier New" w:hAnsi="Courier New" w:cs="Courier New"/>
-          <w:color w:val="000000"/>
-          <w:sz w:val="20"/>
-          <w:szCs w:val="20"/>
-        </w:rPr>
-        <w:t xml:space="preserve">            </w:t>
-      </w:r>
-      <w:proofErr w:type="spellStart"/>
-      <w:r>
-        <w:rPr>
-          <w:rFonts w:ascii="Courier New" w:hAnsi="Courier New" w:cs="Courier New"/>
-          <w:color w:val="000000"/>
-          <w:sz w:val="20"/>
-          <w:szCs w:val="20"/>
-        </w:rPr>
-        <w:t>ResultSet</w:t>
-      </w:r>
-      <w:proofErr w:type="spellEnd"/>
-      <w:r>
-        <w:rPr>
-          <w:rFonts w:ascii="Courier New" w:hAnsi="Courier New" w:cs="Courier New"/>
-          <w:color w:val="000000"/>
-          <w:sz w:val="20"/>
-          <w:szCs w:val="20"/>
-        </w:rPr>
-        <w:t xml:space="preserve"> </w:t>
-      </w:r>
-      <w:proofErr w:type="spellStart"/>
-      <w:r>
-        <w:rPr>
-          <w:rFonts w:ascii="Courier New" w:hAnsi="Courier New" w:cs="Courier New"/>
-          <w:color w:val="6A3E3E"/>
-          <w:sz w:val="20"/>
-          <w:szCs w:val="20"/>
-        </w:rPr>
-        <w:t>rs</w:t>
-      </w:r>
-      <w:proofErr w:type="spellEnd"/>
-      <w:r>
-        <w:rPr>
-          <w:rFonts w:ascii="Courier New" w:hAnsi="Courier New" w:cs="Courier New"/>
-          <w:color w:val="000000"/>
-          <w:sz w:val="20"/>
-          <w:szCs w:val="20"/>
-        </w:rPr>
-        <w:t xml:space="preserve"> = </w:t>
-      </w:r>
-      <w:proofErr w:type="spellStart"/>
-      <w:proofErr w:type="gramStart"/>
-      <w:r>
-        <w:rPr>
-          <w:rFonts w:ascii="Courier New" w:hAnsi="Courier New" w:cs="Courier New"/>
-          <w:color w:val="6A3E3E"/>
-          <w:sz w:val="20"/>
-          <w:szCs w:val="20"/>
-        </w:rPr>
-        <w:t>ps</w:t>
-      </w:r>
-      <w:r>
-        <w:rPr>
-          <w:rFonts w:ascii="Courier New" w:hAnsi="Courier New" w:cs="Courier New"/>
-          <w:color w:val="000000"/>
-          <w:sz w:val="20"/>
-          <w:szCs w:val="20"/>
-        </w:rPr>
-        <w:t>.executeQuery</w:t>
-      </w:r>
-      <w:proofErr w:type="spellEnd"/>
-      <w:r>
-        <w:rPr>
-          <w:rFonts w:ascii="Courier New" w:hAnsi="Courier New" w:cs="Courier New"/>
-          <w:color w:val="000000"/>
-          <w:sz w:val="20"/>
-          <w:szCs w:val="20"/>
-        </w:rPr>
-        <w:t>(</w:t>
-      </w:r>
-      <w:proofErr w:type="gramEnd"/>
-      <w:r>
-        <w:rPr>
-          <w:rFonts w:ascii="Courier New" w:hAnsi="Courier New" w:cs="Courier New"/>
-          <w:color w:val="000000"/>
-          <w:sz w:val="20"/>
-          <w:szCs w:val="20"/>
-        </w:rPr>
-        <w:t>);</w:t>
-      </w:r>
-    </w:p>
-    <w:p>
-      <w:pPr>
-        <w:autoSpaceDE w:val="0"/>
-        <w:autoSpaceDN w:val="0"/>
-        <w:adjustRightInd w:val="0"/>
-        <w:spacing w:after="0" w:line="240" w:lineRule="auto"/>
-        <w:rPr>
-          <w:rFonts w:ascii="Courier New" w:hAnsi="Courier New" w:cs="Courier New"/>
-          <w:sz w:val="20"/>
-          <w:szCs w:val="20"/>
-        </w:rPr>
-      </w:pPr>
-      <w:r>
-        <w:rPr>
-          <w:rFonts w:ascii="Courier New" w:hAnsi="Courier New" w:cs="Courier New"/>
-          <w:color w:val="000000"/>
-          <w:sz w:val="20"/>
-          <w:szCs w:val="20"/>
-        </w:rPr>
-        <w:t xml:space="preserve">            </w:t>
-      </w:r>
-      <w:proofErr w:type="gramStart"/>
-      <w:r>
-        <w:rPr>
-          <w:rFonts w:ascii="Courier New" w:hAnsi="Courier New" w:cs="Courier New"/>
-          <w:color w:val="646464"/>
-          <w:sz w:val="20"/>
-          <w:szCs w:val="20"/>
-        </w:rPr>
-        <w:t>@</w:t>
-      </w:r>
-      <w:proofErr w:type="spellStart"/>
-      <w:r>
-        <w:rPr>
-          <w:rFonts w:ascii="Courier New" w:hAnsi="Courier New" w:cs="Courier New"/>
-          <w:color w:val="646464"/>
-          <w:sz w:val="20"/>
-          <w:szCs w:val="20"/>
-        </w:rPr>
-        <w:t>SuppressWarnings</w:t>
-      </w:r>
-      <w:proofErr w:type="spellEnd"/>
-      <w:r>
-        <w:rPr>
-          <w:rFonts w:ascii="Courier New" w:hAnsi="Courier New" w:cs="Courier New"/>
-          <w:color w:val="000000"/>
-          <w:sz w:val="20"/>
-          <w:szCs w:val="20"/>
-        </w:rPr>
-        <w:t>(</w:t>
-      </w:r>
-      <w:proofErr w:type="gramEnd"/>
-      <w:r>
-        <w:rPr>
-          <w:rFonts w:ascii="Courier New" w:hAnsi="Courier New" w:cs="Courier New"/>
-          <w:color w:val="2A00FF"/>
-          <w:sz w:val="20"/>
-          <w:szCs w:val="20"/>
-        </w:rPr>
-        <w:t>"</w:t>
-      </w:r>
-      <w:proofErr w:type="spellStart"/>
-      <w:r>
-        <w:rPr>
-          <w:rFonts w:ascii="Courier New" w:hAnsi="Courier New" w:cs="Courier New"/>
-          <w:color w:val="2A00FF"/>
-          <w:sz w:val="20"/>
-          <w:szCs w:val="20"/>
-        </w:rPr>
-        <w:t>rawtypes</w:t>
-      </w:r>
-      <w:proofErr w:type="spellEnd"/>
-      <w:r>
-        <w:rPr>
-          <w:rFonts w:ascii="Courier New" w:hAnsi="Courier New" w:cs="Courier New"/>
-          <w:color w:val="2A00FF"/>
-          <w:sz w:val="20"/>
-          <w:szCs w:val="20"/>
-        </w:rPr>
-        <w:t>"</w:t>
+        <w:t>"rawtypes"</w:t>
       </w:r>
       <w:r>
         <w:rPr>
@@ -7327,27 +5144,7 @@
           <w:sz w:val="20"/>
           <w:szCs w:val="20"/>
         </w:rPr>
-        <w:t xml:space="preserve"> </w:t>
-      </w:r>
-      <w:proofErr w:type="gramStart"/>
-      <w:r>
-        <w:rPr>
-          <w:rFonts w:ascii="Courier New" w:hAnsi="Courier New" w:cs="Courier New"/>
-          <w:color w:val="000000"/>
-          <w:sz w:val="20"/>
-          <w:szCs w:val="20"/>
-        </w:rPr>
-        <w:t>Vector(</w:t>
-      </w:r>
-      <w:proofErr w:type="gramEnd"/>
-      <w:r>
-        <w:rPr>
-          <w:rFonts w:ascii="Courier New" w:hAnsi="Courier New" w:cs="Courier New"/>
-          <w:color w:val="000000"/>
-          <w:sz w:val="20"/>
-          <w:szCs w:val="20"/>
-        </w:rPr>
-        <w:t>);</w:t>
+        <w:t xml:space="preserve"> Vector();</w:t>
       </w:r>
     </w:p>
     <w:p>
@@ -7371,7 +5168,6 @@
         </w:rPr>
         <w:t xml:space="preserve">            </w:t>
       </w:r>
-      <w:proofErr w:type="gramStart"/>
       <w:r>
         <w:rPr>
           <w:rFonts w:ascii="Courier New" w:hAnsi="Courier New" w:cs="Courier New"/>
@@ -7383,7 +5179,6 @@
         </w:rPr>
         <w:t>while</w:t>
       </w:r>
-      <w:proofErr w:type="gramEnd"/>
       <w:r>
         <w:rPr>
           <w:rFonts w:ascii="Courier New" w:hAnsi="Courier New" w:cs="Courier New"/>
@@ -7393,7 +5188,6 @@
         </w:rPr>
         <w:t xml:space="preserve"> (</w:t>
       </w:r>
-      <w:proofErr w:type="spellStart"/>
       <w:r>
         <w:rPr>
           <w:rFonts w:ascii="Courier New" w:hAnsi="Courier New" w:cs="Courier New"/>
@@ -7410,17 +5204,7 @@
           <w:sz w:val="20"/>
           <w:szCs w:val="20"/>
         </w:rPr>
-        <w:t>.next</w:t>
-      </w:r>
-      <w:proofErr w:type="spellEnd"/>
-      <w:r>
-        <w:rPr>
-          <w:rFonts w:ascii="Courier New" w:hAnsi="Courier New" w:cs="Courier New"/>
-          <w:color w:val="000000"/>
-          <w:sz w:val="20"/>
-          <w:szCs w:val="20"/>
-        </w:rPr>
-        <w:t>()) {</w:t>
+        <w:t>.next()) {</w:t>
       </w:r>
     </w:p>
     <w:p>
@@ -7462,8 +5246,6 @@
         </w:rPr>
         <w:t xml:space="preserve"> = </w:t>
       </w:r>
-      <w:proofErr w:type="spellStart"/>
-      <w:proofErr w:type="gramStart"/>
       <w:r>
         <w:rPr>
           <w:rFonts w:ascii="Courier New" w:hAnsi="Courier New" w:cs="Courier New"/>
@@ -7480,27 +5262,7 @@
           <w:sz w:val="20"/>
           <w:szCs w:val="20"/>
         </w:rPr>
-        <w:t>.getString</w:t>
-      </w:r>
-      <w:proofErr w:type="spellEnd"/>
-      <w:r>
-        <w:rPr>
-          <w:rFonts w:ascii="Courier New" w:hAnsi="Courier New" w:cs="Courier New"/>
-          <w:color w:val="000000"/>
-          <w:sz w:val="20"/>
-          <w:szCs w:val="20"/>
-        </w:rPr>
-        <w:t>(</w:t>
-      </w:r>
-      <w:proofErr w:type="gramEnd"/>
-      <w:r>
-        <w:rPr>
-          <w:rFonts w:ascii="Courier New" w:hAnsi="Courier New" w:cs="Courier New"/>
-          <w:color w:val="000000"/>
-          <w:sz w:val="20"/>
-          <w:szCs w:val="20"/>
-        </w:rPr>
-        <w:t>1);</w:t>
+        <w:t>.getString(1);</w:t>
       </w:r>
     </w:p>
     <w:p>
@@ -7546,8 +5308,6 @@
         </w:rPr>
         <w:t xml:space="preserve">                </w:t>
       </w:r>
-      <w:proofErr w:type="spellStart"/>
-      <w:proofErr w:type="gramStart"/>
       <w:r>
         <w:rPr>
           <w:rFonts w:ascii="Courier New" w:hAnsi="Courier New" w:cs="Courier New"/>
@@ -7564,17 +5324,7 @@
           <w:sz w:val="20"/>
           <w:szCs w:val="20"/>
         </w:rPr>
-        <w:t>.add</w:t>
-      </w:r>
-      <w:proofErr w:type="spellEnd"/>
-      <w:r>
-        <w:rPr>
-          <w:rFonts w:ascii="Courier New" w:hAnsi="Courier New" w:cs="Courier New"/>
-          <w:color w:val="000000"/>
-          <w:sz w:val="20"/>
-          <w:szCs w:val="20"/>
-        </w:rPr>
-        <w:t>(</w:t>
+        <w:t>.add(</w:t>
       </w:r>
       <w:r>
         <w:rPr>
@@ -7592,17 +5342,7 @@
           <w:sz w:val="20"/>
           <w:szCs w:val="20"/>
         </w:rPr>
-        <w:t>)</w:t>
-      </w:r>
-      <w:proofErr w:type="gramEnd"/>
-      <w:r>
-        <w:rPr>
-          <w:rFonts w:ascii="Courier New" w:hAnsi="Courier New" w:cs="Courier New"/>
-          <w:color w:val="000000"/>
-          <w:sz w:val="20"/>
-          <w:szCs w:val="20"/>
-        </w:rPr>
-        <w:t>;</w:t>
+        <w:t>);</w:t>
       </w:r>
     </w:p>
     <w:p>
@@ -7648,8 +5388,6 @@
         </w:rPr>
         <w:t xml:space="preserve">            </w:t>
       </w:r>
-      <w:proofErr w:type="spellStart"/>
-      <w:proofErr w:type="gramStart"/>
       <w:r>
         <w:rPr>
           <w:rFonts w:ascii="Courier New" w:hAnsi="Courier New" w:cs="Courier New"/>
@@ -7659,8 +5397,6 @@
         </w:rPr>
         <w:t>bx</w:t>
       </w:r>
-      <w:proofErr w:type="spellEnd"/>
-      <w:proofErr w:type="gramEnd"/>
       <w:r>
         <w:rPr>
           <w:rFonts w:ascii="Courier New" w:hAnsi="Courier New" w:cs="Courier New"/>
@@ -7690,7 +5426,6 @@
         </w:rPr>
         <w:t xml:space="preserve"> </w:t>
       </w:r>
-      <w:proofErr w:type="spellStart"/>
       <w:r>
         <w:rPr>
           <w:rFonts w:ascii="Courier New" w:hAnsi="Courier New" w:cs="Courier New"/>
@@ -7701,7 +5436,6 @@
         </w:rPr>
         <w:t>JComboBox</w:t>
       </w:r>
-      <w:proofErr w:type="spellEnd"/>
       <w:r>
         <w:rPr>
           <w:rFonts w:ascii="Courier New" w:hAnsi="Courier New" w:cs="Courier New"/>
@@ -7751,8 +5485,6 @@
         </w:rPr>
         <w:t xml:space="preserve">            </w:t>
       </w:r>
-      <w:proofErr w:type="spellStart"/>
-      <w:proofErr w:type="gramStart"/>
       <w:r>
         <w:rPr>
           <w:rFonts w:ascii="Courier New" w:hAnsi="Courier New" w:cs="Courier New"/>
@@ -7769,62 +5501,30 @@
           <w:sz w:val="20"/>
           <w:szCs w:val="20"/>
         </w:rPr>
-        <w:t>.setBounds</w:t>
-      </w:r>
-      <w:proofErr w:type="spellEnd"/>
-      <w:r>
-        <w:rPr>
-          <w:rFonts w:ascii="Courier New" w:hAnsi="Courier New" w:cs="Courier New"/>
-          <w:color w:val="000000"/>
-          <w:sz w:val="20"/>
-          <w:szCs w:val="20"/>
-        </w:rPr>
-        <w:t>(</w:t>
-      </w:r>
-      <w:proofErr w:type="gramEnd"/>
-      <w:r>
-        <w:rPr>
-          <w:rFonts w:ascii="Courier New" w:hAnsi="Courier New" w:cs="Courier New"/>
-          <w:color w:val="000000"/>
-          <w:sz w:val="20"/>
-          <w:szCs w:val="20"/>
-        </w:rPr>
-        <w:t>240, 20, 200, 20);</w:t>
-      </w:r>
-    </w:p>
-    <w:p>
-      <w:pPr>
-        <w:autoSpaceDE w:val="0"/>
-        <w:autoSpaceDN w:val="0"/>
-        <w:adjustRightInd w:val="0"/>
-        <w:spacing w:after="0" w:line="240" w:lineRule="auto"/>
-        <w:rPr>
-          <w:rFonts w:ascii="Courier New" w:hAnsi="Courier New" w:cs="Courier New"/>
-          <w:sz w:val="20"/>
-          <w:szCs w:val="20"/>
-        </w:rPr>
-      </w:pPr>
-      <w:r>
-        <w:rPr>
-          <w:rFonts w:ascii="Courier New" w:hAnsi="Courier New" w:cs="Courier New"/>
-          <w:color w:val="000000"/>
-          <w:sz w:val="20"/>
-          <w:szCs w:val="20"/>
-        </w:rPr>
-        <w:t xml:space="preserve">            </w:t>
-      </w:r>
-      <w:proofErr w:type="gramStart"/>
-      <w:r>
-        <w:rPr>
-          <w:rFonts w:ascii="Courier New" w:hAnsi="Courier New" w:cs="Courier New"/>
-          <w:color w:val="000000"/>
-          <w:sz w:val="20"/>
-          <w:szCs w:val="20"/>
-        </w:rPr>
-        <w:t>add(</w:t>
-      </w:r>
-      <w:proofErr w:type="spellStart"/>
-      <w:proofErr w:type="gramEnd"/>
+        <w:t>.setBounds(240, 20, 200, 20);</w:t>
+      </w:r>
+    </w:p>
+    <w:p>
+      <w:pPr>
+        <w:autoSpaceDE w:val="0"/>
+        <w:autoSpaceDN w:val="0"/>
+        <w:adjustRightInd w:val="0"/>
+        <w:spacing w:after="0" w:line="240" w:lineRule="auto"/>
+        <w:rPr>
+          <w:rFonts w:ascii="Courier New" w:hAnsi="Courier New" w:cs="Courier New"/>
+          <w:sz w:val="20"/>
+          <w:szCs w:val="20"/>
+        </w:rPr>
+      </w:pPr>
+      <w:r>
+        <w:rPr>
+          <w:rFonts w:ascii="Courier New" w:hAnsi="Courier New" w:cs="Courier New"/>
+          <w:color w:val="000000"/>
+          <w:sz w:val="20"/>
+          <w:szCs w:val="20"/>
+        </w:rPr>
+        <w:t xml:space="preserve">            add(</w:t>
+      </w:r>
       <w:r>
         <w:rPr>
           <w:rFonts w:ascii="Courier New" w:hAnsi="Courier New" w:cs="Courier New"/>
@@ -7834,7 +5534,6 @@
         </w:rPr>
         <w:t>bx</w:t>
       </w:r>
-      <w:proofErr w:type="spellEnd"/>
       <w:r>
         <w:rPr>
           <w:rFonts w:ascii="Courier New" w:hAnsi="Courier New" w:cs="Courier New"/>
@@ -7946,18 +5645,7 @@
           <w:sz w:val="20"/>
           <w:szCs w:val="20"/>
         </w:rPr>
-        <w:t xml:space="preserve">            </w:t>
-      </w:r>
-      <w:proofErr w:type="spellStart"/>
-      <w:proofErr w:type="gramStart"/>
-      <w:r>
-        <w:rPr>
-          <w:rFonts w:ascii="Courier New" w:hAnsi="Courier New" w:cs="Courier New"/>
-          <w:color w:val="000000"/>
-          <w:sz w:val="20"/>
-          <w:szCs w:val="20"/>
-        </w:rPr>
-        <w:t>System.</w:t>
+        <w:t xml:space="preserve">            System.</w:t>
       </w:r>
       <w:r>
         <w:rPr>
@@ -7979,19 +5667,8 @@
           <w:sz w:val="20"/>
           <w:szCs w:val="20"/>
         </w:rPr>
-        <w:t>.println</w:t>
-      </w:r>
-      <w:proofErr w:type="spellEnd"/>
-      <w:r>
-        <w:rPr>
-          <w:rFonts w:ascii="Courier New" w:hAnsi="Courier New" w:cs="Courier New"/>
-          <w:color w:val="000000"/>
-          <w:sz w:val="20"/>
-          <w:szCs w:val="20"/>
-        </w:rPr>
-        <w:t>(</w:t>
-      </w:r>
-      <w:proofErr w:type="gramEnd"/>
+        <w:t>.println(</w:t>
+      </w:r>
       <w:r>
         <w:rPr>
           <w:rFonts w:ascii="Courier New" w:hAnsi="Courier New" w:cs="Courier New"/>
@@ -8120,7 +5797,6 @@
         </w:rPr>
         <w:t xml:space="preserve">    </w:t>
       </w:r>
-      <w:proofErr w:type="gramStart"/>
       <w:r>
         <w:rPr>
           <w:rFonts w:ascii="Courier New" w:hAnsi="Courier New" w:cs="Courier New"/>
@@ -8132,7 +5808,6 @@
         </w:rPr>
         <w:t>public</w:t>
       </w:r>
-      <w:proofErr w:type="gramEnd"/>
       <w:r>
         <w:rPr>
           <w:rFonts w:ascii="Courier New" w:hAnsi="Courier New" w:cs="Courier New"/>
@@ -8160,163 +5835,92 @@
           <w:sz w:val="20"/>
           <w:szCs w:val="20"/>
         </w:rPr>
+        <w:t xml:space="preserve"> actionPerformed(ActionEvent </w:t>
+      </w:r>
+      <w:r>
+        <w:rPr>
+          <w:rFonts w:ascii="Courier New" w:hAnsi="Courier New" w:cs="Courier New"/>
+          <w:color w:val="6A3E3E"/>
+          <w:sz w:val="20"/>
+          <w:szCs w:val="20"/>
+        </w:rPr>
+        <w:t>e</w:t>
+      </w:r>
+      <w:r>
+        <w:rPr>
+          <w:rFonts w:ascii="Courier New" w:hAnsi="Courier New" w:cs="Courier New"/>
+          <w:color w:val="000000"/>
+          <w:sz w:val="20"/>
+          <w:szCs w:val="20"/>
+        </w:rPr>
+        <w:t>) {</w:t>
+      </w:r>
+    </w:p>
+    <w:p>
+      <w:pPr>
+        <w:autoSpaceDE w:val="0"/>
+        <w:autoSpaceDN w:val="0"/>
+        <w:adjustRightInd w:val="0"/>
+        <w:spacing w:after="0" w:line="240" w:lineRule="auto"/>
+        <w:rPr>
+          <w:rFonts w:ascii="Courier New" w:hAnsi="Courier New" w:cs="Courier New"/>
+          <w:sz w:val="20"/>
+          <w:szCs w:val="20"/>
+        </w:rPr>
+      </w:pPr>
+      <w:r>
+        <w:rPr>
+          <w:rFonts w:ascii="Courier New" w:hAnsi="Courier New" w:cs="Courier New"/>
+          <w:color w:val="000000"/>
+          <w:sz w:val="20"/>
+          <w:szCs w:val="20"/>
+        </w:rPr>
+        <w:t xml:space="preserve">        showData();</w:t>
+      </w:r>
+    </w:p>
+    <w:p>
+      <w:pPr>
+        <w:autoSpaceDE w:val="0"/>
+        <w:autoSpaceDN w:val="0"/>
+        <w:adjustRightInd w:val="0"/>
+        <w:spacing w:after="0" w:line="240" w:lineRule="auto"/>
+        <w:rPr>
+          <w:rFonts w:ascii="Courier New" w:hAnsi="Courier New" w:cs="Courier New"/>
+          <w:sz w:val="20"/>
+          <w:szCs w:val="20"/>
+        </w:rPr>
+      </w:pPr>
+      <w:r>
+        <w:rPr>
+          <w:rFonts w:ascii="Courier New" w:hAnsi="Courier New" w:cs="Courier New"/>
+          <w:color w:val="000000"/>
+          <w:sz w:val="20"/>
+          <w:szCs w:val="20"/>
+        </w:rPr>
+        <w:t xml:space="preserve">    }</w:t>
+      </w:r>
+    </w:p>
+    <w:p>
+      <w:pPr>
+        <w:autoSpaceDE w:val="0"/>
+        <w:autoSpaceDN w:val="0"/>
+        <w:adjustRightInd w:val="0"/>
+        <w:spacing w:after="0" w:line="240" w:lineRule="auto"/>
+        <w:rPr>
+          <w:rFonts w:ascii="Courier New" w:hAnsi="Courier New" w:cs="Courier New"/>
+          <w:sz w:val="20"/>
+          <w:szCs w:val="20"/>
+        </w:rPr>
+      </w:pPr>
+      <w:r>
+        <w:rPr>
+          <w:rFonts w:ascii="Courier New" w:hAnsi="Courier New" w:cs="Courier New"/>
+          <w:color w:val="000000"/>
+          <w:sz w:val="20"/>
+          <w:szCs w:val="20"/>
+        </w:rPr>
         <w:t xml:space="preserve"> </w:t>
       </w:r>
-      <w:proofErr w:type="spellStart"/>
-      <w:r>
-        <w:rPr>
-          <w:rFonts w:ascii="Courier New" w:hAnsi="Courier New" w:cs="Courier New"/>
-          <w:color w:val="000000"/>
-          <w:sz w:val="20"/>
-          <w:szCs w:val="20"/>
-        </w:rPr>
-        <w:t>actionPerformed</w:t>
-      </w:r>
-      <w:proofErr w:type="spellEnd"/>
-      <w:r>
-        <w:rPr>
-          <w:rFonts w:ascii="Courier New" w:hAnsi="Courier New" w:cs="Courier New"/>
-          <w:color w:val="000000"/>
-          <w:sz w:val="20"/>
-          <w:szCs w:val="20"/>
-        </w:rPr>
-        <w:t>(</w:t>
-      </w:r>
-      <w:proofErr w:type="spellStart"/>
-      <w:r>
-        <w:rPr>
-          <w:rFonts w:ascii="Courier New" w:hAnsi="Courier New" w:cs="Courier New"/>
-          <w:color w:val="000000"/>
-          <w:sz w:val="20"/>
-          <w:szCs w:val="20"/>
-        </w:rPr>
-        <w:t>ActionEvent</w:t>
-      </w:r>
-      <w:proofErr w:type="spellEnd"/>
-      <w:r>
-        <w:rPr>
-          <w:rFonts w:ascii="Courier New" w:hAnsi="Courier New" w:cs="Courier New"/>
-          <w:color w:val="000000"/>
-          <w:sz w:val="20"/>
-          <w:szCs w:val="20"/>
-        </w:rPr>
-        <w:t xml:space="preserve"> </w:t>
-      </w:r>
-      <w:r>
-        <w:rPr>
-          <w:rFonts w:ascii="Courier New" w:hAnsi="Courier New" w:cs="Courier New"/>
-          <w:color w:val="6A3E3E"/>
-          <w:sz w:val="20"/>
-          <w:szCs w:val="20"/>
-        </w:rPr>
-        <w:t>e</w:t>
-      </w:r>
-      <w:r>
-        <w:rPr>
-          <w:rFonts w:ascii="Courier New" w:hAnsi="Courier New" w:cs="Courier New"/>
-          <w:color w:val="000000"/>
-          <w:sz w:val="20"/>
-          <w:szCs w:val="20"/>
-        </w:rPr>
-        <w:t>) {</w:t>
-      </w:r>
-    </w:p>
-    <w:p>
-      <w:pPr>
-        <w:autoSpaceDE w:val="0"/>
-        <w:autoSpaceDN w:val="0"/>
-        <w:adjustRightInd w:val="0"/>
-        <w:spacing w:after="0" w:line="240" w:lineRule="auto"/>
-        <w:rPr>
-          <w:rFonts w:ascii="Courier New" w:hAnsi="Courier New" w:cs="Courier New"/>
-          <w:sz w:val="20"/>
-          <w:szCs w:val="20"/>
-        </w:rPr>
-      </w:pPr>
-      <w:r>
-        <w:rPr>
-          <w:rFonts w:ascii="Courier New" w:hAnsi="Courier New" w:cs="Courier New"/>
-          <w:color w:val="000000"/>
-          <w:sz w:val="20"/>
-          <w:szCs w:val="20"/>
-        </w:rPr>
-        <w:t xml:space="preserve">        </w:t>
-      </w:r>
-      <w:proofErr w:type="spellStart"/>
-      <w:proofErr w:type="gramStart"/>
-      <w:r>
-        <w:rPr>
-          <w:rFonts w:ascii="Courier New" w:hAnsi="Courier New" w:cs="Courier New"/>
-          <w:color w:val="000000"/>
-          <w:sz w:val="20"/>
-          <w:szCs w:val="20"/>
-        </w:rPr>
-        <w:t>showData</w:t>
-      </w:r>
-      <w:proofErr w:type="spellEnd"/>
-      <w:r>
-        <w:rPr>
-          <w:rFonts w:ascii="Courier New" w:hAnsi="Courier New" w:cs="Courier New"/>
-          <w:color w:val="000000"/>
-          <w:sz w:val="20"/>
-          <w:szCs w:val="20"/>
-        </w:rPr>
-        <w:t>(</w:t>
-      </w:r>
-      <w:proofErr w:type="gramEnd"/>
-      <w:r>
-        <w:rPr>
-          <w:rFonts w:ascii="Courier New" w:hAnsi="Courier New" w:cs="Courier New"/>
-          <w:color w:val="000000"/>
-          <w:sz w:val="20"/>
-          <w:szCs w:val="20"/>
-        </w:rPr>
-        <w:t>);</w:t>
-      </w:r>
-    </w:p>
-    <w:p>
-      <w:pPr>
-        <w:autoSpaceDE w:val="0"/>
-        <w:autoSpaceDN w:val="0"/>
-        <w:adjustRightInd w:val="0"/>
-        <w:spacing w:after="0" w:line="240" w:lineRule="auto"/>
-        <w:rPr>
-          <w:rFonts w:ascii="Courier New" w:hAnsi="Courier New" w:cs="Courier New"/>
-          <w:sz w:val="20"/>
-          <w:szCs w:val="20"/>
-        </w:rPr>
-      </w:pPr>
-      <w:r>
-        <w:rPr>
-          <w:rFonts w:ascii="Courier New" w:hAnsi="Courier New" w:cs="Courier New"/>
-          <w:color w:val="000000"/>
-          <w:sz w:val="20"/>
-          <w:szCs w:val="20"/>
-        </w:rPr>
-        <w:t xml:space="preserve">    }</w:t>
-      </w:r>
-    </w:p>
-    <w:p>
-      <w:pPr>
-        <w:autoSpaceDE w:val="0"/>
-        <w:autoSpaceDN w:val="0"/>
-        <w:adjustRightInd w:val="0"/>
-        <w:spacing w:after="0" w:line="240" w:lineRule="auto"/>
-        <w:rPr>
-          <w:rFonts w:ascii="Courier New" w:hAnsi="Courier New" w:cs="Courier New"/>
-          <w:sz w:val="20"/>
-          <w:szCs w:val="20"/>
-        </w:rPr>
-      </w:pPr>
-      <w:r>
-        <w:rPr>
-          <w:rFonts w:ascii="Courier New" w:hAnsi="Courier New" w:cs="Courier New"/>
-          <w:color w:val="000000"/>
-          <w:sz w:val="20"/>
-          <w:szCs w:val="20"/>
-        </w:rPr>
-        <w:t xml:space="preserve"> </w:t>
-      </w:r>
     </w:p>
     <w:p>
       <w:pPr>
@@ -8339,7 +5943,6 @@
         </w:rPr>
         <w:t xml:space="preserve">    </w:t>
       </w:r>
-      <w:proofErr w:type="gramStart"/>
       <w:r>
         <w:rPr>
           <w:rFonts w:ascii="Courier New" w:hAnsi="Courier New" w:cs="Courier New"/>
@@ -8351,7 +5954,6 @@
         </w:rPr>
         <w:t>public</w:t>
       </w:r>
-      <w:proofErr w:type="gramEnd"/>
       <w:r>
         <w:rPr>
           <w:rFonts w:ascii="Courier New" w:hAnsi="Courier New" w:cs="Courier New"/>
@@ -8379,69 +5981,29 @@
           <w:sz w:val="20"/>
           <w:szCs w:val="20"/>
         </w:rPr>
-        <w:t xml:space="preserve"> </w:t>
-      </w:r>
-      <w:proofErr w:type="spellStart"/>
-      <w:r>
-        <w:rPr>
-          <w:rFonts w:ascii="Courier New" w:hAnsi="Courier New" w:cs="Courier New"/>
-          <w:color w:val="000000"/>
-          <w:sz w:val="20"/>
-          <w:szCs w:val="20"/>
-        </w:rPr>
-        <w:t>showData</w:t>
-      </w:r>
-      <w:proofErr w:type="spellEnd"/>
-      <w:r>
-        <w:rPr>
-          <w:rFonts w:ascii="Courier New" w:hAnsi="Courier New" w:cs="Courier New"/>
-          <w:color w:val="000000"/>
-          <w:sz w:val="20"/>
-          <w:szCs w:val="20"/>
-        </w:rPr>
-        <w:t>() {</w:t>
-      </w:r>
-    </w:p>
-    <w:p>
-      <w:pPr>
-        <w:autoSpaceDE w:val="0"/>
-        <w:autoSpaceDN w:val="0"/>
-        <w:adjustRightInd w:val="0"/>
-        <w:spacing w:after="0" w:line="240" w:lineRule="auto"/>
-        <w:rPr>
-          <w:rFonts w:ascii="Courier New" w:hAnsi="Courier New" w:cs="Courier New"/>
-          <w:sz w:val="20"/>
-          <w:szCs w:val="20"/>
-        </w:rPr>
-      </w:pPr>
-      <w:r>
-        <w:rPr>
-          <w:rFonts w:ascii="Courier New" w:hAnsi="Courier New" w:cs="Courier New"/>
-          <w:color w:val="000000"/>
-          <w:sz w:val="20"/>
-          <w:szCs w:val="20"/>
-        </w:rPr>
-        <w:t xml:space="preserve">        </w:t>
-      </w:r>
-      <w:proofErr w:type="spellStart"/>
-      <w:r>
-        <w:rPr>
-          <w:rFonts w:ascii="Courier New" w:hAnsi="Courier New" w:cs="Courier New"/>
-          <w:color w:val="000000"/>
-          <w:sz w:val="20"/>
-          <w:szCs w:val="20"/>
-        </w:rPr>
-        <w:t>JFrame</w:t>
-      </w:r>
-      <w:proofErr w:type="spellEnd"/>
-      <w:r>
-        <w:rPr>
-          <w:rFonts w:ascii="Courier New" w:hAnsi="Courier New" w:cs="Courier New"/>
-          <w:color w:val="000000"/>
-          <w:sz w:val="20"/>
-          <w:szCs w:val="20"/>
-        </w:rPr>
-        <w:t xml:space="preserve"> </w:t>
+        <w:t xml:space="preserve"> showData() {</w:t>
+      </w:r>
+    </w:p>
+    <w:p>
+      <w:pPr>
+        <w:autoSpaceDE w:val="0"/>
+        <w:autoSpaceDN w:val="0"/>
+        <w:adjustRightInd w:val="0"/>
+        <w:spacing w:after="0" w:line="240" w:lineRule="auto"/>
+        <w:rPr>
+          <w:rFonts w:ascii="Courier New" w:hAnsi="Courier New" w:cs="Courier New"/>
+          <w:sz w:val="20"/>
+          <w:szCs w:val="20"/>
+        </w:rPr>
+      </w:pPr>
+      <w:r>
+        <w:rPr>
+          <w:rFonts w:ascii="Courier New" w:hAnsi="Courier New" w:cs="Courier New"/>
+          <w:color w:val="000000"/>
+          <w:sz w:val="20"/>
+          <w:szCs w:val="20"/>
+        </w:rPr>
+        <w:t xml:space="preserve">        JFrame </w:t>
       </w:r>
       <w:r>
         <w:rPr>
@@ -8479,38 +6041,7 @@
           <w:sz w:val="20"/>
           <w:szCs w:val="20"/>
         </w:rPr>
-        <w:t xml:space="preserve"> </w:t>
-      </w:r>
-      <w:proofErr w:type="spellStart"/>
-      <w:proofErr w:type="gramStart"/>
-      <w:r>
-        <w:rPr>
-          <w:rFonts w:ascii="Courier New" w:hAnsi="Courier New" w:cs="Courier New"/>
-          <w:color w:val="000000"/>
-          <w:sz w:val="20"/>
-          <w:szCs w:val="20"/>
-        </w:rPr>
-        <w:t>JFrame</w:t>
-      </w:r>
-      <w:proofErr w:type="spellEnd"/>
-      <w:r>
-        <w:rPr>
-          <w:rFonts w:ascii="Courier New" w:hAnsi="Courier New" w:cs="Courier New"/>
-          <w:color w:val="000000"/>
-          <w:sz w:val="20"/>
-          <w:szCs w:val="20"/>
-        </w:rPr>
-        <w:t>(</w:t>
-      </w:r>
-      <w:proofErr w:type="gramEnd"/>
-      <w:r>
-        <w:rPr>
-          <w:rFonts w:ascii="Courier New" w:hAnsi="Courier New" w:cs="Courier New"/>
-          <w:color w:val="000000"/>
-          <w:sz w:val="20"/>
-          <w:szCs w:val="20"/>
-        </w:rPr>
-        <w:t>);</w:t>
+        <w:t xml:space="preserve"> JFrame();</w:t>
       </w:r>
     </w:p>
     <w:p>
@@ -8534,7 +6065,6 @@
         </w:rPr>
         <w:t xml:space="preserve">        </w:t>
       </w:r>
-      <w:proofErr w:type="gramStart"/>
       <w:r>
         <w:rPr>
           <w:rFonts w:ascii="Courier New" w:hAnsi="Courier New" w:cs="Courier New"/>
@@ -8553,7 +6083,6 @@
         </w:rPr>
         <w:t>.setVisible(</w:t>
       </w:r>
-      <w:proofErr w:type="gramEnd"/>
       <w:r>
         <w:rPr>
           <w:rFonts w:ascii="Courier New" w:hAnsi="Courier New" w:cs="Courier New"/>
@@ -8596,7 +6125,6 @@
         </w:rPr>
         <w:t xml:space="preserve">        </w:t>
       </w:r>
-      <w:proofErr w:type="gramStart"/>
       <w:r>
         <w:rPr>
           <w:rFonts w:ascii="Courier New" w:hAnsi="Courier New" w:cs="Courier New"/>
@@ -8613,17 +6141,7 @@
           <w:sz w:val="20"/>
           <w:szCs w:val="20"/>
         </w:rPr>
-        <w:t>.setSize(</w:t>
-      </w:r>
-      <w:proofErr w:type="gramEnd"/>
-      <w:r>
-        <w:rPr>
-          <w:rFonts w:ascii="Courier New" w:hAnsi="Courier New" w:cs="Courier New"/>
-          <w:color w:val="000000"/>
-          <w:sz w:val="20"/>
-          <w:szCs w:val="20"/>
-        </w:rPr>
-        <w:t>500, 500);</w:t>
+        <w:t>.setSize(500, 500);</w:t>
       </w:r>
     </w:p>
     <w:p>
@@ -8647,7 +6165,6 @@
         </w:rPr>
         <w:t xml:space="preserve">        </w:t>
       </w:r>
-      <w:proofErr w:type="gramStart"/>
       <w:r>
         <w:rPr>
           <w:rFonts w:ascii="Courier New" w:hAnsi="Courier New" w:cs="Courier New"/>
@@ -8666,7 +6183,6 @@
         </w:rPr>
         <w:t>.setLayout(</w:t>
       </w:r>
-      <w:proofErr w:type="gramEnd"/>
       <w:r>
         <w:rPr>
           <w:rFonts w:ascii="Courier New" w:hAnsi="Courier New" w:cs="Courier New"/>
@@ -8709,7 +6225,6 @@
         </w:rPr>
         <w:t xml:space="preserve">        </w:t>
       </w:r>
-      <w:proofErr w:type="gramStart"/>
       <w:r>
         <w:rPr>
           <w:rFonts w:ascii="Courier New" w:hAnsi="Courier New" w:cs="Courier New"/>
@@ -8728,7 +6243,6 @@
         </w:rPr>
         <w:t>.setTitle(</w:t>
       </w:r>
-      <w:proofErr w:type="gramEnd"/>
       <w:r>
         <w:rPr>
           <w:rFonts w:ascii="Courier New" w:hAnsi="Courier New" w:cs="Courier New"/>
@@ -8827,30 +6341,8 @@
           <w:sz w:val="20"/>
           <w:szCs w:val="20"/>
         </w:rPr>
-        <w:t xml:space="preserve"> </w:t>
-      </w:r>
-      <w:proofErr w:type="spellStart"/>
-      <w:proofErr w:type="gramStart"/>
-      <w:r>
-        <w:rPr>
-          <w:rFonts w:ascii="Courier New" w:hAnsi="Courier New" w:cs="Courier New"/>
-          <w:color w:val="000000"/>
-          <w:sz w:val="20"/>
-          <w:szCs w:val="20"/>
-        </w:rPr>
-        <w:t>JLabel</w:t>
-      </w:r>
-      <w:proofErr w:type="spellEnd"/>
-      <w:r>
-        <w:rPr>
-          <w:rFonts w:ascii="Courier New" w:hAnsi="Courier New" w:cs="Courier New"/>
-          <w:color w:val="000000"/>
-          <w:sz w:val="20"/>
-          <w:szCs w:val="20"/>
-        </w:rPr>
-        <w:t>(</w:t>
-      </w:r>
-      <w:proofErr w:type="gramEnd"/>
+        <w:t xml:space="preserve"> JLabel(</w:t>
+      </w:r>
       <w:r>
         <w:rPr>
           <w:rFonts w:ascii="Courier New" w:hAnsi="Courier New" w:cs="Courier New"/>
@@ -8858,27 +6350,7 @@
           <w:sz w:val="20"/>
           <w:szCs w:val="20"/>
         </w:rPr>
-        <w:t xml:space="preserve">"Displaying </w:t>
-      </w:r>
-      <w:proofErr w:type="spellStart"/>
-      <w:r>
-        <w:rPr>
-          <w:rFonts w:ascii="Courier New" w:hAnsi="Courier New" w:cs="Courier New"/>
-          <w:color w:val="2A00FF"/>
-          <w:sz w:val="20"/>
-          <w:szCs w:val="20"/>
-        </w:rPr>
-        <w:t>Emp</w:t>
-      </w:r>
-      <w:proofErr w:type="spellEnd"/>
-      <w:r>
-        <w:rPr>
-          <w:rFonts w:ascii="Courier New" w:hAnsi="Courier New" w:cs="Courier New"/>
-          <w:color w:val="2A00FF"/>
-          <w:sz w:val="20"/>
-          <w:szCs w:val="20"/>
-        </w:rPr>
-        <w:t xml:space="preserve"> Data:"</w:t>
+        <w:t>"Displaying Emp Data:"</w:t>
       </w:r>
       <w:r>
         <w:rPr>
@@ -8911,7 +6383,6 @@
         </w:rPr>
         <w:t xml:space="preserve">        </w:t>
       </w:r>
-      <w:proofErr w:type="gramStart"/>
       <w:r>
         <w:rPr>
           <w:rFonts w:ascii="Courier New" w:hAnsi="Courier New" w:cs="Courier New"/>
@@ -8928,18 +6399,7 @@
           <w:sz w:val="20"/>
           <w:szCs w:val="20"/>
         </w:rPr>
-        <w:t>.setForeground(</w:t>
-      </w:r>
-      <w:proofErr w:type="spellStart"/>
-      <w:proofErr w:type="gramEnd"/>
-      <w:r>
-        <w:rPr>
-          <w:rFonts w:ascii="Courier New" w:hAnsi="Courier New" w:cs="Courier New"/>
-          <w:color w:val="000000"/>
-          <w:sz w:val="20"/>
-          <w:szCs w:val="20"/>
-        </w:rPr>
-        <w:t>Color.</w:t>
+        <w:t>.setForeground(Color.</w:t>
       </w:r>
       <w:r>
         <w:rPr>
@@ -8954,7 +6414,6 @@
         </w:rPr>
         <w:t>red</w:t>
       </w:r>
-      <w:proofErr w:type="spellEnd"/>
       <w:r>
         <w:rPr>
           <w:rFonts w:ascii="Courier New" w:hAnsi="Courier New" w:cs="Courier New"/>
@@ -8986,7 +6445,6 @@
         </w:rPr>
         <w:t xml:space="preserve">        </w:t>
       </w:r>
-      <w:proofErr w:type="gramStart"/>
       <w:r>
         <w:rPr>
           <w:rFonts w:ascii="Courier New" w:hAnsi="Courier New" w:cs="Courier New"/>
@@ -9005,7 +6463,6 @@
         </w:rPr>
         <w:t>.setFont(</w:t>
       </w:r>
-      <w:proofErr w:type="gramEnd"/>
       <w:r>
         <w:rPr>
           <w:rFonts w:ascii="Courier New" w:hAnsi="Courier New" w:cs="Courier New"/>
@@ -9042,17 +6499,7 @@
           <w:sz w:val="20"/>
           <w:szCs w:val="20"/>
         </w:rPr>
-        <w:t xml:space="preserve">, </w:t>
-      </w:r>
-      <w:proofErr w:type="spellStart"/>
-      <w:r>
-        <w:rPr>
-          <w:rFonts w:ascii="Courier New" w:hAnsi="Courier New" w:cs="Courier New"/>
-          <w:color w:val="000000"/>
-          <w:sz w:val="20"/>
-          <w:szCs w:val="20"/>
-        </w:rPr>
-        <w:t>Font.</w:t>
+        <w:t>, Font.</w:t>
       </w:r>
       <w:r>
         <w:rPr>
@@ -9067,7 +6514,6 @@
         </w:rPr>
         <w:t>BOLD</w:t>
       </w:r>
-      <w:proofErr w:type="spellEnd"/>
       <w:r>
         <w:rPr>
           <w:rFonts w:ascii="Courier New" w:hAnsi="Courier New" w:cs="Courier New"/>
@@ -9135,30 +6581,8 @@
           <w:sz w:val="20"/>
           <w:szCs w:val="20"/>
         </w:rPr>
-        <w:t xml:space="preserve"> </w:t>
-      </w:r>
-      <w:proofErr w:type="spellStart"/>
-      <w:proofErr w:type="gramStart"/>
-      <w:r>
-        <w:rPr>
-          <w:rFonts w:ascii="Courier New" w:hAnsi="Courier New" w:cs="Courier New"/>
-          <w:color w:val="000000"/>
-          <w:sz w:val="20"/>
-          <w:szCs w:val="20"/>
-        </w:rPr>
-        <w:t>JLabel</w:t>
-      </w:r>
-      <w:proofErr w:type="spellEnd"/>
-      <w:r>
-        <w:rPr>
-          <w:rFonts w:ascii="Courier New" w:hAnsi="Courier New" w:cs="Courier New"/>
-          <w:color w:val="000000"/>
-          <w:sz w:val="20"/>
-          <w:szCs w:val="20"/>
-        </w:rPr>
-        <w:t>(</w:t>
-      </w:r>
-      <w:proofErr w:type="gramEnd"/>
+        <w:t xml:space="preserve"> JLabel(</w:t>
+      </w:r>
       <w:r>
         <w:rPr>
           <w:rFonts w:ascii="Courier New" w:hAnsi="Courier New" w:cs="Courier New"/>
@@ -9166,27 +6590,7 @@
           <w:sz w:val="20"/>
           <w:szCs w:val="20"/>
         </w:rPr>
-        <w:t>"</w:t>
-      </w:r>
-      <w:proofErr w:type="spellStart"/>
-      <w:r>
-        <w:rPr>
-          <w:rFonts w:ascii="Courier New" w:hAnsi="Courier New" w:cs="Courier New"/>
-          <w:color w:val="2A00FF"/>
-          <w:sz w:val="20"/>
-          <w:szCs w:val="20"/>
-        </w:rPr>
-        <w:t>Emp</w:t>
-      </w:r>
-      <w:proofErr w:type="spellEnd"/>
-      <w:r>
-        <w:rPr>
-          <w:rFonts w:ascii="Courier New" w:hAnsi="Courier New" w:cs="Courier New"/>
-          <w:color w:val="2A00FF"/>
-          <w:sz w:val="20"/>
-          <w:szCs w:val="20"/>
-        </w:rPr>
-        <w:t xml:space="preserve"> Name:"</w:t>
+        <w:t>"Emp Name:"</w:t>
       </w:r>
       <w:r>
         <w:rPr>
@@ -9255,30 +6659,8 @@
           <w:sz w:val="20"/>
           <w:szCs w:val="20"/>
         </w:rPr>
-        <w:t xml:space="preserve"> </w:t>
-      </w:r>
-      <w:proofErr w:type="spellStart"/>
-      <w:proofErr w:type="gramStart"/>
-      <w:r>
-        <w:rPr>
-          <w:rFonts w:ascii="Courier New" w:hAnsi="Courier New" w:cs="Courier New"/>
-          <w:color w:val="000000"/>
-          <w:sz w:val="20"/>
-          <w:szCs w:val="20"/>
-        </w:rPr>
-        <w:t>JLabel</w:t>
-      </w:r>
-      <w:proofErr w:type="spellEnd"/>
-      <w:r>
-        <w:rPr>
-          <w:rFonts w:ascii="Courier New" w:hAnsi="Courier New" w:cs="Courier New"/>
-          <w:color w:val="000000"/>
-          <w:sz w:val="20"/>
-          <w:szCs w:val="20"/>
-        </w:rPr>
-        <w:t>(</w:t>
-      </w:r>
-      <w:proofErr w:type="gramEnd"/>
+        <w:t xml:space="preserve"> JLabel(</w:t>
+      </w:r>
       <w:r>
         <w:rPr>
           <w:rFonts w:ascii="Courier New" w:hAnsi="Courier New" w:cs="Courier New"/>
@@ -9286,27 +6668,7 @@
           <w:sz w:val="20"/>
           <w:szCs w:val="20"/>
         </w:rPr>
-        <w:t>"</w:t>
-      </w:r>
-      <w:proofErr w:type="spellStart"/>
-      <w:r>
-        <w:rPr>
-          <w:rFonts w:ascii="Courier New" w:hAnsi="Courier New" w:cs="Courier New"/>
-          <w:color w:val="2A00FF"/>
-          <w:sz w:val="20"/>
-          <w:szCs w:val="20"/>
-        </w:rPr>
-        <w:t>Emp</w:t>
-      </w:r>
-      <w:proofErr w:type="spellEnd"/>
-      <w:r>
-        <w:rPr>
-          <w:rFonts w:ascii="Courier New" w:hAnsi="Courier New" w:cs="Courier New"/>
-          <w:color w:val="2A00FF"/>
-          <w:sz w:val="20"/>
-          <w:szCs w:val="20"/>
-        </w:rPr>
-        <w:t xml:space="preserve"> Email:"</w:t>
+        <w:t>"Emp Email:"</w:t>
       </w:r>
       <w:r>
         <w:rPr>
@@ -9375,30 +6737,8 @@
           <w:sz w:val="20"/>
           <w:szCs w:val="20"/>
         </w:rPr>
-        <w:t xml:space="preserve"> </w:t>
-      </w:r>
-      <w:proofErr w:type="spellStart"/>
-      <w:proofErr w:type="gramStart"/>
-      <w:r>
-        <w:rPr>
-          <w:rFonts w:ascii="Courier New" w:hAnsi="Courier New" w:cs="Courier New"/>
-          <w:color w:val="000000"/>
-          <w:sz w:val="20"/>
-          <w:szCs w:val="20"/>
-        </w:rPr>
-        <w:t>JLabel</w:t>
-      </w:r>
-      <w:proofErr w:type="spellEnd"/>
-      <w:r>
-        <w:rPr>
-          <w:rFonts w:ascii="Courier New" w:hAnsi="Courier New" w:cs="Courier New"/>
-          <w:color w:val="000000"/>
-          <w:sz w:val="20"/>
-          <w:szCs w:val="20"/>
-        </w:rPr>
-        <w:t>(</w:t>
-      </w:r>
-      <w:proofErr w:type="gramEnd"/>
+        <w:t xml:space="preserve"> JLabel(</w:t>
+      </w:r>
       <w:r>
         <w:rPr>
           <w:rFonts w:ascii="Courier New" w:hAnsi="Courier New" w:cs="Courier New"/>
@@ -9406,27 +6746,7 @@
           <w:sz w:val="20"/>
           <w:szCs w:val="20"/>
         </w:rPr>
-        <w:t>"</w:t>
-      </w:r>
-      <w:proofErr w:type="spellStart"/>
-      <w:r>
-        <w:rPr>
-          <w:rFonts w:ascii="Courier New" w:hAnsi="Courier New" w:cs="Courier New"/>
-          <w:color w:val="2A00FF"/>
-          <w:sz w:val="20"/>
-          <w:szCs w:val="20"/>
-        </w:rPr>
-        <w:t>Emp</w:t>
-      </w:r>
-      <w:proofErr w:type="spellEnd"/>
-      <w:r>
-        <w:rPr>
-          <w:rFonts w:ascii="Courier New" w:hAnsi="Courier New" w:cs="Courier New"/>
-          <w:color w:val="2A00FF"/>
-          <w:sz w:val="20"/>
-          <w:szCs w:val="20"/>
-        </w:rPr>
-        <w:t xml:space="preserve"> pass:"</w:t>
+        <w:t>"Emp pass:"</w:t>
       </w:r>
       <w:r>
         <w:rPr>
@@ -9495,90 +6815,48 @@
           <w:sz w:val="20"/>
           <w:szCs w:val="20"/>
         </w:rPr>
+        <w:t xml:space="preserve"> JLabel(</w:t>
+      </w:r>
+      <w:r>
+        <w:rPr>
+          <w:rFonts w:ascii="Courier New" w:hAnsi="Courier New" w:cs="Courier New"/>
+          <w:color w:val="2A00FF"/>
+          <w:sz w:val="20"/>
+          <w:szCs w:val="20"/>
+        </w:rPr>
+        <w:t>"Emp Country:"</w:t>
+      </w:r>
+      <w:r>
+        <w:rPr>
+          <w:rFonts w:ascii="Courier New" w:hAnsi="Courier New" w:cs="Courier New"/>
+          <w:color w:val="000000"/>
+          <w:sz w:val="20"/>
+          <w:szCs w:val="20"/>
+        </w:rPr>
+        <w:t>);</w:t>
+      </w:r>
+    </w:p>
+    <w:p>
+      <w:pPr>
+        <w:autoSpaceDE w:val="0"/>
+        <w:autoSpaceDN w:val="0"/>
+        <w:adjustRightInd w:val="0"/>
+        <w:spacing w:after="0" w:line="240" w:lineRule="auto"/>
+        <w:rPr>
+          <w:rFonts w:ascii="Courier New" w:hAnsi="Courier New" w:cs="Courier New"/>
+          <w:sz w:val="20"/>
+          <w:szCs w:val="20"/>
+        </w:rPr>
+      </w:pPr>
+      <w:r>
+        <w:rPr>
+          <w:rFonts w:ascii="Courier New" w:hAnsi="Courier New" w:cs="Courier New"/>
+          <w:color w:val="000000"/>
+          <w:sz w:val="20"/>
+          <w:szCs w:val="20"/>
+        </w:rPr>
         <w:t xml:space="preserve"> </w:t>
       </w:r>
-      <w:proofErr w:type="spellStart"/>
-      <w:proofErr w:type="gramStart"/>
-      <w:r>
-        <w:rPr>
-          <w:rFonts w:ascii="Courier New" w:hAnsi="Courier New" w:cs="Courier New"/>
-          <w:color w:val="000000"/>
-          <w:sz w:val="20"/>
-          <w:szCs w:val="20"/>
-        </w:rPr>
-        <w:t>JLabel</w:t>
-      </w:r>
-      <w:proofErr w:type="spellEnd"/>
-      <w:r>
-        <w:rPr>
-          <w:rFonts w:ascii="Courier New" w:hAnsi="Courier New" w:cs="Courier New"/>
-          <w:color w:val="000000"/>
-          <w:sz w:val="20"/>
-          <w:szCs w:val="20"/>
-        </w:rPr>
-        <w:t>(</w:t>
-      </w:r>
-      <w:proofErr w:type="gramEnd"/>
-      <w:r>
-        <w:rPr>
-          <w:rFonts w:ascii="Courier New" w:hAnsi="Courier New" w:cs="Courier New"/>
-          <w:color w:val="2A00FF"/>
-          <w:sz w:val="20"/>
-          <w:szCs w:val="20"/>
-        </w:rPr>
-        <w:t>"</w:t>
-      </w:r>
-      <w:proofErr w:type="spellStart"/>
-      <w:r>
-        <w:rPr>
-          <w:rFonts w:ascii="Courier New" w:hAnsi="Courier New" w:cs="Courier New"/>
-          <w:color w:val="2A00FF"/>
-          <w:sz w:val="20"/>
-          <w:szCs w:val="20"/>
-        </w:rPr>
-        <w:t>Emp</w:t>
-      </w:r>
-      <w:proofErr w:type="spellEnd"/>
-      <w:r>
-        <w:rPr>
-          <w:rFonts w:ascii="Courier New" w:hAnsi="Courier New" w:cs="Courier New"/>
-          <w:color w:val="2A00FF"/>
-          <w:sz w:val="20"/>
-          <w:szCs w:val="20"/>
-        </w:rPr>
-        <w:t xml:space="preserve"> Country:"</w:t>
-      </w:r>
-      <w:r>
-        <w:rPr>
-          <w:rFonts w:ascii="Courier New" w:hAnsi="Courier New" w:cs="Courier New"/>
-          <w:color w:val="000000"/>
-          <w:sz w:val="20"/>
-          <w:szCs w:val="20"/>
-        </w:rPr>
-        <w:t>);</w:t>
-      </w:r>
-    </w:p>
-    <w:p>
-      <w:pPr>
-        <w:autoSpaceDE w:val="0"/>
-        <w:autoSpaceDN w:val="0"/>
-        <w:adjustRightInd w:val="0"/>
-        <w:spacing w:after="0" w:line="240" w:lineRule="auto"/>
-        <w:rPr>
-          <w:rFonts w:ascii="Courier New" w:hAnsi="Courier New" w:cs="Courier New"/>
-          <w:sz w:val="20"/>
-          <w:szCs w:val="20"/>
-        </w:rPr>
-      </w:pPr>
-      <w:r>
-        <w:rPr>
-          <w:rFonts w:ascii="Courier New" w:hAnsi="Courier New" w:cs="Courier New"/>
-          <w:color w:val="000000"/>
-          <w:sz w:val="20"/>
-          <w:szCs w:val="20"/>
-        </w:rPr>
-        <w:t xml:space="preserve"> </w:t>
-      </w:r>
     </w:p>
     <w:p>
       <w:pPr>
@@ -9601,7 +6879,6 @@
         </w:rPr>
         <w:t xml:space="preserve">        </w:t>
       </w:r>
-      <w:proofErr w:type="gramStart"/>
       <w:r>
         <w:rPr>
           <w:rFonts w:ascii="Courier New" w:hAnsi="Courier New" w:cs="Courier New"/>
@@ -9618,17 +6895,7 @@
           <w:sz w:val="20"/>
           <w:szCs w:val="20"/>
         </w:rPr>
-        <w:t>.setBounds(</w:t>
-      </w:r>
-      <w:proofErr w:type="gramEnd"/>
-      <w:r>
-        <w:rPr>
-          <w:rFonts w:ascii="Courier New" w:hAnsi="Courier New" w:cs="Courier New"/>
-          <w:color w:val="000000"/>
-          <w:sz w:val="20"/>
-          <w:szCs w:val="20"/>
-        </w:rPr>
-        <w:t>100, 50, 300, 30);</w:t>
+        <w:t>.setBounds(100, 50, 300, 30);</w:t>
       </w:r>
     </w:p>
     <w:p>
@@ -9652,7 +6919,6 @@
         </w:rPr>
         <w:t xml:space="preserve">        </w:t>
       </w:r>
-      <w:proofErr w:type="gramStart"/>
       <w:r>
         <w:rPr>
           <w:rFonts w:ascii="Courier New" w:hAnsi="Courier New" w:cs="Courier New"/>
@@ -9669,17 +6935,7 @@
           <w:sz w:val="20"/>
           <w:szCs w:val="20"/>
         </w:rPr>
-        <w:t>.setBounds(</w:t>
-      </w:r>
-      <w:proofErr w:type="gramEnd"/>
-      <w:r>
-        <w:rPr>
-          <w:rFonts w:ascii="Courier New" w:hAnsi="Courier New" w:cs="Courier New"/>
-          <w:color w:val="000000"/>
-          <w:sz w:val="20"/>
-          <w:szCs w:val="20"/>
-        </w:rPr>
-        <w:t>20, 110, 200, 20);</w:t>
+        <w:t>.setBounds(20, 110, 200, 20);</w:t>
       </w:r>
     </w:p>
     <w:p>
@@ -9703,7 +6959,6 @@
         </w:rPr>
         <w:t xml:space="preserve">        </w:t>
       </w:r>
-      <w:proofErr w:type="gramStart"/>
       <w:r>
         <w:rPr>
           <w:rFonts w:ascii="Courier New" w:hAnsi="Courier New" w:cs="Courier New"/>
@@ -9720,17 +6975,7 @@
           <w:sz w:val="20"/>
           <w:szCs w:val="20"/>
         </w:rPr>
-        <w:t>.setBounds(</w:t>
-      </w:r>
-      <w:proofErr w:type="gramEnd"/>
-      <w:r>
-        <w:rPr>
-          <w:rFonts w:ascii="Courier New" w:hAnsi="Courier New" w:cs="Courier New"/>
-          <w:color w:val="000000"/>
-          <w:sz w:val="20"/>
-          <w:szCs w:val="20"/>
-        </w:rPr>
-        <w:t>20, 140, 200, 20);</w:t>
+        <w:t>.setBounds(20, 140, 200, 20);</w:t>
       </w:r>
     </w:p>
     <w:p>
@@ -9754,7 +6999,6 @@
         </w:rPr>
         <w:t xml:space="preserve">        </w:t>
       </w:r>
-      <w:proofErr w:type="gramStart"/>
       <w:r>
         <w:rPr>
           <w:rFonts w:ascii="Courier New" w:hAnsi="Courier New" w:cs="Courier New"/>
@@ -9771,17 +7015,7 @@
           <w:sz w:val="20"/>
           <w:szCs w:val="20"/>
         </w:rPr>
-        <w:t>.setBounds(</w:t>
-      </w:r>
-      <w:proofErr w:type="gramEnd"/>
-      <w:r>
-        <w:rPr>
-          <w:rFonts w:ascii="Courier New" w:hAnsi="Courier New" w:cs="Courier New"/>
-          <w:color w:val="000000"/>
-          <w:sz w:val="20"/>
-          <w:szCs w:val="20"/>
-        </w:rPr>
-        <w:t>20, 170, 200, 20);</w:t>
+        <w:t>.setBounds(20, 170, 200, 20);</w:t>
       </w:r>
     </w:p>
     <w:p>
@@ -9805,7 +7039,6 @@
         </w:rPr>
         <w:t xml:space="preserve">        </w:t>
       </w:r>
-      <w:proofErr w:type="gramStart"/>
       <w:r>
         <w:rPr>
           <w:rFonts w:ascii="Courier New" w:hAnsi="Courier New" w:cs="Courier New"/>
@@ -9822,17 +7055,7 @@
           <w:sz w:val="20"/>
           <w:szCs w:val="20"/>
         </w:rPr>
-        <w:t>.setBounds(</w:t>
-      </w:r>
-      <w:proofErr w:type="gramEnd"/>
-      <w:r>
-        <w:rPr>
-          <w:rFonts w:ascii="Courier New" w:hAnsi="Courier New" w:cs="Courier New"/>
-          <w:color w:val="000000"/>
-          <w:sz w:val="20"/>
-          <w:szCs w:val="20"/>
-        </w:rPr>
-        <w:t>20, 200, 200, 20);</w:t>
+        <w:t>.setBounds(20, 200, 200, 20);</w:t>
       </w:r>
     </w:p>
     <w:p>
@@ -9879,7 +7102,6 @@
         </w:rPr>
         <w:t xml:space="preserve">        </w:t>
       </w:r>
-      <w:proofErr w:type="gramStart"/>
       <w:r>
         <w:rPr>
           <w:rFonts w:ascii="Courier New" w:hAnsi="Courier New" w:cs="Courier New"/>
@@ -9896,17 +7118,7 @@
           <w:sz w:val="20"/>
           <w:szCs w:val="20"/>
         </w:rPr>
-        <w:t>.setBounds(</w:t>
-      </w:r>
-      <w:proofErr w:type="gramEnd"/>
-      <w:r>
-        <w:rPr>
-          <w:rFonts w:ascii="Courier New" w:hAnsi="Courier New" w:cs="Courier New"/>
-          <w:color w:val="000000"/>
-          <w:sz w:val="20"/>
-          <w:szCs w:val="20"/>
-        </w:rPr>
-        <w:t>240, 110, 200, 20);</w:t>
+        <w:t>.setBounds(240, 110, 200, 20);</w:t>
       </w:r>
     </w:p>
     <w:p>
@@ -9930,7 +7142,6 @@
         </w:rPr>
         <w:t xml:space="preserve">        </w:t>
       </w:r>
-      <w:proofErr w:type="gramStart"/>
       <w:r>
         <w:rPr>
           <w:rFonts w:ascii="Courier New" w:hAnsi="Courier New" w:cs="Courier New"/>
@@ -9947,17 +7158,7 @@
           <w:sz w:val="20"/>
           <w:szCs w:val="20"/>
         </w:rPr>
-        <w:t>.setBounds(</w:t>
-      </w:r>
-      <w:proofErr w:type="gramEnd"/>
-      <w:r>
-        <w:rPr>
-          <w:rFonts w:ascii="Courier New" w:hAnsi="Courier New" w:cs="Courier New"/>
-          <w:color w:val="000000"/>
-          <w:sz w:val="20"/>
-          <w:szCs w:val="20"/>
-        </w:rPr>
-        <w:t>240, 140, 200, 20);</w:t>
+        <w:t>.setBounds(240, 140, 200, 20);</w:t>
       </w:r>
     </w:p>
     <w:p>
@@ -9981,7 +7182,6 @@
         </w:rPr>
         <w:t xml:space="preserve">        </w:t>
       </w:r>
-      <w:proofErr w:type="gramStart"/>
       <w:r>
         <w:rPr>
           <w:rFonts w:ascii="Courier New" w:hAnsi="Courier New" w:cs="Courier New"/>
@@ -9998,17 +7198,7 @@
           <w:sz w:val="20"/>
           <w:szCs w:val="20"/>
         </w:rPr>
-        <w:t>.setBounds(</w:t>
-      </w:r>
-      <w:proofErr w:type="gramEnd"/>
-      <w:r>
-        <w:rPr>
-          <w:rFonts w:ascii="Courier New" w:hAnsi="Courier New" w:cs="Courier New"/>
-          <w:color w:val="000000"/>
-          <w:sz w:val="20"/>
-          <w:szCs w:val="20"/>
-        </w:rPr>
-        <w:t>240, 170, 200, 20);</w:t>
+        <w:t>.setBounds(240, 170, 200, 20);</w:t>
       </w:r>
     </w:p>
     <w:p>
@@ -10032,7 +7222,6 @@
         </w:rPr>
         <w:t xml:space="preserve">        </w:t>
       </w:r>
-      <w:proofErr w:type="gramStart"/>
       <w:r>
         <w:rPr>
           <w:rFonts w:ascii="Courier New" w:hAnsi="Courier New" w:cs="Courier New"/>
@@ -10049,17 +7238,7 @@
           <w:sz w:val="20"/>
           <w:szCs w:val="20"/>
         </w:rPr>
-        <w:t>.setBounds(</w:t>
-      </w:r>
-      <w:proofErr w:type="gramEnd"/>
-      <w:r>
-        <w:rPr>
-          <w:rFonts w:ascii="Courier New" w:hAnsi="Courier New" w:cs="Courier New"/>
-          <w:color w:val="000000"/>
-          <w:sz w:val="20"/>
-          <w:szCs w:val="20"/>
-        </w:rPr>
-        <w:t>240, 200, 200, 20);</w:t>
+        <w:t>.setBounds(240, 200, 200, 20);</w:t>
       </w:r>
     </w:p>
     <w:p>
@@ -10105,7 +7284,6 @@
         </w:rPr>
         <w:t xml:space="preserve">        </w:t>
       </w:r>
-      <w:proofErr w:type="gramStart"/>
       <w:r>
         <w:rPr>
           <w:rFonts w:ascii="Courier New" w:hAnsi="Courier New" w:cs="Courier New"/>
@@ -10124,7 +7302,6 @@
         </w:rPr>
         <w:t>.add(</w:t>
       </w:r>
-      <w:proofErr w:type="gramEnd"/>
       <w:r>
         <w:rPr>
           <w:rFonts w:ascii="Courier New" w:hAnsi="Courier New" w:cs="Courier New"/>
@@ -10165,7 +7342,6 @@
         </w:rPr>
         <w:t xml:space="preserve">        </w:t>
       </w:r>
-      <w:proofErr w:type="gramStart"/>
       <w:r>
         <w:rPr>
           <w:rFonts w:ascii="Courier New" w:hAnsi="Courier New" w:cs="Courier New"/>
@@ -10184,7 +7360,6 @@
         </w:rPr>
         <w:t>.add(</w:t>
       </w:r>
-      <w:proofErr w:type="gramEnd"/>
       <w:r>
         <w:rPr>
           <w:rFonts w:ascii="Courier New" w:hAnsi="Courier New" w:cs="Courier New"/>
@@ -10225,7 +7400,6 @@
         </w:rPr>
         <w:t xml:space="preserve">        </w:t>
       </w:r>
-      <w:proofErr w:type="gramStart"/>
       <w:r>
         <w:rPr>
           <w:rFonts w:ascii="Courier New" w:hAnsi="Courier New" w:cs="Courier New"/>
@@ -10244,7 +7418,6 @@
         </w:rPr>
         <w:t>.add(</w:t>
       </w:r>
-      <w:proofErr w:type="gramEnd"/>
       <w:r>
         <w:rPr>
           <w:rFonts w:ascii="Courier New" w:hAnsi="Courier New" w:cs="Courier New"/>
@@ -10285,7 +7458,6 @@
         </w:rPr>
         <w:t xml:space="preserve">        </w:t>
       </w:r>
-      <w:proofErr w:type="gramStart"/>
       <w:r>
         <w:rPr>
           <w:rFonts w:ascii="Courier New" w:hAnsi="Courier New" w:cs="Courier New"/>
@@ -10304,7 +7476,6 @@
         </w:rPr>
         <w:t>.add(</w:t>
       </w:r>
-      <w:proofErr w:type="gramEnd"/>
       <w:r>
         <w:rPr>
           <w:rFonts w:ascii="Courier New" w:hAnsi="Courier New" w:cs="Courier New"/>
@@ -10345,7 +7516,6 @@
         </w:rPr>
         <w:t xml:space="preserve">        </w:t>
       </w:r>
-      <w:proofErr w:type="gramStart"/>
       <w:r>
         <w:rPr>
           <w:rFonts w:ascii="Courier New" w:hAnsi="Courier New" w:cs="Courier New"/>
@@ -10364,7 +7534,6 @@
         </w:rPr>
         <w:t>.add(</w:t>
       </w:r>
-      <w:proofErr w:type="gramEnd"/>
       <w:r>
         <w:rPr>
           <w:rFonts w:ascii="Courier New" w:hAnsi="Courier New" w:cs="Courier New"/>
@@ -10405,7 +7574,6 @@
         </w:rPr>
         <w:t xml:space="preserve">        </w:t>
       </w:r>
-      <w:proofErr w:type="gramStart"/>
       <w:r>
         <w:rPr>
           <w:rFonts w:ascii="Courier New" w:hAnsi="Courier New" w:cs="Courier New"/>
@@ -10424,7 +7592,6 @@
         </w:rPr>
         <w:t>.add(</w:t>
       </w:r>
-      <w:proofErr w:type="gramEnd"/>
       <w:r>
         <w:rPr>
           <w:rFonts w:ascii="Courier New" w:hAnsi="Courier New" w:cs="Courier New"/>
@@ -10465,7 +7632,6 @@
         </w:rPr>
         <w:t xml:space="preserve">        </w:t>
       </w:r>
-      <w:proofErr w:type="gramStart"/>
       <w:r>
         <w:rPr>
           <w:rFonts w:ascii="Courier New" w:hAnsi="Courier New" w:cs="Courier New"/>
@@ -10484,7 +7650,6 @@
         </w:rPr>
         <w:t>.add(</w:t>
       </w:r>
-      <w:proofErr w:type="gramEnd"/>
       <w:r>
         <w:rPr>
           <w:rFonts w:ascii="Courier New" w:hAnsi="Courier New" w:cs="Courier New"/>
@@ -10525,7 +7690,6 @@
         </w:rPr>
         <w:t xml:space="preserve">        </w:t>
       </w:r>
-      <w:proofErr w:type="gramStart"/>
       <w:r>
         <w:rPr>
           <w:rFonts w:ascii="Courier New" w:hAnsi="Courier New" w:cs="Courier New"/>
@@ -10544,7 +7708,6 @@
         </w:rPr>
         <w:t>.add(</w:t>
       </w:r>
-      <w:proofErr w:type="gramEnd"/>
       <w:r>
         <w:rPr>
           <w:rFonts w:ascii="Courier New" w:hAnsi="Courier New" w:cs="Courier New"/>
@@ -10585,7 +7748,6 @@
         </w:rPr>
         <w:t xml:space="preserve">        </w:t>
       </w:r>
-      <w:proofErr w:type="gramStart"/>
       <w:r>
         <w:rPr>
           <w:rFonts w:ascii="Courier New" w:hAnsi="Courier New" w:cs="Courier New"/>
@@ -10604,7 +7766,6 @@
         </w:rPr>
         <w:t>.add(</w:t>
       </w:r>
-      <w:proofErr w:type="gramEnd"/>
       <w:r>
         <w:rPr>
           <w:rFonts w:ascii="Courier New" w:hAnsi="Courier New" w:cs="Courier New"/>
@@ -10667,8 +7828,6 @@
         </w:rPr>
         <w:t xml:space="preserve">        </w:t>
       </w:r>
-      <w:proofErr w:type="spellStart"/>
-      <w:proofErr w:type="gramStart"/>
       <w:r>
         <w:rPr>
           <w:rFonts w:ascii="Courier New" w:hAnsi="Courier New" w:cs="Courier New"/>
@@ -10678,8 +7837,6 @@
         </w:rPr>
         <w:t>str</w:t>
       </w:r>
-      <w:proofErr w:type="spellEnd"/>
-      <w:proofErr w:type="gramEnd"/>
       <w:r>
         <w:rPr>
           <w:rFonts w:ascii="Courier New" w:hAnsi="Courier New" w:cs="Courier New"/>
@@ -10689,7 +7846,6 @@
         </w:rPr>
         <w:t xml:space="preserve"> = (String) </w:t>
       </w:r>
-      <w:proofErr w:type="spellStart"/>
       <w:r>
         <w:rPr>
           <w:rFonts w:ascii="Courier New" w:hAnsi="Courier New" w:cs="Courier New"/>
@@ -10706,17 +7862,7 @@
           <w:sz w:val="20"/>
           <w:szCs w:val="20"/>
         </w:rPr>
-        <w:t>.getSelectedItem</w:t>
-      </w:r>
-      <w:proofErr w:type="spellEnd"/>
-      <w:r>
-        <w:rPr>
-          <w:rFonts w:ascii="Courier New" w:hAnsi="Courier New" w:cs="Courier New"/>
-          <w:color w:val="000000"/>
-          <w:sz w:val="20"/>
-          <w:szCs w:val="20"/>
-        </w:rPr>
-        <w:t>();</w:t>
+        <w:t>.getSelectedItem();</w:t>
       </w:r>
     </w:p>
     <w:p>
@@ -10740,7 +7886,6 @@
         </w:rPr>
         <w:t xml:space="preserve">        </w:t>
       </w:r>
-      <w:proofErr w:type="gramStart"/>
       <w:r>
         <w:rPr>
           <w:rFonts w:ascii="Courier New" w:hAnsi="Courier New" w:cs="Courier New"/>
@@ -10752,7 +7897,6 @@
         </w:rPr>
         <w:t>try</w:t>
       </w:r>
-      <w:proofErr w:type="gramEnd"/>
       <w:r>
         <w:rPr>
           <w:rFonts w:ascii="Courier New" w:hAnsi="Courier New" w:cs="Courier New"/>
@@ -10782,18 +7926,7 @@
           <w:sz w:val="20"/>
           <w:szCs w:val="20"/>
         </w:rPr>
-        <w:t xml:space="preserve">            </w:t>
-      </w:r>
-      <w:proofErr w:type="spellStart"/>
-      <w:proofErr w:type="gramStart"/>
-      <w:r>
-        <w:rPr>
-          <w:rFonts w:ascii="Courier New" w:hAnsi="Courier New" w:cs="Courier New"/>
-          <w:color w:val="000000"/>
-          <w:sz w:val="20"/>
-          <w:szCs w:val="20"/>
-        </w:rPr>
-        <w:t>Class.</w:t>
+        <w:t xml:space="preserve">            Class.</w:t>
       </w:r>
       <w:r>
         <w:rPr>
@@ -10806,7 +7939,6 @@
         </w:rPr>
         <w:t>forName</w:t>
       </w:r>
-      <w:proofErr w:type="spellEnd"/>
       <w:r>
         <w:rPr>
           <w:rFonts w:ascii="Courier New" w:hAnsi="Courier New" w:cs="Courier New"/>
@@ -10816,7 +7948,6 @@
         </w:rPr>
         <w:t>(</w:t>
       </w:r>
-      <w:proofErr w:type="gramEnd"/>
       <w:r>
         <w:rPr>
           <w:rFonts w:ascii="Courier New" w:hAnsi="Courier New" w:cs="Courier New"/>
@@ -10824,27 +7955,7 @@
           <w:sz w:val="20"/>
           <w:szCs w:val="20"/>
         </w:rPr>
-        <w:t>"</w:t>
-      </w:r>
-      <w:proofErr w:type="spellStart"/>
-      <w:r>
-        <w:rPr>
-          <w:rFonts w:ascii="Courier New" w:hAnsi="Courier New" w:cs="Courier New"/>
-          <w:color w:val="2A00FF"/>
-          <w:sz w:val="20"/>
-          <w:szCs w:val="20"/>
-        </w:rPr>
-        <w:t>oracle.jdbc.driver.OracleDriver</w:t>
-      </w:r>
-      <w:proofErr w:type="spellEnd"/>
-      <w:r>
-        <w:rPr>
-          <w:rFonts w:ascii="Courier New" w:hAnsi="Courier New" w:cs="Courier New"/>
-          <w:color w:val="2A00FF"/>
-          <w:sz w:val="20"/>
-          <w:szCs w:val="20"/>
-        </w:rPr>
-        <w:t>"</w:t>
+        <w:t>"oracle.jdbc.driver.OracleDriver"</w:t>
       </w:r>
       <w:r>
         <w:rPr>
@@ -10875,18 +7986,7 @@
           <w:sz w:val="20"/>
           <w:szCs w:val="20"/>
         </w:rPr>
-        <w:t xml:space="preserve">            </w:t>
-      </w:r>
-      <w:proofErr w:type="spellStart"/>
-      <w:proofErr w:type="gramStart"/>
-      <w:r>
-        <w:rPr>
-          <w:rFonts w:ascii="Courier New" w:hAnsi="Courier New" w:cs="Courier New"/>
-          <w:color w:val="000000"/>
-          <w:sz w:val="20"/>
-          <w:szCs w:val="20"/>
-        </w:rPr>
-        <w:t>Class.</w:t>
+        <w:t xml:space="preserve">            Class.</w:t>
       </w:r>
       <w:r>
         <w:rPr>
@@ -10899,7 +7999,6 @@
         </w:rPr>
         <w:t>forName</w:t>
       </w:r>
-      <w:proofErr w:type="spellEnd"/>
       <w:r>
         <w:rPr>
           <w:rFonts w:ascii="Courier New" w:hAnsi="Courier New" w:cs="Courier New"/>
@@ -10909,7 +8008,6 @@
         </w:rPr>
         <w:t>(</w:t>
       </w:r>
-      <w:proofErr w:type="gramEnd"/>
       <w:r>
         <w:rPr>
           <w:rFonts w:ascii="Courier New" w:hAnsi="Courier New" w:cs="Courier New"/>
@@ -10917,9 +8015,57 @@
           <w:sz w:val="20"/>
           <w:szCs w:val="20"/>
         </w:rPr>
-        <w:t>"</w:t>
-      </w:r>
-      <w:proofErr w:type="spellStart"/>
+        <w:t>"oracle.jdbc.OracleDriver"</w:t>
+      </w:r>
+      <w:r>
+        <w:rPr>
+          <w:rFonts w:ascii="Courier New" w:hAnsi="Courier New" w:cs="Courier New"/>
+          <w:color w:val="000000"/>
+          <w:sz w:val="20"/>
+          <w:szCs w:val="20"/>
+        </w:rPr>
+        <w:t>);</w:t>
+      </w:r>
+    </w:p>
+    <w:p>
+      <w:pPr>
+        <w:autoSpaceDE w:val="0"/>
+        <w:autoSpaceDN w:val="0"/>
+        <w:adjustRightInd w:val="0"/>
+        <w:spacing w:after="0" w:line="240" w:lineRule="auto"/>
+        <w:rPr>
+          <w:rFonts w:ascii="Courier New" w:hAnsi="Courier New" w:cs="Courier New"/>
+          <w:sz w:val="20"/>
+          <w:szCs w:val="20"/>
+        </w:rPr>
+      </w:pPr>
+      <w:r>
+        <w:rPr>
+          <w:rFonts w:ascii="Courier New" w:hAnsi="Courier New" w:cs="Courier New"/>
+          <w:color w:val="000000"/>
+          <w:sz w:val="20"/>
+          <w:szCs w:val="20"/>
+        </w:rPr>
+        <w:t xml:space="preserve">            String </w:t>
+      </w:r>
+      <w:r>
+        <w:rPr>
+          <w:rFonts w:ascii="Courier New" w:hAnsi="Courier New" w:cs="Courier New"/>
+          <w:color w:val="6A3E3E"/>
+          <w:sz w:val="20"/>
+          <w:szCs w:val="20"/>
+        </w:rPr>
+        <w:t>username</w:t>
+      </w:r>
+      <w:r>
+        <w:rPr>
+          <w:rFonts w:ascii="Courier New" w:hAnsi="Courier New" w:cs="Courier New"/>
+          <w:color w:val="000000"/>
+          <w:sz w:val="20"/>
+          <w:szCs w:val="20"/>
+        </w:rPr>
+        <w:t xml:space="preserve"> = </w:t>
+      </w:r>
       <w:r>
         <w:rPr>
           <w:rFonts w:ascii="Courier New" w:hAnsi="Courier New" w:cs="Courier New"/>
@@ -10927,95 +8073,7 @@
           <w:sz w:val="20"/>
           <w:szCs w:val="20"/>
         </w:rPr>
-        <w:t>oracle.jdbc.OracleDriver</w:t>
-      </w:r>
-      <w:proofErr w:type="spellEnd"/>
-      <w:r>
-        <w:rPr>
-          <w:rFonts w:ascii="Courier New" w:hAnsi="Courier New" w:cs="Courier New"/>
-          <w:color w:val="2A00FF"/>
-          <w:sz w:val="20"/>
-          <w:szCs w:val="20"/>
-        </w:rPr>
-        <w:t>"</w:t>
-      </w:r>
-      <w:r>
-        <w:rPr>
-          <w:rFonts w:ascii="Courier New" w:hAnsi="Courier New" w:cs="Courier New"/>
-          <w:color w:val="000000"/>
-          <w:sz w:val="20"/>
-          <w:szCs w:val="20"/>
-        </w:rPr>
-        <w:t>);</w:t>
-      </w:r>
-    </w:p>
-    <w:p>
-      <w:pPr>
-        <w:autoSpaceDE w:val="0"/>
-        <w:autoSpaceDN w:val="0"/>
-        <w:adjustRightInd w:val="0"/>
-        <w:spacing w:after="0" w:line="240" w:lineRule="auto"/>
-        <w:rPr>
-          <w:rFonts w:ascii="Courier New" w:hAnsi="Courier New" w:cs="Courier New"/>
-          <w:sz w:val="20"/>
-          <w:szCs w:val="20"/>
-        </w:rPr>
-      </w:pPr>
-      <w:r>
-        <w:rPr>
-          <w:rFonts w:ascii="Courier New" w:hAnsi="Courier New" w:cs="Courier New"/>
-          <w:color w:val="000000"/>
-          <w:sz w:val="20"/>
-          <w:szCs w:val="20"/>
-        </w:rPr>
-        <w:t xml:space="preserve">            String </w:t>
-      </w:r>
-      <w:r>
-        <w:rPr>
-          <w:rFonts w:ascii="Courier New" w:hAnsi="Courier New" w:cs="Courier New"/>
-          <w:color w:val="6A3E3E"/>
-          <w:sz w:val="20"/>
-          <w:szCs w:val="20"/>
-        </w:rPr>
-        <w:t>username</w:t>
-      </w:r>
-      <w:r>
-        <w:rPr>
-          <w:rFonts w:ascii="Courier New" w:hAnsi="Courier New" w:cs="Courier New"/>
-          <w:color w:val="000000"/>
-          <w:sz w:val="20"/>
-          <w:szCs w:val="20"/>
-        </w:rPr>
-        <w:t xml:space="preserve"> = </w:t>
-      </w:r>
-      <w:r>
-        <w:rPr>
-          <w:rFonts w:ascii="Courier New" w:hAnsi="Courier New" w:cs="Courier New"/>
-          <w:color w:val="2A00FF"/>
-          <w:sz w:val="20"/>
-          <w:szCs w:val="20"/>
-        </w:rPr>
-        <w:t xml:space="preserve">"sys as </w:t>
-      </w:r>
-      <w:proofErr w:type="spellStart"/>
-      <w:r>
-        <w:rPr>
-          <w:rFonts w:ascii="Courier New" w:hAnsi="Courier New" w:cs="Courier New"/>
-          <w:color w:val="2A00FF"/>
-          <w:sz w:val="20"/>
-          <w:szCs w:val="20"/>
-        </w:rPr>
-        <w:t>sysdba</w:t>
-      </w:r>
-      <w:proofErr w:type="spellEnd"/>
-      <w:r>
-        <w:rPr>
-          <w:rFonts w:ascii="Courier New" w:hAnsi="Courier New" w:cs="Courier New"/>
-          <w:color w:val="2A00FF"/>
-          <w:sz w:val="20"/>
-          <w:szCs w:val="20"/>
-        </w:rPr>
-        <w:t>"</w:t>
+        <w:t>"sys as sysdba"</w:t>
       </w:r>
       <w:r>
         <w:rPr>
@@ -11166,7 +8224,6 @@
         </w:rPr>
         <w:t xml:space="preserve">            Statement </w:t>
       </w:r>
-      <w:proofErr w:type="spellStart"/>
       <w:r>
         <w:rPr>
           <w:rFonts w:ascii="Courier New" w:hAnsi="Courier New" w:cs="Courier New"/>
@@ -11177,7 +8234,6 @@
         </w:rPr>
         <w:t>st</w:t>
       </w:r>
-      <w:proofErr w:type="spellEnd"/>
       <w:r>
         <w:rPr>
           <w:rFonts w:ascii="Courier New" w:hAnsi="Courier New" w:cs="Courier New"/>
@@ -11229,7 +8285,6 @@
         </w:rPr>
         <w:t xml:space="preserve">            </w:t>
       </w:r>
-      <w:proofErr w:type="gramStart"/>
       <w:r>
         <w:rPr>
           <w:rFonts w:ascii="Courier New" w:hAnsi="Courier New" w:cs="Courier New"/>
@@ -11239,25 +8294,14 @@
         </w:rPr>
         <w:t>con</w:t>
       </w:r>
-      <w:proofErr w:type="gramEnd"/>
-      <w:r>
-        <w:rPr>
-          <w:rFonts w:ascii="Courier New" w:hAnsi="Courier New" w:cs="Courier New"/>
-          <w:color w:val="000000"/>
-          <w:sz w:val="20"/>
-          <w:szCs w:val="20"/>
-        </w:rPr>
-        <w:t xml:space="preserve"> = </w:t>
-      </w:r>
-      <w:proofErr w:type="spellStart"/>
-      <w:r>
-        <w:rPr>
-          <w:rFonts w:ascii="Courier New" w:hAnsi="Courier New" w:cs="Courier New"/>
-          <w:color w:val="000000"/>
-          <w:sz w:val="20"/>
-          <w:szCs w:val="20"/>
-        </w:rPr>
-        <w:t>DriverManager.</w:t>
+      <w:r>
+        <w:rPr>
+          <w:rFonts w:ascii="Courier New" w:hAnsi="Courier New" w:cs="Courier New"/>
+          <w:color w:val="000000"/>
+          <w:sz w:val="20"/>
+          <w:szCs w:val="20"/>
+        </w:rPr>
+        <w:t xml:space="preserve"> = DriverManager.</w:t>
       </w:r>
       <w:r>
         <w:rPr>
@@ -11270,7 +8314,6 @@
         </w:rPr>
         <w:t>getConnection</w:t>
       </w:r>
-      <w:proofErr w:type="spellEnd"/>
       <w:r>
         <w:rPr>
           <w:rFonts w:ascii="Courier New" w:hAnsi="Courier New" w:cs="Courier New"/>
@@ -11287,9 +8330,35 @@
           <w:sz w:val="20"/>
           <w:szCs w:val="20"/>
         </w:rPr>
-        <w:t>"</w:t>
-      </w:r>
-      <w:proofErr w:type="spellStart"/>
+        <w:t>"jdbc:oracle:thin:"</w:t>
+      </w:r>
+      <w:r>
+        <w:rPr>
+          <w:rFonts w:ascii="Courier New" w:hAnsi="Courier New" w:cs="Courier New"/>
+          <w:color w:val="000000"/>
+          <w:sz w:val="20"/>
+          <w:szCs w:val="20"/>
+        </w:rPr>
+        <w:t xml:space="preserve"> + </w:t>
+      </w:r>
+      <w:r>
+        <w:rPr>
+          <w:rFonts w:ascii="Courier New" w:hAnsi="Courier New" w:cs="Courier New"/>
+          <w:color w:val="6A3E3E"/>
+          <w:sz w:val="20"/>
+          <w:szCs w:val="20"/>
+        </w:rPr>
+        <w:t>username</w:t>
+      </w:r>
+      <w:r>
+        <w:rPr>
+          <w:rFonts w:ascii="Courier New" w:hAnsi="Courier New" w:cs="Courier New"/>
+          <w:color w:val="000000"/>
+          <w:sz w:val="20"/>
+          <w:szCs w:val="20"/>
+        </w:rPr>
+        <w:t xml:space="preserve"> + </w:t>
+      </w:r>
       <w:r>
         <w:rPr>
           <w:rFonts w:ascii="Courier New" w:hAnsi="Courier New" w:cs="Courier New"/>
@@ -11297,9 +8366,35 @@
           <w:sz w:val="20"/>
           <w:szCs w:val="20"/>
         </w:rPr>
-        <w:t>jdbc:oracle:thin</w:t>
-      </w:r>
-      <w:proofErr w:type="spellEnd"/>
+        <w:t>"/"</w:t>
+      </w:r>
+      <w:r>
+        <w:rPr>
+          <w:rFonts w:ascii="Courier New" w:hAnsi="Courier New" w:cs="Courier New"/>
+          <w:color w:val="000000"/>
+          <w:sz w:val="20"/>
+          <w:szCs w:val="20"/>
+        </w:rPr>
+        <w:t xml:space="preserve"> + </w:t>
+      </w:r>
+      <w:r>
+        <w:rPr>
+          <w:rFonts w:ascii="Courier New" w:hAnsi="Courier New" w:cs="Courier New"/>
+          <w:color w:val="6A3E3E"/>
+          <w:sz w:val="20"/>
+          <w:szCs w:val="20"/>
+        </w:rPr>
+        <w:t>password</w:t>
+      </w:r>
+      <w:r>
+        <w:rPr>
+          <w:rFonts w:ascii="Courier New" w:hAnsi="Courier New" w:cs="Courier New"/>
+          <w:color w:val="000000"/>
+          <w:sz w:val="20"/>
+          <w:szCs w:val="20"/>
+        </w:rPr>
+        <w:t xml:space="preserve"> + </w:t>
+      </w:r>
       <w:r>
         <w:rPr>
           <w:rFonts w:ascii="Courier New" w:hAnsi="Courier New" w:cs="Courier New"/>
@@ -11307,16 +8402,38 @@
           <w:sz w:val="20"/>
           <w:szCs w:val="20"/>
         </w:rPr>
-        <w:t>:"</w:t>
-      </w:r>
-      <w:r>
-        <w:rPr>
-          <w:rFonts w:ascii="Courier New" w:hAnsi="Courier New" w:cs="Courier New"/>
-          <w:color w:val="000000"/>
-          <w:sz w:val="20"/>
-          <w:szCs w:val="20"/>
-        </w:rPr>
-        <w:t xml:space="preserve"> + </w:t>
+        <w:t>"@localhost:1521:xe"</w:t>
+      </w:r>
+      <w:r>
+        <w:rPr>
+          <w:rFonts w:ascii="Courier New" w:hAnsi="Courier New" w:cs="Courier New"/>
+          <w:color w:val="000000"/>
+          <w:sz w:val="20"/>
+          <w:szCs w:val="20"/>
+        </w:rPr>
+        <w:t>);</w:t>
+      </w:r>
+    </w:p>
+    <w:p>
+      <w:pPr>
+        <w:autoSpaceDE w:val="0"/>
+        <w:autoSpaceDN w:val="0"/>
+        <w:adjustRightInd w:val="0"/>
+        <w:spacing w:after="0" w:line="240" w:lineRule="auto"/>
+        <w:rPr>
+          <w:rFonts w:ascii="Courier New" w:hAnsi="Courier New" w:cs="Courier New"/>
+          <w:sz w:val="20"/>
+          <w:szCs w:val="20"/>
+        </w:rPr>
+      </w:pPr>
+      <w:r>
+        <w:rPr>
+          <w:rFonts w:ascii="Courier New" w:hAnsi="Courier New" w:cs="Courier New"/>
+          <w:color w:val="000000"/>
+          <w:sz w:val="20"/>
+          <w:szCs w:val="20"/>
+        </w:rPr>
+        <w:t xml:space="preserve">            </w:t>
       </w:r>
       <w:r>
         <w:rPr>
@@ -11325,16 +8442,114 @@
           <w:sz w:val="20"/>
           <w:szCs w:val="20"/>
         </w:rPr>
-        <w:t>username</w:t>
-      </w:r>
-      <w:r>
-        <w:rPr>
-          <w:rFonts w:ascii="Courier New" w:hAnsi="Courier New" w:cs="Courier New"/>
-          <w:color w:val="000000"/>
-          <w:sz w:val="20"/>
-          <w:szCs w:val="20"/>
-        </w:rPr>
-        <w:t xml:space="preserve"> + </w:t>
+        <w:t>st</w:t>
+      </w:r>
+      <w:r>
+        <w:rPr>
+          <w:rFonts w:ascii="Courier New" w:hAnsi="Courier New" w:cs="Courier New"/>
+          <w:color w:val="000000"/>
+          <w:sz w:val="20"/>
+          <w:szCs w:val="20"/>
+        </w:rPr>
+        <w:t xml:space="preserve"> = </w:t>
+      </w:r>
+      <w:r>
+        <w:rPr>
+          <w:rFonts w:ascii="Courier New" w:hAnsi="Courier New" w:cs="Courier New"/>
+          <w:color w:val="6A3E3E"/>
+          <w:sz w:val="20"/>
+          <w:szCs w:val="20"/>
+        </w:rPr>
+        <w:t>con</w:t>
+      </w:r>
+      <w:r>
+        <w:rPr>
+          <w:rFonts w:ascii="Courier New" w:hAnsi="Courier New" w:cs="Courier New"/>
+          <w:color w:val="000000"/>
+          <w:sz w:val="20"/>
+          <w:szCs w:val="20"/>
+        </w:rPr>
+        <w:t>.createStatement();</w:t>
+      </w:r>
+    </w:p>
+    <w:p>
+      <w:pPr>
+        <w:autoSpaceDE w:val="0"/>
+        <w:autoSpaceDN w:val="0"/>
+        <w:adjustRightInd w:val="0"/>
+        <w:spacing w:after="0" w:line="240" w:lineRule="auto"/>
+        <w:rPr>
+          <w:rFonts w:ascii="Courier New" w:hAnsi="Courier New" w:cs="Courier New"/>
+          <w:sz w:val="20"/>
+          <w:szCs w:val="20"/>
+        </w:rPr>
+      </w:pPr>
+      <w:r>
+        <w:rPr>
+          <w:rFonts w:ascii="Courier New" w:hAnsi="Courier New" w:cs="Courier New"/>
+          <w:color w:val="000000"/>
+          <w:sz w:val="20"/>
+          <w:szCs w:val="20"/>
+        </w:rPr>
+        <w:t xml:space="preserve">            </w:t>
+      </w:r>
+    </w:p>
+    <w:p>
+      <w:pPr>
+        <w:autoSpaceDE w:val="0"/>
+        <w:autoSpaceDN w:val="0"/>
+        <w:adjustRightInd w:val="0"/>
+        <w:spacing w:after="0" w:line="240" w:lineRule="auto"/>
+        <w:rPr>
+          <w:rFonts w:ascii="Courier New" w:hAnsi="Courier New" w:cs="Courier New"/>
+          <w:sz w:val="20"/>
+          <w:szCs w:val="20"/>
+        </w:rPr>
+      </w:pPr>
+      <w:r>
+        <w:rPr>
+          <w:rFonts w:ascii="Courier New" w:hAnsi="Courier New" w:cs="Courier New"/>
+          <w:color w:val="000000"/>
+          <w:sz w:val="20"/>
+          <w:szCs w:val="20"/>
+        </w:rPr>
+        <w:t xml:space="preserve">            PreparedStatement </w:t>
+      </w:r>
+      <w:r>
+        <w:rPr>
+          <w:rFonts w:ascii="Courier New" w:hAnsi="Courier New" w:cs="Courier New"/>
+          <w:color w:val="6A3E3E"/>
+          <w:sz w:val="20"/>
+          <w:szCs w:val="20"/>
+        </w:rPr>
+        <w:t>ps</w:t>
+      </w:r>
+      <w:r>
+        <w:rPr>
+          <w:rFonts w:ascii="Courier New" w:hAnsi="Courier New" w:cs="Courier New"/>
+          <w:color w:val="000000"/>
+          <w:sz w:val="20"/>
+          <w:szCs w:val="20"/>
+        </w:rPr>
+        <w:t xml:space="preserve"> = </w:t>
+      </w:r>
+      <w:r>
+        <w:rPr>
+          <w:rFonts w:ascii="Courier New" w:hAnsi="Courier New" w:cs="Courier New"/>
+          <w:color w:val="6A3E3E"/>
+          <w:sz w:val="20"/>
+          <w:szCs w:val="20"/>
+        </w:rPr>
+        <w:t>con</w:t>
+      </w:r>
+      <w:r>
+        <w:rPr>
+          <w:rFonts w:ascii="Courier New" w:hAnsi="Courier New" w:cs="Courier New"/>
+          <w:color w:val="000000"/>
+          <w:sz w:val="20"/>
+          <w:szCs w:val="20"/>
+        </w:rPr>
+        <w:t>.prepareStatement(</w:t>
       </w:r>
       <w:r>
         <w:rPr>
@@ -11343,16 +8558,38 @@
           <w:sz w:val="20"/>
           <w:szCs w:val="20"/>
         </w:rPr>
-        <w:t>"/"</w:t>
-      </w:r>
-      <w:r>
-        <w:rPr>
-          <w:rFonts w:ascii="Courier New" w:hAnsi="Courier New" w:cs="Courier New"/>
-          <w:color w:val="000000"/>
-          <w:sz w:val="20"/>
-          <w:szCs w:val="20"/>
-        </w:rPr>
-        <w:t xml:space="preserve"> + </w:t>
+        <w:t>"select * from emp where uname=?"</w:t>
+      </w:r>
+      <w:r>
+        <w:rPr>
+          <w:rFonts w:ascii="Courier New" w:hAnsi="Courier New" w:cs="Courier New"/>
+          <w:color w:val="000000"/>
+          <w:sz w:val="20"/>
+          <w:szCs w:val="20"/>
+        </w:rPr>
+        <w:t>);</w:t>
+      </w:r>
+    </w:p>
+    <w:p>
+      <w:pPr>
+        <w:autoSpaceDE w:val="0"/>
+        <w:autoSpaceDN w:val="0"/>
+        <w:adjustRightInd w:val="0"/>
+        <w:spacing w:after="0" w:line="240" w:lineRule="auto"/>
+        <w:rPr>
+          <w:rFonts w:ascii="Courier New" w:hAnsi="Courier New" w:cs="Courier New"/>
+          <w:sz w:val="20"/>
+          <w:szCs w:val="20"/>
+        </w:rPr>
+      </w:pPr>
+      <w:r>
+        <w:rPr>
+          <w:rFonts w:ascii="Courier New" w:hAnsi="Courier New" w:cs="Courier New"/>
+          <w:color w:val="000000"/>
+          <w:sz w:val="20"/>
+          <w:szCs w:val="20"/>
+        </w:rPr>
+        <w:t xml:space="preserve">            </w:t>
       </w:r>
       <w:r>
         <w:rPr>
@@ -11361,25 +8598,25 @@
           <w:sz w:val="20"/>
           <w:szCs w:val="20"/>
         </w:rPr>
-        <w:t>password</w:t>
-      </w:r>
-      <w:r>
-        <w:rPr>
-          <w:rFonts w:ascii="Courier New" w:hAnsi="Courier New" w:cs="Courier New"/>
-          <w:color w:val="000000"/>
-          <w:sz w:val="20"/>
-          <w:szCs w:val="20"/>
-        </w:rPr>
-        <w:t xml:space="preserve"> + </w:t>
-      </w:r>
-      <w:r>
-        <w:rPr>
-          <w:rFonts w:ascii="Courier New" w:hAnsi="Courier New" w:cs="Courier New"/>
-          <w:color w:val="2A00FF"/>
-          <w:sz w:val="20"/>
-          <w:szCs w:val="20"/>
-        </w:rPr>
-        <w:t>"@localhost:1521:xe"</w:t>
+        <w:t>ps</w:t>
+      </w:r>
+      <w:r>
+        <w:rPr>
+          <w:rFonts w:ascii="Courier New" w:hAnsi="Courier New" w:cs="Courier New"/>
+          <w:color w:val="000000"/>
+          <w:sz w:val="20"/>
+          <w:szCs w:val="20"/>
+        </w:rPr>
+        <w:t xml:space="preserve">.setString(1, </w:t>
+      </w:r>
+      <w:r>
+        <w:rPr>
+          <w:rFonts w:ascii="Courier New" w:hAnsi="Courier New" w:cs="Courier New"/>
+          <w:color w:val="0000C0"/>
+          <w:sz w:val="20"/>
+          <w:szCs w:val="20"/>
+        </w:rPr>
+        <w:t>str</w:t>
       </w:r>
       <w:r>
         <w:rPr>
@@ -11410,439 +8647,66 @@
           <w:sz w:val="20"/>
           <w:szCs w:val="20"/>
         </w:rPr>
+        <w:t xml:space="preserve">            ResultSet </w:t>
+      </w:r>
+      <w:r>
+        <w:rPr>
+          <w:rFonts w:ascii="Courier New" w:hAnsi="Courier New" w:cs="Courier New"/>
+          <w:color w:val="6A3E3E"/>
+          <w:sz w:val="20"/>
+          <w:szCs w:val="20"/>
+        </w:rPr>
+        <w:t>rs</w:t>
+      </w:r>
+      <w:r>
+        <w:rPr>
+          <w:rFonts w:ascii="Courier New" w:hAnsi="Courier New" w:cs="Courier New"/>
+          <w:color w:val="000000"/>
+          <w:sz w:val="20"/>
+          <w:szCs w:val="20"/>
+        </w:rPr>
+        <w:t xml:space="preserve"> = </w:t>
+      </w:r>
+      <w:r>
+        <w:rPr>
+          <w:rFonts w:ascii="Courier New" w:hAnsi="Courier New" w:cs="Courier New"/>
+          <w:color w:val="6A3E3E"/>
+          <w:sz w:val="20"/>
+          <w:szCs w:val="20"/>
+        </w:rPr>
+        <w:t>ps</w:t>
+      </w:r>
+      <w:r>
+        <w:rPr>
+          <w:rFonts w:ascii="Courier New" w:hAnsi="Courier New" w:cs="Courier New"/>
+          <w:color w:val="000000"/>
+          <w:sz w:val="20"/>
+          <w:szCs w:val="20"/>
+        </w:rPr>
+        <w:t>.executeQuery();</w:t>
+      </w:r>
+    </w:p>
+    <w:p>
+      <w:pPr>
+        <w:autoSpaceDE w:val="0"/>
+        <w:autoSpaceDN w:val="0"/>
+        <w:adjustRightInd w:val="0"/>
+        <w:spacing w:after="0" w:line="240" w:lineRule="auto"/>
+        <w:rPr>
+          <w:rFonts w:ascii="Courier New" w:hAnsi="Courier New" w:cs="Courier New"/>
+          <w:sz w:val="20"/>
+          <w:szCs w:val="20"/>
+        </w:rPr>
+      </w:pPr>
+      <w:r>
+        <w:rPr>
+          <w:rFonts w:ascii="Courier New" w:hAnsi="Courier New" w:cs="Courier New"/>
+          <w:color w:val="000000"/>
+          <w:sz w:val="20"/>
+          <w:szCs w:val="20"/>
+        </w:rPr>
         <w:t xml:space="preserve">            </w:t>
       </w:r>
-      <w:proofErr w:type="spellStart"/>
-      <w:proofErr w:type="gramStart"/>
-      <w:r>
-        <w:rPr>
-          <w:rFonts w:ascii="Courier New" w:hAnsi="Courier New" w:cs="Courier New"/>
-          <w:color w:val="6A3E3E"/>
-          <w:sz w:val="20"/>
-          <w:szCs w:val="20"/>
-        </w:rPr>
-        <w:t>st</w:t>
-      </w:r>
-      <w:proofErr w:type="spellEnd"/>
-      <w:proofErr w:type="gramEnd"/>
-      <w:r>
-        <w:rPr>
-          <w:rFonts w:ascii="Courier New" w:hAnsi="Courier New" w:cs="Courier New"/>
-          <w:color w:val="000000"/>
-          <w:sz w:val="20"/>
-          <w:szCs w:val="20"/>
-        </w:rPr>
-        <w:t xml:space="preserve"> = </w:t>
-      </w:r>
-      <w:proofErr w:type="spellStart"/>
-      <w:r>
-        <w:rPr>
-          <w:rFonts w:ascii="Courier New" w:hAnsi="Courier New" w:cs="Courier New"/>
-          <w:color w:val="6A3E3E"/>
-          <w:sz w:val="20"/>
-          <w:szCs w:val="20"/>
-        </w:rPr>
-        <w:t>con</w:t>
-      </w:r>
-      <w:r>
-        <w:rPr>
-          <w:rFonts w:ascii="Courier New" w:hAnsi="Courier New" w:cs="Courier New"/>
-          <w:color w:val="000000"/>
-          <w:sz w:val="20"/>
-          <w:szCs w:val="20"/>
-        </w:rPr>
-        <w:t>.createStatement</w:t>
-      </w:r>
-      <w:proofErr w:type="spellEnd"/>
-      <w:r>
-        <w:rPr>
-          <w:rFonts w:ascii="Courier New" w:hAnsi="Courier New" w:cs="Courier New"/>
-          <w:color w:val="000000"/>
-          <w:sz w:val="20"/>
-          <w:szCs w:val="20"/>
-        </w:rPr>
-        <w:t>();</w:t>
-      </w:r>
-    </w:p>
-    <w:p>
-      <w:pPr>
-        <w:autoSpaceDE w:val="0"/>
-        <w:autoSpaceDN w:val="0"/>
-        <w:adjustRightInd w:val="0"/>
-        <w:spacing w:after="0" w:line="240" w:lineRule="auto"/>
-        <w:rPr>
-          <w:rFonts w:ascii="Courier New" w:hAnsi="Courier New" w:cs="Courier New"/>
-          <w:sz w:val="20"/>
-          <w:szCs w:val="20"/>
-        </w:rPr>
-      </w:pPr>
-      <w:r>
-        <w:rPr>
-          <w:rFonts w:ascii="Courier New" w:hAnsi="Courier New" w:cs="Courier New"/>
-          <w:color w:val="000000"/>
-          <w:sz w:val="20"/>
-          <w:szCs w:val="20"/>
-        </w:rPr>
-        <w:t xml:space="preserve">            </w:t>
-      </w:r>
-    </w:p>
-    <w:p>
-      <w:pPr>
-        <w:autoSpaceDE w:val="0"/>
-        <w:autoSpaceDN w:val="0"/>
-        <w:adjustRightInd w:val="0"/>
-        <w:spacing w:after="0" w:line="240" w:lineRule="auto"/>
-        <w:rPr>
-          <w:rFonts w:ascii="Courier New" w:hAnsi="Courier New" w:cs="Courier New"/>
-          <w:sz w:val="20"/>
-          <w:szCs w:val="20"/>
-        </w:rPr>
-      </w:pPr>
-      <w:r>
-        <w:rPr>
-          <w:rFonts w:ascii="Courier New" w:hAnsi="Courier New" w:cs="Courier New"/>
-          <w:color w:val="000000"/>
-          <w:sz w:val="20"/>
-          <w:szCs w:val="20"/>
-        </w:rPr>
-        <w:t xml:space="preserve">            </w:t>
-      </w:r>
-      <w:proofErr w:type="spellStart"/>
-      <w:r>
-        <w:rPr>
-          <w:rFonts w:ascii="Courier New" w:hAnsi="Courier New" w:cs="Courier New"/>
-          <w:color w:val="000000"/>
-          <w:sz w:val="20"/>
-          <w:szCs w:val="20"/>
-        </w:rPr>
-        <w:t>PreparedStatement</w:t>
-      </w:r>
-      <w:proofErr w:type="spellEnd"/>
-      <w:r>
-        <w:rPr>
-          <w:rFonts w:ascii="Courier New" w:hAnsi="Courier New" w:cs="Courier New"/>
-          <w:color w:val="000000"/>
-          <w:sz w:val="20"/>
-          <w:szCs w:val="20"/>
-        </w:rPr>
-        <w:t xml:space="preserve"> </w:t>
-      </w:r>
-      <w:proofErr w:type="spellStart"/>
-      <w:r>
-        <w:rPr>
-          <w:rFonts w:ascii="Courier New" w:hAnsi="Courier New" w:cs="Courier New"/>
-          <w:color w:val="6A3E3E"/>
-          <w:sz w:val="20"/>
-          <w:szCs w:val="20"/>
-        </w:rPr>
-        <w:t>ps</w:t>
-      </w:r>
-      <w:proofErr w:type="spellEnd"/>
-      <w:r>
-        <w:rPr>
-          <w:rFonts w:ascii="Courier New" w:hAnsi="Courier New" w:cs="Courier New"/>
-          <w:color w:val="000000"/>
-          <w:sz w:val="20"/>
-          <w:szCs w:val="20"/>
-        </w:rPr>
-        <w:t xml:space="preserve"> = </w:t>
-      </w:r>
-      <w:proofErr w:type="spellStart"/>
-      <w:proofErr w:type="gramStart"/>
-      <w:r>
-        <w:rPr>
-          <w:rFonts w:ascii="Courier New" w:hAnsi="Courier New" w:cs="Courier New"/>
-          <w:color w:val="6A3E3E"/>
-          <w:sz w:val="20"/>
-          <w:szCs w:val="20"/>
-        </w:rPr>
-        <w:t>con</w:t>
-      </w:r>
-      <w:r>
-        <w:rPr>
-          <w:rFonts w:ascii="Courier New" w:hAnsi="Courier New" w:cs="Courier New"/>
-          <w:color w:val="000000"/>
-          <w:sz w:val="20"/>
-          <w:szCs w:val="20"/>
-        </w:rPr>
-        <w:t>.prepareStatement</w:t>
-      </w:r>
-      <w:proofErr w:type="spellEnd"/>
-      <w:r>
-        <w:rPr>
-          <w:rFonts w:ascii="Courier New" w:hAnsi="Courier New" w:cs="Courier New"/>
-          <w:color w:val="000000"/>
-          <w:sz w:val="20"/>
-          <w:szCs w:val="20"/>
-        </w:rPr>
-        <w:t>(</w:t>
-      </w:r>
-      <w:proofErr w:type="gramEnd"/>
-      <w:r>
-        <w:rPr>
-          <w:rFonts w:ascii="Courier New" w:hAnsi="Courier New" w:cs="Courier New"/>
-          <w:color w:val="2A00FF"/>
-          <w:sz w:val="20"/>
-          <w:szCs w:val="20"/>
-        </w:rPr>
-        <w:t xml:space="preserve">"select * from </w:t>
-      </w:r>
-      <w:proofErr w:type="spellStart"/>
-      <w:r>
-        <w:rPr>
-          <w:rFonts w:ascii="Courier New" w:hAnsi="Courier New" w:cs="Courier New"/>
-          <w:color w:val="2A00FF"/>
-          <w:sz w:val="20"/>
-          <w:szCs w:val="20"/>
-        </w:rPr>
-        <w:t>emp</w:t>
-      </w:r>
-      <w:proofErr w:type="spellEnd"/>
-      <w:r>
-        <w:rPr>
-          <w:rFonts w:ascii="Courier New" w:hAnsi="Courier New" w:cs="Courier New"/>
-          <w:color w:val="2A00FF"/>
-          <w:sz w:val="20"/>
-          <w:szCs w:val="20"/>
-        </w:rPr>
-        <w:t xml:space="preserve"> where </w:t>
-      </w:r>
-      <w:proofErr w:type="spellStart"/>
-      <w:r>
-        <w:rPr>
-          <w:rFonts w:ascii="Courier New" w:hAnsi="Courier New" w:cs="Courier New"/>
-          <w:color w:val="2A00FF"/>
-          <w:sz w:val="20"/>
-          <w:szCs w:val="20"/>
-        </w:rPr>
-        <w:t>uname</w:t>
-      </w:r>
-      <w:proofErr w:type="spellEnd"/>
-      <w:r>
-        <w:rPr>
-          <w:rFonts w:ascii="Courier New" w:hAnsi="Courier New" w:cs="Courier New"/>
-          <w:color w:val="2A00FF"/>
-          <w:sz w:val="20"/>
-          <w:szCs w:val="20"/>
-        </w:rPr>
-        <w:t>=?"</w:t>
-      </w:r>
-      <w:r>
-        <w:rPr>
-          <w:rFonts w:ascii="Courier New" w:hAnsi="Courier New" w:cs="Courier New"/>
-          <w:color w:val="000000"/>
-          <w:sz w:val="20"/>
-          <w:szCs w:val="20"/>
-        </w:rPr>
-        <w:t>);</w:t>
-      </w:r>
-    </w:p>
-    <w:p>
-      <w:pPr>
-        <w:autoSpaceDE w:val="0"/>
-        <w:autoSpaceDN w:val="0"/>
-        <w:adjustRightInd w:val="0"/>
-        <w:spacing w:after="0" w:line="240" w:lineRule="auto"/>
-        <w:rPr>
-          <w:rFonts w:ascii="Courier New" w:hAnsi="Courier New" w:cs="Courier New"/>
-          <w:sz w:val="20"/>
-          <w:szCs w:val="20"/>
-        </w:rPr>
-      </w:pPr>
-      <w:r>
-        <w:rPr>
-          <w:rFonts w:ascii="Courier New" w:hAnsi="Courier New" w:cs="Courier New"/>
-          <w:color w:val="000000"/>
-          <w:sz w:val="20"/>
-          <w:szCs w:val="20"/>
-        </w:rPr>
-        <w:t xml:space="preserve">            </w:t>
-      </w:r>
-      <w:proofErr w:type="spellStart"/>
-      <w:proofErr w:type="gramStart"/>
-      <w:r>
-        <w:rPr>
-          <w:rFonts w:ascii="Courier New" w:hAnsi="Courier New" w:cs="Courier New"/>
-          <w:color w:val="6A3E3E"/>
-          <w:sz w:val="20"/>
-          <w:szCs w:val="20"/>
-        </w:rPr>
-        <w:t>ps</w:t>
-      </w:r>
-      <w:r>
-        <w:rPr>
-          <w:rFonts w:ascii="Courier New" w:hAnsi="Courier New" w:cs="Courier New"/>
-          <w:color w:val="000000"/>
-          <w:sz w:val="20"/>
-          <w:szCs w:val="20"/>
-        </w:rPr>
-        <w:t>.setString</w:t>
-      </w:r>
-      <w:proofErr w:type="spellEnd"/>
-      <w:r>
-        <w:rPr>
-          <w:rFonts w:ascii="Courier New" w:hAnsi="Courier New" w:cs="Courier New"/>
-          <w:color w:val="000000"/>
-          <w:sz w:val="20"/>
-          <w:szCs w:val="20"/>
-        </w:rPr>
-        <w:t>(</w:t>
-      </w:r>
-      <w:proofErr w:type="gramEnd"/>
-      <w:r>
-        <w:rPr>
-          <w:rFonts w:ascii="Courier New" w:hAnsi="Courier New" w:cs="Courier New"/>
-          <w:color w:val="000000"/>
-          <w:sz w:val="20"/>
-          <w:szCs w:val="20"/>
-        </w:rPr>
-        <w:t xml:space="preserve">1, </w:t>
-      </w:r>
-      <w:proofErr w:type="spellStart"/>
-      <w:r>
-        <w:rPr>
-          <w:rFonts w:ascii="Courier New" w:hAnsi="Courier New" w:cs="Courier New"/>
-          <w:color w:val="0000C0"/>
-          <w:sz w:val="20"/>
-          <w:szCs w:val="20"/>
-        </w:rPr>
-        <w:t>str</w:t>
-      </w:r>
-      <w:proofErr w:type="spellEnd"/>
-      <w:r>
-        <w:rPr>
-          <w:rFonts w:ascii="Courier New" w:hAnsi="Courier New" w:cs="Courier New"/>
-          <w:color w:val="000000"/>
-          <w:sz w:val="20"/>
-          <w:szCs w:val="20"/>
-        </w:rPr>
-        <w:t>);</w:t>
-      </w:r>
-    </w:p>
-    <w:p>
-      <w:pPr>
-        <w:autoSpaceDE w:val="0"/>
-        <w:autoSpaceDN w:val="0"/>
-        <w:adjustRightInd w:val="0"/>
-        <w:spacing w:after="0" w:line="240" w:lineRule="auto"/>
-        <w:rPr>
-          <w:rFonts w:ascii="Courier New" w:hAnsi="Courier New" w:cs="Courier New"/>
-          <w:sz w:val="20"/>
-          <w:szCs w:val="20"/>
-        </w:rPr>
-      </w:pPr>
-      <w:r>
-        <w:rPr>
-          <w:rFonts w:ascii="Courier New" w:hAnsi="Courier New" w:cs="Courier New"/>
-          <w:color w:val="000000"/>
-          <w:sz w:val="20"/>
-          <w:szCs w:val="20"/>
-        </w:rPr>
-        <w:t xml:space="preserve">            </w:t>
-      </w:r>
-      <w:proofErr w:type="spellStart"/>
-      <w:r>
-        <w:rPr>
-          <w:rFonts w:ascii="Courier New" w:hAnsi="Courier New" w:cs="Courier New"/>
-          <w:color w:val="000000"/>
-          <w:sz w:val="20"/>
-          <w:szCs w:val="20"/>
-        </w:rPr>
-        <w:t>ResultSet</w:t>
-      </w:r>
-      <w:proofErr w:type="spellEnd"/>
-      <w:r>
-        <w:rPr>
-          <w:rFonts w:ascii="Courier New" w:hAnsi="Courier New" w:cs="Courier New"/>
-          <w:color w:val="000000"/>
-          <w:sz w:val="20"/>
-          <w:szCs w:val="20"/>
-        </w:rPr>
-        <w:t xml:space="preserve"> </w:t>
-      </w:r>
-      <w:proofErr w:type="spellStart"/>
-      <w:r>
-        <w:rPr>
-          <w:rFonts w:ascii="Courier New" w:hAnsi="Courier New" w:cs="Courier New"/>
-          <w:color w:val="6A3E3E"/>
-          <w:sz w:val="20"/>
-          <w:szCs w:val="20"/>
-        </w:rPr>
-        <w:t>rs</w:t>
-      </w:r>
-      <w:proofErr w:type="spellEnd"/>
-      <w:r>
-        <w:rPr>
-          <w:rFonts w:ascii="Courier New" w:hAnsi="Courier New" w:cs="Courier New"/>
-          <w:color w:val="000000"/>
-          <w:sz w:val="20"/>
-          <w:szCs w:val="20"/>
-        </w:rPr>
-        <w:t xml:space="preserve"> = </w:t>
-      </w:r>
-      <w:proofErr w:type="spellStart"/>
-      <w:proofErr w:type="gramStart"/>
-      <w:r>
-        <w:rPr>
-          <w:rFonts w:ascii="Courier New" w:hAnsi="Courier New" w:cs="Courier New"/>
-          <w:color w:val="6A3E3E"/>
-          <w:sz w:val="20"/>
-          <w:szCs w:val="20"/>
-        </w:rPr>
-        <w:t>ps</w:t>
-      </w:r>
-      <w:r>
-        <w:rPr>
-          <w:rFonts w:ascii="Courier New" w:hAnsi="Courier New" w:cs="Courier New"/>
-          <w:color w:val="000000"/>
-          <w:sz w:val="20"/>
-          <w:szCs w:val="20"/>
-        </w:rPr>
-        <w:t>.executeQuery</w:t>
-      </w:r>
-      <w:proofErr w:type="spellEnd"/>
-      <w:r>
-        <w:rPr>
-          <w:rFonts w:ascii="Courier New" w:hAnsi="Courier New" w:cs="Courier New"/>
-          <w:color w:val="000000"/>
-          <w:sz w:val="20"/>
-          <w:szCs w:val="20"/>
-        </w:rPr>
-        <w:t>(</w:t>
-      </w:r>
-      <w:proofErr w:type="gramEnd"/>
-      <w:r>
-        <w:rPr>
-          <w:rFonts w:ascii="Courier New" w:hAnsi="Courier New" w:cs="Courier New"/>
-          <w:color w:val="000000"/>
-          <w:sz w:val="20"/>
-          <w:szCs w:val="20"/>
-        </w:rPr>
-        <w:t>);</w:t>
-      </w:r>
-    </w:p>
-    <w:p>
-      <w:pPr>
-        <w:autoSpaceDE w:val="0"/>
-        <w:autoSpaceDN w:val="0"/>
-        <w:adjustRightInd w:val="0"/>
-        <w:spacing w:after="0" w:line="240" w:lineRule="auto"/>
-        <w:rPr>
-          <w:rFonts w:ascii="Courier New" w:hAnsi="Courier New" w:cs="Courier New"/>
-          <w:sz w:val="20"/>
-          <w:szCs w:val="20"/>
-        </w:rPr>
-      </w:pPr>
-      <w:r>
-        <w:rPr>
-          <w:rFonts w:ascii="Courier New" w:hAnsi="Courier New" w:cs="Courier New"/>
-          <w:color w:val="000000"/>
-          <w:sz w:val="20"/>
-          <w:szCs w:val="20"/>
-        </w:rPr>
-        <w:t xml:space="preserve">            </w:t>
-      </w:r>
-      <w:proofErr w:type="gramStart"/>
       <w:r>
         <w:rPr>
           <w:rFonts w:ascii="Courier New" w:hAnsi="Courier New" w:cs="Courier New"/>
@@ -11854,7 +8718,6 @@
         </w:rPr>
         <w:t>while</w:t>
       </w:r>
-      <w:proofErr w:type="gramEnd"/>
       <w:r>
         <w:rPr>
           <w:rFonts w:ascii="Courier New" w:hAnsi="Courier New" w:cs="Courier New"/>
@@ -11864,7 +8727,6 @@
         </w:rPr>
         <w:t xml:space="preserve"> (</w:t>
       </w:r>
-      <w:proofErr w:type="spellStart"/>
       <w:r>
         <w:rPr>
           <w:rFonts w:ascii="Courier New" w:hAnsi="Courier New" w:cs="Courier New"/>
@@ -11881,17 +8743,7 @@
           <w:sz w:val="20"/>
           <w:szCs w:val="20"/>
         </w:rPr>
-        <w:t>.next</w:t>
-      </w:r>
-      <w:proofErr w:type="spellEnd"/>
-      <w:r>
-        <w:rPr>
-          <w:rFonts w:ascii="Courier New" w:hAnsi="Courier New" w:cs="Courier New"/>
-          <w:color w:val="000000"/>
-          <w:sz w:val="20"/>
-          <w:szCs w:val="20"/>
-        </w:rPr>
-        <w:t>()) {</w:t>
+        <w:t>.next()) {</w:t>
       </w:r>
     </w:p>
     <w:p>
@@ -11937,7 +8789,6 @@
         </w:rPr>
         <w:t xml:space="preserve">                </w:t>
       </w:r>
-      <w:proofErr w:type="gramStart"/>
       <w:r>
         <w:rPr>
           <w:rFonts w:ascii="Courier New" w:hAnsi="Courier New" w:cs="Courier New"/>
@@ -11956,8 +8807,6 @@
         </w:rPr>
         <w:t>.setText(</w:t>
       </w:r>
-      <w:proofErr w:type="spellStart"/>
-      <w:proofErr w:type="gramEnd"/>
       <w:r>
         <w:rPr>
           <w:rFonts w:ascii="Courier New" w:hAnsi="Courier New" w:cs="Courier New"/>
@@ -11974,17 +8823,7 @@
           <w:sz w:val="20"/>
           <w:szCs w:val="20"/>
         </w:rPr>
-        <w:t>.getString</w:t>
-      </w:r>
-      <w:proofErr w:type="spellEnd"/>
-      <w:r>
-        <w:rPr>
-          <w:rFonts w:ascii="Courier New" w:hAnsi="Courier New" w:cs="Courier New"/>
-          <w:color w:val="000000"/>
-          <w:sz w:val="20"/>
-          <w:szCs w:val="20"/>
-        </w:rPr>
-        <w:t>(1));</w:t>
+        <w:t>.getString(1));</w:t>
       </w:r>
     </w:p>
     <w:p>
@@ -12008,7 +8847,6 @@
         </w:rPr>
         <w:t xml:space="preserve">                </w:t>
       </w:r>
-      <w:proofErr w:type="gramStart"/>
       <w:r>
         <w:rPr>
           <w:rFonts w:ascii="Courier New" w:hAnsi="Courier New" w:cs="Courier New"/>
@@ -12027,8 +8865,6 @@
         </w:rPr>
         <w:t>.setText(</w:t>
       </w:r>
-      <w:proofErr w:type="spellStart"/>
-      <w:proofErr w:type="gramEnd"/>
       <w:r>
         <w:rPr>
           <w:rFonts w:ascii="Courier New" w:hAnsi="Courier New" w:cs="Courier New"/>
@@ -12045,17 +8881,7 @@
           <w:sz w:val="20"/>
           <w:szCs w:val="20"/>
         </w:rPr>
-        <w:t>.getString</w:t>
-      </w:r>
-      <w:proofErr w:type="spellEnd"/>
-      <w:r>
-        <w:rPr>
-          <w:rFonts w:ascii="Courier New" w:hAnsi="Courier New" w:cs="Courier New"/>
-          <w:color w:val="000000"/>
-          <w:sz w:val="20"/>
-          <w:szCs w:val="20"/>
-        </w:rPr>
-        <w:t>(2));</w:t>
+        <w:t>.getString(2));</w:t>
       </w:r>
     </w:p>
     <w:p>
@@ -12079,7 +8905,6 @@
         </w:rPr>
         <w:t xml:space="preserve">                </w:t>
       </w:r>
-      <w:proofErr w:type="gramStart"/>
       <w:r>
         <w:rPr>
           <w:rFonts w:ascii="Courier New" w:hAnsi="Courier New" w:cs="Courier New"/>
@@ -12098,8 +8923,6 @@
         </w:rPr>
         <w:t>.setText(</w:t>
       </w:r>
-      <w:proofErr w:type="spellStart"/>
-      <w:proofErr w:type="gramEnd"/>
       <w:r>
         <w:rPr>
           <w:rFonts w:ascii="Courier New" w:hAnsi="Courier New" w:cs="Courier New"/>
@@ -12116,17 +8939,7 @@
           <w:sz w:val="20"/>
           <w:szCs w:val="20"/>
         </w:rPr>
-        <w:t>.getString</w:t>
-      </w:r>
-      <w:proofErr w:type="spellEnd"/>
-      <w:r>
-        <w:rPr>
-          <w:rFonts w:ascii="Courier New" w:hAnsi="Courier New" w:cs="Courier New"/>
-          <w:color w:val="000000"/>
-          <w:sz w:val="20"/>
-          <w:szCs w:val="20"/>
-        </w:rPr>
-        <w:t>(3));</w:t>
+        <w:t>.getString(3));</w:t>
       </w:r>
     </w:p>
     <w:p>
@@ -12150,7 +8963,6 @@
         </w:rPr>
         <w:t xml:space="preserve">                </w:t>
       </w:r>
-      <w:proofErr w:type="gramStart"/>
       <w:r>
         <w:rPr>
           <w:rFonts w:ascii="Courier New" w:hAnsi="Courier New" w:cs="Courier New"/>
@@ -12169,8 +8981,6 @@
         </w:rPr>
         <w:t>.setText(</w:t>
       </w:r>
-      <w:proofErr w:type="spellStart"/>
-      <w:proofErr w:type="gramEnd"/>
       <w:r>
         <w:rPr>
           <w:rFonts w:ascii="Courier New" w:hAnsi="Courier New" w:cs="Courier New"/>
@@ -12187,17 +8997,7 @@
           <w:sz w:val="20"/>
           <w:szCs w:val="20"/>
         </w:rPr>
-        <w:t>.getString</w:t>
-      </w:r>
-      <w:proofErr w:type="spellEnd"/>
-      <w:r>
-        <w:rPr>
-          <w:rFonts w:ascii="Courier New" w:hAnsi="Courier New" w:cs="Courier New"/>
-          <w:color w:val="000000"/>
-          <w:sz w:val="20"/>
-          <w:szCs w:val="20"/>
-        </w:rPr>
-        <w:t>(4));</w:t>
+        <w:t>.getString(4));</w:t>
       </w:r>
     </w:p>
     <w:p>
@@ -12323,18 +9123,7 @@
           <w:sz w:val="20"/>
           <w:szCs w:val="20"/>
         </w:rPr>
-        <w:t xml:space="preserve">            </w:t>
-      </w:r>
-      <w:proofErr w:type="spellStart"/>
-      <w:proofErr w:type="gramStart"/>
-      <w:r>
-        <w:rPr>
-          <w:rFonts w:ascii="Courier New" w:hAnsi="Courier New" w:cs="Courier New"/>
-          <w:color w:val="000000"/>
-          <w:sz w:val="20"/>
-          <w:szCs w:val="20"/>
-        </w:rPr>
-        <w:t>System.</w:t>
+        <w:t xml:space="preserve">            System.</w:t>
       </w:r>
       <w:r>
         <w:rPr>
@@ -12356,19 +9145,8 @@
           <w:sz w:val="20"/>
           <w:szCs w:val="20"/>
         </w:rPr>
-        <w:t>.println</w:t>
-      </w:r>
-      <w:proofErr w:type="spellEnd"/>
-      <w:r>
-        <w:rPr>
-          <w:rFonts w:ascii="Courier New" w:hAnsi="Courier New" w:cs="Courier New"/>
-          <w:color w:val="000000"/>
-          <w:sz w:val="20"/>
-          <w:szCs w:val="20"/>
-        </w:rPr>
-        <w:t>(</w:t>
-      </w:r>
-      <w:proofErr w:type="gramEnd"/>
+        <w:t>.println(</w:t>
+      </w:r>
       <w:r>
         <w:rPr>
           <w:rFonts w:ascii="Courier New" w:hAnsi="Courier New" w:cs="Courier New"/>
@@ -12475,7 +9253,6 @@
         </w:rPr>
         <w:t xml:space="preserve">    </w:t>
       </w:r>
-      <w:proofErr w:type="gramStart"/>
       <w:r>
         <w:rPr>
           <w:rFonts w:ascii="Courier New" w:hAnsi="Courier New" w:cs="Courier New"/>
@@ -12487,7 +9264,6 @@
         </w:rPr>
         <w:t>public</w:t>
       </w:r>
-      <w:proofErr w:type="gramEnd"/>
       <w:r>
         <w:rPr>
           <w:rFonts w:ascii="Courier New" w:hAnsi="Courier New" w:cs="Courier New"/>
@@ -12537,7 +9313,6 @@
         </w:rPr>
         <w:t xml:space="preserve"> main(String </w:t>
       </w:r>
-      <w:proofErr w:type="spellStart"/>
       <w:r>
         <w:rPr>
           <w:rFonts w:ascii="Courier New" w:hAnsi="Courier New" w:cs="Courier New"/>
@@ -12547,7 +9322,6 @@
         </w:rPr>
         <w:t>arr</w:t>
       </w:r>
-      <w:proofErr w:type="spellEnd"/>
       <w:r>
         <w:rPr>
           <w:rFonts w:ascii="Courier New" w:hAnsi="Courier New" w:cs="Courier New"/>
@@ -12579,7 +9353,6 @@
         </w:rPr>
         <w:t xml:space="preserve">        </w:t>
       </w:r>
-      <w:proofErr w:type="gramStart"/>
       <w:r>
         <w:rPr>
           <w:rFonts w:ascii="Courier New" w:hAnsi="Courier New" w:cs="Courier New"/>
@@ -12591,35 +9364,14 @@
         </w:rPr>
         <w:t>new</w:t>
       </w:r>
-      <w:proofErr w:type="gramEnd"/>
-      <w:r>
-        <w:rPr>
-          <w:rFonts w:ascii="Courier New" w:hAnsi="Courier New" w:cs="Courier New"/>
-          <w:color w:val="000000"/>
-          <w:sz w:val="20"/>
-          <w:szCs w:val="20"/>
-        </w:rPr>
-        <w:t xml:space="preserve"> </w:t>
-      </w:r>
-      <w:proofErr w:type="spellStart"/>
-      <w:r>
-        <w:rPr>
-          <w:rFonts w:ascii="Courier New" w:hAnsi="Courier New" w:cs="Courier New"/>
-          <w:color w:val="000000"/>
-          <w:sz w:val="20"/>
-          <w:szCs w:val="20"/>
-        </w:rPr>
-        <w:t>JdbcOracleConnection</w:t>
-      </w:r>
-      <w:proofErr w:type="spellEnd"/>
-      <w:r>
-        <w:rPr>
-          <w:rFonts w:ascii="Courier New" w:hAnsi="Courier New" w:cs="Courier New"/>
-          <w:color w:val="000000"/>
-          <w:sz w:val="20"/>
-          <w:szCs w:val="20"/>
-        </w:rPr>
-        <w:t>();</w:t>
+      <w:r>
+        <w:rPr>
+          <w:rFonts w:ascii="Courier New" w:hAnsi="Courier New" w:cs="Courier New"/>
+          <w:color w:val="000000"/>
+          <w:sz w:val="20"/>
+          <w:szCs w:val="20"/>
+        </w:rPr>
+        <w:t xml:space="preserve"> JdbcOracleConnection();</w:t>
       </w:r>
     </w:p>
     <w:p>
@@ -12678,8 +9430,8 @@
 </file>
 
 <file path=word/numbering.xml><?xml version="1.0" encoding="utf-8"?>
-<w:numbering xmlns:wpc="http://schemas.microsoft.com/office/word/2010/wordprocessingCanvas" xmlns:mc="http://schemas.openxmlformats.org/markup-compatibility/2006" xmlns:o="urn:schemas-microsoft-com:office:office" xmlns:r="http://schemas.openxmlformats.org/officeDocument/2006/relationships" xmlns:m="http://schemas.openxmlformats.org/officeDocument/2006/math" xmlns:v="urn:schemas-microsoft-com:vml" xmlns:wp14="http://schemas.microsoft.com/office/word/2010/wordprocessingDrawing" xmlns:wp="http://schemas.openxmlformats.org/drawingml/2006/wordprocessingDrawing" xmlns:w10="urn:schemas-microsoft-com:office:word" xmlns:w="http://schemas.openxmlformats.org/wordprocessingml/2006/main" xmlns:w14="http://schemas.microsoft.com/office/word/2010/wordml" xmlns:w15="http://schemas.microsoft.com/office/word/2012/wordml" xmlns:wpg="http://schemas.microsoft.com/office/word/2010/wordprocessingGroup" xmlns:wpi="http://schemas.microsoft.com/office/word/2010/wordprocessingInk" xmlns:wne="http://schemas.microsoft.com/office/word/2006/wordml" xmlns:wps="http://schemas.microsoft.com/office/word/2010/wordprocessingShape" mc:Ignorable="w14 w15 wp14">
-  <w:abstractNum w:abstractNumId="0">
+<w:numbering xmlns:wpc="http://schemas.microsoft.com/office/word/2010/wordprocessingCanvas" xmlns:cx="http://schemas.microsoft.com/office/drawing/2014/chartex" xmlns:cx1="http://schemas.microsoft.com/office/drawing/2015/9/8/chartex" xmlns:cx2="http://schemas.microsoft.com/office/drawing/2015/10/21/chartex" xmlns:cx3="http://schemas.microsoft.com/office/drawing/2016/5/9/chartex" xmlns:cx4="http://schemas.microsoft.com/office/drawing/2016/5/10/chartex" xmlns:cx5="http://schemas.microsoft.com/office/drawing/2016/5/11/chartex" xmlns:cx6="http://schemas.microsoft.com/office/drawing/2016/5/12/chartex" xmlns:cx7="http://schemas.microsoft.com/office/drawing/2016/5/13/chartex" xmlns:cx8="http://schemas.microsoft.com/office/drawing/2016/5/14/chartex" xmlns:mc="http://schemas.openxmlformats.org/markup-compatibility/2006" xmlns:aink="http://schemas.microsoft.com/office/drawing/2016/ink" xmlns:am3d="http://schemas.microsoft.com/office/drawing/2017/model3d" xmlns:o="urn:schemas-microsoft-com:office:office" xmlns:r="http://schemas.openxmlformats.org/officeDocument/2006/relationships" xmlns:m="http://schemas.openxmlformats.org/officeDocument/2006/math" xmlns:v="urn:schemas-microsoft-com:vml" xmlns:wp14="http://schemas.microsoft.com/office/word/2010/wordprocessingDrawing" xmlns:wp="http://schemas.openxmlformats.org/drawingml/2006/wordprocessingDrawing" xmlns:w10="urn:schemas-microsoft-com:office:word" xmlns:w="http://schemas.openxmlformats.org/wordprocessingml/2006/main" xmlns:w14="http://schemas.microsoft.com/office/word/2010/wordml" xmlns:w15="http://schemas.microsoft.com/office/word/2012/wordml" xmlns:w16cid="http://schemas.microsoft.com/office/word/2016/wordml/cid" xmlns:w16se="http://schemas.microsoft.com/office/word/2015/wordml/symex" xmlns:wpg="http://schemas.microsoft.com/office/word/2010/wordprocessingGroup" xmlns:wpi="http://schemas.microsoft.com/office/word/2010/wordprocessingInk" xmlns:wne="http://schemas.microsoft.com/office/word/2006/wordml" xmlns:wps="http://schemas.microsoft.com/office/word/2010/wordprocessingShape" mc:Ignorable="w14 w15 w16se w16cid wp14">
+  <w:abstractNum w:abstractNumId="0" w15:restartNumberingAfterBreak="0">
     <w:nsid w:val="02A700B3"/>
     <w:multiLevelType w:val="multilevel"/>
     <w:tmpl w:val="04826EC6"/>
@@ -12835,7 +9587,7 @@
 </file>
 
 <file path=word/styles.xml><?xml version="1.0" encoding="utf-8"?>
-<w:styles xmlns:mc="http://schemas.openxmlformats.org/markup-compatibility/2006" xmlns:r="http://schemas.openxmlformats.org/officeDocument/2006/relationships" xmlns:w="http://schemas.openxmlformats.org/wordprocessingml/2006/main" xmlns:w14="http://schemas.microsoft.com/office/word/2010/wordml" xmlns:w15="http://schemas.microsoft.com/office/word/2012/wordml" mc:Ignorable="w14 w15">
+<w:styles xmlns:mc="http://schemas.openxmlformats.org/markup-compatibility/2006" xmlns:r="http://schemas.openxmlformats.org/officeDocument/2006/relationships" xmlns:w="http://schemas.openxmlformats.org/wordprocessingml/2006/main" xmlns:w14="http://schemas.microsoft.com/office/word/2010/wordml" xmlns:w15="http://schemas.microsoft.com/office/word/2012/wordml" xmlns:w16cid="http://schemas.microsoft.com/office/word/2016/wordml/cid" xmlns:w16se="http://schemas.microsoft.com/office/word/2015/wordml/symex" mc:Ignorable="w14 w15 w16se w16cid">
   <w:docDefaults>
     <w:rPrDefault>
       <w:rPr>
@@ -12851,7 +9603,7 @@
       </w:pPr>
     </w:pPrDefault>
   </w:docDefaults>
-  <w:latentStyles w:defLockedState="0" w:defUIPriority="99" w:defSemiHidden="0" w:defUnhideWhenUsed="0" w:defQFormat="0" w:count="371">
+  <w:latentStyles w:defLockedState="0" w:defUIPriority="99" w:defSemiHidden="0" w:defUnhideWhenUsed="0" w:defQFormat="0" w:count="375">
     <w:lsdException w:name="Normal" w:uiPriority="0" w:qFormat="1"/>
     <w:lsdException w:name="heading 1" w:uiPriority="9" w:qFormat="1"/>
     <w:lsdException w:name="heading 2" w:semiHidden="1" w:uiPriority="9" w:unhideWhenUsed="1" w:qFormat="1"/>
@@ -12957,7 +9709,6 @@
     <w:lsdException w:name="HTML Sample" w:semiHidden="1" w:unhideWhenUsed="1"/>
     <w:lsdException w:name="HTML Typewriter" w:semiHidden="1" w:unhideWhenUsed="1"/>
     <w:lsdException w:name="HTML Variable" w:semiHidden="1" w:unhideWhenUsed="1"/>
-    <w:lsdException w:name="Normal Table" w:semiHidden="1" w:unhideWhenUsed="1"/>
     <w:lsdException w:name="annotation subject" w:semiHidden="1" w:unhideWhenUsed="1"/>
     <w:lsdException w:name="No List" w:semiHidden="1" w:unhideWhenUsed="1"/>
     <w:lsdException w:name="Outline List 1" w:semiHidden="1" w:unhideWhenUsed="1"/>
@@ -13001,10 +9752,8 @@
     <w:lsdException w:name="Table Elegant" w:semiHidden="1" w:unhideWhenUsed="1"/>
     <w:lsdException w:name="Table Professional" w:semiHidden="1" w:unhideWhenUsed="1"/>
     <w:lsdException w:name="Table Subtle 1" w:semiHidden="1" w:unhideWhenUsed="1"/>
-    <w:lsdException w:name="Table Subtle 2" w:semiHidden="1" w:unhideWhenUsed="1"/>
     <w:lsdException w:name="Table Web 1" w:semiHidden="1" w:unhideWhenUsed="1"/>
     <w:lsdException w:name="Table Web 2" w:semiHidden="1" w:unhideWhenUsed="1"/>
-    <w:lsdException w:name="Table Web 3" w:semiHidden="1" w:unhideWhenUsed="1"/>
     <w:lsdException w:name="Balloon Text" w:semiHidden="1" w:unhideWhenUsed="1"/>
     <w:lsdException w:name="Table Grid" w:uiPriority="39"/>
     <w:lsdException w:name="Table Theme" w:semiHidden="1" w:unhideWhenUsed="1"/>
@@ -13223,6 +9972,10 @@
     <w:lsdException w:name="List Table 5 Dark Accent 6" w:uiPriority="50"/>
     <w:lsdException w:name="List Table 6 Colorful Accent 6" w:uiPriority="51"/>
     <w:lsdException w:name="List Table 7 Colorful Accent 6" w:uiPriority="52"/>
+    <w:lsdException w:name="Mention" w:semiHidden="1" w:unhideWhenUsed="1"/>
+    <w:lsdException w:name="Smart Hyperlink" w:semiHidden="1" w:unhideWhenUsed="1"/>
+    <w:lsdException w:name="Hashtag" w:semiHidden="1" w:unhideWhenUsed="1"/>
+    <w:lsdException w:name="Unresolved Mention" w:semiHidden="1" w:unhideWhenUsed="1"/>
   </w:latentStyles>
   <w:style w:type="paragraph" w:default="1" w:styleId="Normal">
     <w:name w:val="Normal"/>
